--- a/MODULOS DE ESTUDO/Revisão posicionamentos.docx
+++ b/MODULOS DE ESTUDO/Revisão posicionamentos.docx
@@ -214,69 +214,91 @@
     </w:p>
     <w:p>
       <w:pPr>
-        <w:pStyle w:val="PargrafodaLista"/>
-        <w:jc w:val="center"/>
-        <w:rPr>
-          <w:sz w:val="24"/>
-          <w:szCs w:val="24"/>
-        </w:rPr>
-      </w:pPr>
-      <w:r>
-        <w:rPr>
-          <w:rFonts w:ascii="Segoe UI Emoji" w:hAnsi="Segoe UI Emoji" w:cs="Segoe UI Emoji"/>
-          <w:color w:val="005E00"/>
-          <w:sz w:val="24"/>
-          <w:szCs w:val="24"/>
+        <w:spacing w:after="0"/>
+        <w:rPr>
+          <w:rFonts w:ascii="Times New Roman" w:eastAsia="Times New Roman" w:hAnsi="Times New Roman" w:cs="Times New Roman"/>
+          <w:sz w:val="24"/>
+          <w:szCs w:val="24"/>
+          <w:lang w:eastAsia="pt-BR"/>
+        </w:rPr>
+      </w:pPr>
+      <w:r>
+        <w:rPr>
+          <w:rFonts w:ascii="Segoe UI Emoji" w:eastAsia="Times New Roman" w:hAnsi="Segoe UI Emoji" w:cs="Segoe UI Emoji"/>
+          <w:color w:val="00B050"/>
+          <w:sz w:val="24"/>
+          <w:szCs w:val="24"/>
+          <w:lang w:eastAsia="pt-BR"/>
         </w:rPr>
         <w:t>✅</w:t>
       </w:r>
       <w:r>
         <w:rPr>
-          <w:sz w:val="24"/>
-          <w:szCs w:val="24"/>
-        </w:rPr>
-        <w:t xml:space="preserve"> </w:t>
-      </w:r>
-      <w:proofErr w:type="spellStart"/>
-      <w:r>
-        <w:rPr>
-          <w:b/>
-          <w:bCs/>
-          <w:sz w:val="24"/>
-          <w:szCs w:val="24"/>
-        </w:rPr>
-        <w:t>Transform</w:t>
-      </w:r>
-      <w:proofErr w:type="spellEnd"/>
-    </w:p>
-    <w:p>
-      <w:pPr>
-        <w:rPr>
-          <w:b/>
-          <w:bCs/>
-          <w:sz w:val="24"/>
-          <w:szCs w:val="24"/>
-        </w:rPr>
-      </w:pPr>
-      <w:r>
-        <w:rPr>
-          <w:b/>
-          <w:bCs/>
-          <w:sz w:val="24"/>
-          <w:szCs w:val="24"/>
-        </w:rPr>
-        <w:t xml:space="preserve">                                    </w:t>
-      </w:r>
+          <w:rFonts w:ascii="Times New Roman" w:eastAsia="Times New Roman" w:hAnsi="Times New Roman" w:cs="Times New Roman"/>
+          <w:sz w:val="24"/>
+          <w:szCs w:val="24"/>
+          <w:lang w:eastAsia="pt-BR"/>
+        </w:rPr>
+        <w:t xml:space="preserve"> Resumo simples</w:t>
+      </w:r>
+      <w:r>
+        <w:rPr>
+          <w:rFonts w:ascii="Times New Roman" w:eastAsia="Times New Roman" w:hAnsi="Times New Roman" w:cs="Times New Roman"/>
+          <w:sz w:val="24"/>
+          <w:szCs w:val="24"/>
+          <w:lang w:eastAsia="pt-BR"/>
+        </w:rPr>
+        <w:t xml:space="preserve">: </w:t>
+      </w:r>
+    </w:p>
+    <w:p>
+      <w:pPr>
+        <w:pStyle w:val="PargrafodaLista"/>
+        <w:numPr>
+          <w:ilvl w:val="0"/>
+          <w:numId w:val="4"/>
+        </w:numPr>
+        <w:spacing w:after="0"/>
+        <w:rPr>
+          <w:rFonts w:ascii="Times New Roman" w:eastAsia="Times New Roman" w:hAnsi="Times New Roman" w:cs="Times New Roman"/>
+          <w:sz w:val="24"/>
+          <w:szCs w:val="24"/>
+          <w:lang w:eastAsia="pt-BR"/>
+        </w:rPr>
+      </w:pPr>
+      <w:r>
+        <w:rPr>
+          <w:sz w:val="24"/>
+          <w:szCs w:val="24"/>
+        </w:rPr>
+        <w:t>O position no CSS define como o navegador deve calcular a posição de um elemento na página.</w:t>
+      </w:r>
+    </w:p>
+    <w:p>
+      <w:pPr>
+        <w:rPr>
+          <w:sz w:val="24"/>
+          <w:szCs w:val="24"/>
+        </w:rPr>
+      </w:pPr>
+    </w:p>
+    <w:p>
+      <w:pPr>
+        <w:rPr>
+          <w:sz w:val="24"/>
+          <w:szCs w:val="24"/>
+        </w:rPr>
+      </w:pPr>
       <w:r>
         <w:rPr>
           <w:noProof/>
           <w14:ligatures w14:val="standardContextual"/>
         </w:rPr>
         <w:drawing>
-          <wp:inline distT="0" distB="0" distL="0" distR="0" wp14:anchorId="5243B997" wp14:editId="0B33C9A0">
-            <wp:extent cx="3667125" cy="1409700"/>
-            <wp:effectExtent l="0" t="0" r="9525" b="0"/>
-            <wp:docPr id="174459667" name="Imagem 1"/>
+          <wp:inline distT="0" distB="0" distL="0" distR="0" wp14:anchorId="0B0D4AB0" wp14:editId="59DF6ED9">
+            <wp:extent cx="6132617" cy="1762125"/>
+            <wp:effectExtent l="0" t="0" r="1905" b="0"/>
+            <wp:docPr id="561035727" name="Imagem 1"/>
             <wp:cNvGraphicFramePr>
               <a:graphicFrameLocks xmlns:a="http://schemas.openxmlformats.org/drawingml/2006/main" noChangeAspect="1"/>
             </wp:cNvGraphicFramePr>
@@ -284,7 +306,7 @@
               <a:graphicData uri="http://schemas.openxmlformats.org/drawingml/2006/picture">
                 <pic:pic xmlns:pic="http://schemas.openxmlformats.org/drawingml/2006/picture">
                   <pic:nvPicPr>
-                    <pic:cNvPr id="174459667" name=""/>
+                    <pic:cNvPr id="561035727" name=""/>
                     <pic:cNvPicPr/>
                   </pic:nvPicPr>
                   <pic:blipFill>
@@ -302,7 +324,7 @@
                   <pic:spPr>
                     <a:xfrm>
                       <a:off x="0" y="0"/>
-                      <a:ext cx="3667125" cy="1409700"/>
+                      <a:ext cx="6205331" cy="1783018"/>
                     </a:xfrm>
                     <a:prstGeom prst="rect">
                       <a:avLst/>
@@ -318,29 +340,87 @@
     <w:p>
       <w:pPr>
         <w:rPr>
-          <w:b/>
-          <w:bCs/>
-          <w:sz w:val="24"/>
-          <w:szCs w:val="24"/>
-        </w:rPr>
-      </w:pPr>
-      <w:r>
-        <w:rPr>
-          <w:b/>
-          <w:bCs/>
-          <w:sz w:val="24"/>
-          <w:szCs w:val="24"/>
-        </w:rPr>
-        <w:t>T</w:t>
-      </w:r>
-      <w:r>
-        <w:rPr>
-          <w:b/>
-          <w:bCs/>
-          <w:sz w:val="24"/>
-          <w:szCs w:val="24"/>
-        </w:rPr>
-        <w:t>ipo um espelhamento invertido, ou melhor, um "ajuste fino" ao centro.</w:t>
+          <w:sz w:val="24"/>
+          <w:szCs w:val="24"/>
+        </w:rPr>
+      </w:pPr>
+      <w:r>
+        <w:rPr>
+          <w:rFonts w:ascii="Segoe UI Emoji" w:eastAsia="Times New Roman" w:hAnsi="Segoe UI Emoji" w:cs="Segoe UI Emoji"/>
+          <w:sz w:val="24"/>
+          <w:szCs w:val="24"/>
+          <w:lang w:eastAsia="pt-BR"/>
+        </w:rPr>
+        <w:t>📌</w:t>
+      </w:r>
+      <w:r>
+        <w:rPr>
+          <w:sz w:val="24"/>
+          <w:szCs w:val="24"/>
+        </w:rPr>
+        <w:t xml:space="preserve"> </w:t>
+      </w:r>
+      <w:r>
+        <w:rPr>
+          <w:sz w:val="24"/>
+          <w:szCs w:val="24"/>
+        </w:rPr>
+        <w:t>Aceita top/</w:t>
+      </w:r>
+      <w:proofErr w:type="spellStart"/>
+      <w:r>
+        <w:rPr>
+          <w:sz w:val="24"/>
+          <w:szCs w:val="24"/>
+        </w:rPr>
+        <w:t>left</w:t>
+      </w:r>
+      <w:proofErr w:type="spellEnd"/>
+      <w:r>
+        <w:rPr>
+          <w:sz w:val="24"/>
+          <w:szCs w:val="24"/>
+        </w:rPr>
+        <w:t>/</w:t>
+      </w:r>
+      <w:proofErr w:type="spellStart"/>
+      <w:r>
+        <w:rPr>
+          <w:sz w:val="24"/>
+          <w:szCs w:val="24"/>
+        </w:rPr>
+        <w:t>right</w:t>
+      </w:r>
+      <w:proofErr w:type="spellEnd"/>
+      <w:r>
+        <w:rPr>
+          <w:sz w:val="24"/>
+          <w:szCs w:val="24"/>
+        </w:rPr>
+        <w:t>/</w:t>
+      </w:r>
+      <w:proofErr w:type="spellStart"/>
+      <w:r>
+        <w:rPr>
+          <w:sz w:val="24"/>
+          <w:szCs w:val="24"/>
+        </w:rPr>
+        <w:t>bottom</w:t>
+      </w:r>
+      <w:proofErr w:type="spellEnd"/>
+      <w:r>
+        <w:rPr>
+          <w:sz w:val="24"/>
+          <w:szCs w:val="24"/>
+        </w:rPr>
+        <w:t>? Base de posicionamento</w:t>
+      </w:r>
+      <w:r>
+        <w:rPr>
+          <w:sz w:val="24"/>
+          <w:szCs w:val="24"/>
+        </w:rPr>
+        <w:t>:</w:t>
       </w:r>
     </w:p>
     <w:p>
@@ -348,79 +428,29 @@
         <w:pStyle w:val="PargrafodaLista"/>
         <w:numPr>
           <w:ilvl w:val="0"/>
-          <w:numId w:val="2"/>
+          <w:numId w:val="4"/>
         </w:numPr>
-        <w:rPr>
-          <w:b/>
-          <w:bCs/>
-          <w:sz w:val="24"/>
-          <w:szCs w:val="24"/>
-        </w:rPr>
-      </w:pPr>
-      <w:r>
-        <w:rPr>
-          <w:b/>
-          <w:bCs/>
-          <w:color w:val="004F88"/>
-          <w:sz w:val="24"/>
-          <w:szCs w:val="24"/>
-        </w:rPr>
-        <w:t>(</w:t>
-      </w:r>
+        <w:spacing w:after="0"/>
+        <w:rPr>
+          <w:sz w:val="24"/>
+          <w:szCs w:val="24"/>
+        </w:rPr>
+      </w:pPr>
       <w:proofErr w:type="spellStart"/>
       <w:r>
         <w:rPr>
           <w:b/>
           <w:bCs/>
-          <w:color w:val="004F88"/>
-          <w:sz w:val="24"/>
-          <w:szCs w:val="24"/>
-        </w:rPr>
-        <w:t>left</w:t>
+          <w:color w:val="0070C0"/>
+          <w:sz w:val="24"/>
+          <w:szCs w:val="24"/>
+        </w:rPr>
+        <w:t>static</w:t>
       </w:r>
       <w:proofErr w:type="spellEnd"/>
       <w:r>
         <w:rPr>
-          <w:b/>
-          <w:bCs/>
-          <w:color w:val="004F88"/>
-          <w:sz w:val="24"/>
-          <w:szCs w:val="24"/>
-        </w:rPr>
-        <w:t xml:space="preserve">: 50% / top: 50%) </w:t>
-      </w:r>
-      <w:r>
-        <w:rPr>
-          <w:sz w:val="24"/>
-          <w:szCs w:val="24"/>
-        </w:rPr>
-        <w:t>O c</w:t>
-      </w:r>
-      <w:r>
-        <w:rPr>
-          <w:sz w:val="24"/>
-          <w:szCs w:val="24"/>
-        </w:rPr>
-        <w:t>anto superior esquerdo do elemento (</w:t>
-      </w:r>
-      <w:proofErr w:type="spellStart"/>
-      <w:r>
-        <w:rPr>
-          <w:sz w:val="24"/>
-          <w:szCs w:val="24"/>
-        </w:rPr>
-        <w:t>img</w:t>
-      </w:r>
-      <w:proofErr w:type="spellEnd"/>
-      <w:r>
-        <w:rPr>
-          <w:sz w:val="24"/>
-          <w:szCs w:val="24"/>
-        </w:rPr>
-        <w:t>) vai parar bem no meio do</w:t>
-      </w:r>
-      <w:r>
-        <w:rPr>
+          <w:color w:val="0070C0"/>
           <w:sz w:val="24"/>
           <w:szCs w:val="24"/>
         </w:rPr>
@@ -428,17 +458,19 @@
       </w:r>
       <w:r>
         <w:rPr>
-          <w:sz w:val="24"/>
-          <w:szCs w:val="24"/>
-        </w:rPr>
-        <w:t>contêiner</w:t>
-      </w:r>
-      <w:r>
-        <w:rPr>
-          <w:sz w:val="24"/>
-          <w:szCs w:val="24"/>
-        </w:rPr>
-        <w:t>.</w:t>
+          <w:rFonts w:ascii="Segoe UI Emoji" w:hAnsi="Segoe UI Emoji" w:cs="Segoe UI Emoji"/>
+          <w:color w:val="EE0000"/>
+          <w:sz w:val="24"/>
+          <w:szCs w:val="24"/>
+        </w:rPr>
+        <w:t>❌</w:t>
+      </w:r>
+      <w:r>
+        <w:rPr>
+          <w:sz w:val="24"/>
+          <w:szCs w:val="24"/>
+        </w:rPr>
+        <w:t xml:space="preserve"> </w:t>
       </w:r>
     </w:p>
     <w:p>
@@ -446,11 +478,10 @@
         <w:pStyle w:val="PargrafodaLista"/>
         <w:numPr>
           <w:ilvl w:val="0"/>
-          <w:numId w:val="2"/>
+          <w:numId w:val="4"/>
         </w:numPr>
-        <w:rPr>
-          <w:b/>
-          <w:bCs/>
+        <w:spacing w:after="0"/>
+        <w:rPr>
           <w:sz w:val="24"/>
           <w:szCs w:val="24"/>
         </w:rPr>
@@ -460,66 +491,66 @@
         <w:rPr>
           <w:b/>
           <w:bCs/>
-          <w:color w:val="004F88"/>
-          <w:sz w:val="24"/>
-          <w:szCs w:val="24"/>
-        </w:rPr>
-        <w:t>transform</w:t>
+          <w:color w:val="0070C0"/>
+          <w:sz w:val="24"/>
+          <w:szCs w:val="24"/>
+        </w:rPr>
+        <w:t>relative</w:t>
       </w:r>
       <w:proofErr w:type="spellEnd"/>
       <w:r>
         <w:rPr>
-          <w:b/>
-          <w:bCs/>
-          <w:color w:val="004F88"/>
-          <w:sz w:val="24"/>
-          <w:szCs w:val="24"/>
-        </w:rPr>
-        <w:t xml:space="preserve">: </w:t>
-      </w:r>
+          <w:color w:val="0070C0"/>
+          <w:sz w:val="24"/>
+          <w:szCs w:val="24"/>
+        </w:rPr>
+        <w:t xml:space="preserve"> </w:t>
+      </w:r>
+      <w:r>
+        <w:rPr>
+          <w:rFonts w:ascii="Segoe UI Emoji" w:hAnsi="Segoe UI Emoji" w:cs="Segoe UI Emoji"/>
+          <w:color w:val="00B050"/>
+          <w:sz w:val="24"/>
+          <w:szCs w:val="24"/>
+        </w:rPr>
+        <w:t>✅</w:t>
+      </w:r>
+      <w:r>
+        <w:rPr>
+          <w:sz w:val="24"/>
+          <w:szCs w:val="24"/>
+        </w:rPr>
+        <w:t xml:space="preserve"> </w:t>
+      </w:r>
+    </w:p>
+    <w:p>
+      <w:pPr>
+        <w:pStyle w:val="PargrafodaLista"/>
+        <w:numPr>
+          <w:ilvl w:val="0"/>
+          <w:numId w:val="4"/>
+        </w:numPr>
+        <w:spacing w:after="0"/>
+        <w:rPr>
+          <w:sz w:val="24"/>
+          <w:szCs w:val="24"/>
+        </w:rPr>
+      </w:pPr>
       <w:proofErr w:type="spellStart"/>
-      <w:proofErr w:type="gramStart"/>
-      <w:r>
-        <w:rPr>
-          <w:b/>
-          <w:bCs/>
-          <w:color w:val="004F88"/>
-          <w:sz w:val="24"/>
-          <w:szCs w:val="24"/>
-        </w:rPr>
-        <w:t>translate</w:t>
+      <w:r>
+        <w:rPr>
+          <w:b/>
+          <w:bCs/>
+          <w:color w:val="0070C0"/>
+          <w:sz w:val="24"/>
+          <w:szCs w:val="24"/>
+        </w:rPr>
+        <w:t>absolute</w:t>
       </w:r>
       <w:proofErr w:type="spellEnd"/>
       <w:r>
         <w:rPr>
-          <w:b/>
-          <w:bCs/>
-          <w:color w:val="004F88"/>
-          <w:sz w:val="24"/>
-          <w:szCs w:val="24"/>
-        </w:rPr>
-        <w:t>(</w:t>
-      </w:r>
-      <w:proofErr w:type="gramEnd"/>
-      <w:r>
-        <w:rPr>
-          <w:b/>
-          <w:bCs/>
-          <w:color w:val="004F88"/>
-          <w:sz w:val="24"/>
-          <w:szCs w:val="24"/>
-        </w:rPr>
-        <w:t xml:space="preserve">-50%, -50%) </w:t>
-      </w:r>
-      <w:r>
-        <w:rPr>
-          <w:sz w:val="24"/>
-          <w:szCs w:val="24"/>
-        </w:rPr>
-        <w:t>Isso desloca a imagem pra trás, na metade da própria largura e altura, ou seja:</w:t>
-      </w:r>
-      <w:r>
-        <w:rPr>
+          <w:color w:val="0070C0"/>
           <w:sz w:val="24"/>
           <w:szCs w:val="24"/>
         </w:rPr>
@@ -527,130 +558,98 @@
       </w:r>
       <w:r>
         <w:rPr>
-          <w:sz w:val="24"/>
-          <w:szCs w:val="24"/>
-        </w:rPr>
-        <w:br/>
-      </w:r>
-      <w:r>
-        <w:rPr>
-          <w:b/>
-          <w:bCs/>
-          <w:sz w:val="24"/>
-          <w:szCs w:val="24"/>
-        </w:rPr>
-        <w:t>-50% da largura:</w:t>
-      </w:r>
-      <w:r>
-        <w:rPr>
-          <w:sz w:val="24"/>
-          <w:szCs w:val="24"/>
-        </w:rPr>
-        <w:t xml:space="preserve"> move o centro pro meio horizontalmente.</w:t>
-      </w:r>
-    </w:p>
-    <w:p>
-      <w:pPr>
-        <w:pStyle w:val="PargrafodaLista"/>
-        <w:rPr>
-          <w:sz w:val="24"/>
-          <w:szCs w:val="24"/>
-        </w:rPr>
-      </w:pPr>
-      <w:r>
-        <w:rPr>
-          <w:b/>
-          <w:bCs/>
-          <w:sz w:val="24"/>
-          <w:szCs w:val="24"/>
-        </w:rPr>
-        <w:t xml:space="preserve">-50% da altura: </w:t>
-      </w:r>
-      <w:r>
-        <w:rPr>
-          <w:sz w:val="24"/>
-          <w:szCs w:val="24"/>
-        </w:rPr>
-        <w:t>move o centro pro meio verticalmente.</w:t>
-      </w:r>
-    </w:p>
-    <w:p>
-      <w:pPr>
-        <w:pStyle w:val="PargrafodaLista"/>
-        <w:rPr>
-          <w:b/>
-          <w:bCs/>
-          <w:sz w:val="24"/>
-          <w:szCs w:val="24"/>
-        </w:rPr>
-      </w:pPr>
-    </w:p>
-    <w:p>
-      <w:pPr>
-        <w:pStyle w:val="PargrafodaLista"/>
-        <w:rPr>
-          <w:sz w:val="24"/>
-          <w:szCs w:val="24"/>
-        </w:rPr>
-      </w:pPr>
-      <w:r>
-        <w:rPr>
-          <w:b/>
-          <w:bCs/>
-          <w:color w:val="A20000"/>
-          <w:sz w:val="24"/>
-          <w:szCs w:val="24"/>
-        </w:rPr>
-        <w:t>OBSERVAÇÃO:</w:t>
-      </w:r>
-      <w:r>
-        <w:rPr>
-          <w:color w:val="A20000"/>
+          <w:rFonts w:ascii="Segoe UI Emoji" w:hAnsi="Segoe UI Emoji" w:cs="Segoe UI Emoji"/>
+          <w:color w:val="00B050"/>
+          <w:sz w:val="24"/>
+          <w:szCs w:val="24"/>
+        </w:rPr>
+        <w:t>✅</w:t>
+      </w:r>
+      <w:r>
+        <w:rPr>
+          <w:color w:val="00B050"/>
           <w:sz w:val="24"/>
           <w:szCs w:val="24"/>
         </w:rPr>
         <w:t xml:space="preserve"> </w:t>
       </w:r>
-      <w:r>
-        <w:rPr>
-          <w:sz w:val="24"/>
-          <w:szCs w:val="24"/>
-        </w:rPr>
-        <w:t xml:space="preserve">Se usar </w:t>
-      </w:r>
-      <w:r>
-        <w:rPr>
-          <w:b/>
-          <w:bCs/>
-          <w:color w:val="004F88"/>
-          <w:sz w:val="24"/>
-          <w:szCs w:val="24"/>
-        </w:rPr>
-        <w:t>position:</w:t>
-      </w:r>
-      <w:r>
-        <w:rPr>
-          <w:color w:val="004F88"/>
+    </w:p>
+    <w:p>
+      <w:pPr>
+        <w:pStyle w:val="PargrafodaLista"/>
+        <w:numPr>
+          <w:ilvl w:val="0"/>
+          <w:numId w:val="4"/>
+        </w:numPr>
+        <w:spacing w:after="0"/>
+        <w:rPr>
+          <w:sz w:val="24"/>
+          <w:szCs w:val="24"/>
+        </w:rPr>
+      </w:pPr>
+      <w:r>
+        <w:rPr>
+          <w:b/>
+          <w:bCs/>
+          <w:color w:val="0070C0"/>
+          <w:sz w:val="24"/>
+          <w:szCs w:val="24"/>
+        </w:rPr>
+        <w:t>fixed</w:t>
+      </w:r>
+      <w:r>
+        <w:rPr>
+          <w:color w:val="0070C0"/>
           <w:sz w:val="24"/>
           <w:szCs w:val="24"/>
         </w:rPr>
         <w:t xml:space="preserve"> </w:t>
       </w:r>
+      <w:r>
+        <w:rPr>
+          <w:rFonts w:ascii="Segoe UI Emoji" w:hAnsi="Segoe UI Emoji" w:cs="Segoe UI Emoji"/>
+          <w:color w:val="00B050"/>
+          <w:sz w:val="24"/>
+          <w:szCs w:val="24"/>
+        </w:rPr>
+        <w:t>✅</w:t>
+      </w:r>
+      <w:r>
+        <w:rPr>
+          <w:sz w:val="24"/>
+          <w:szCs w:val="24"/>
+        </w:rPr>
+        <w:t xml:space="preserve"> </w:t>
+      </w:r>
+    </w:p>
+    <w:p>
+      <w:pPr>
+        <w:pStyle w:val="PargrafodaLista"/>
+        <w:numPr>
+          <w:ilvl w:val="0"/>
+          <w:numId w:val="4"/>
+        </w:numPr>
+        <w:spacing w:after="0"/>
+        <w:rPr>
+          <w:sz w:val="24"/>
+          <w:szCs w:val="24"/>
+        </w:rPr>
+      </w:pPr>
       <w:proofErr w:type="spellStart"/>
       <w:r>
         <w:rPr>
           <w:b/>
           <w:bCs/>
-          <w:color w:val="004F88"/>
-          <w:sz w:val="24"/>
-          <w:szCs w:val="24"/>
-        </w:rPr>
-        <w:t>relative</w:t>
+          <w:color w:val="0070C0"/>
+          <w:sz w:val="24"/>
+          <w:szCs w:val="24"/>
+        </w:rPr>
+        <w:t>sticky</w:t>
       </w:r>
       <w:proofErr w:type="spellEnd"/>
       <w:r>
         <w:rPr>
-          <w:color w:val="004F88"/>
+          <w:color w:val="0070C0"/>
           <w:sz w:val="24"/>
           <w:szCs w:val="24"/>
         </w:rPr>
@@ -658,17 +657,12 @@
       </w:r>
       <w:r>
         <w:rPr>
-          <w:sz w:val="24"/>
-          <w:szCs w:val="24"/>
-        </w:rPr>
-        <w:t>o</w:t>
-      </w:r>
-      <w:r>
-        <w:rPr>
-          <w:sz w:val="24"/>
-          <w:szCs w:val="24"/>
-        </w:rPr>
-        <w:t xml:space="preserve"> elemento não sai do fluxo do layout, e o deslocamento não se baseia no centro da tela, mas no ponto onde ele já estava posicionado naturalmente.</w:t>
+          <w:rFonts w:ascii="Segoe UI Emoji" w:hAnsi="Segoe UI Emoji" w:cs="Segoe UI Emoji"/>
+          <w:color w:val="00B050"/>
+          <w:sz w:val="24"/>
+          <w:szCs w:val="24"/>
+        </w:rPr>
+        <w:t>✅</w:t>
       </w:r>
       <w:r>
         <w:rPr>
@@ -677,264 +671,167 @@
         </w:rPr>
         <w:t xml:space="preserve"> </w:t>
       </w:r>
-      <w:r>
-        <w:rPr>
-          <w:sz w:val="24"/>
-          <w:szCs w:val="24"/>
-        </w:rPr>
-        <w:t xml:space="preserve">Aí, quando você aplica </w:t>
-      </w:r>
-      <w:proofErr w:type="spellStart"/>
-      <w:proofErr w:type="gramStart"/>
-      <w:r>
-        <w:rPr>
-          <w:sz w:val="24"/>
-          <w:szCs w:val="24"/>
-        </w:rPr>
-        <w:t>translate</w:t>
-      </w:r>
-      <w:proofErr w:type="spellEnd"/>
-      <w:r>
-        <w:rPr>
-          <w:sz w:val="24"/>
-          <w:szCs w:val="24"/>
-        </w:rPr>
-        <w:t>(</w:t>
-      </w:r>
-      <w:proofErr w:type="gramEnd"/>
-      <w:r>
-        <w:rPr>
-          <w:sz w:val="24"/>
-          <w:szCs w:val="24"/>
-        </w:rPr>
-        <w:t xml:space="preserve">-50%, -50%), ele se move, mas </w:t>
-      </w:r>
-      <w:r>
-        <w:rPr>
-          <w:b/>
-          <w:bCs/>
-          <w:sz w:val="24"/>
-          <w:szCs w:val="24"/>
-        </w:rPr>
-        <w:t>não está vindo do centro da tela</w:t>
-      </w:r>
-      <w:r>
-        <w:rPr>
-          <w:sz w:val="24"/>
-          <w:szCs w:val="24"/>
-        </w:rPr>
-        <w:t xml:space="preserve">, então </w:t>
-      </w:r>
-      <w:r>
-        <w:rPr>
-          <w:b/>
-          <w:bCs/>
-          <w:sz w:val="24"/>
-          <w:szCs w:val="24"/>
-        </w:rPr>
-        <w:t>fica torto/desalinhado</w:t>
-      </w:r>
-      <w:r>
-        <w:rPr>
-          <w:sz w:val="24"/>
-          <w:szCs w:val="24"/>
-        </w:rPr>
-        <w:t>.</w:t>
-      </w:r>
-    </w:p>
-    <w:p>
-      <w:pPr>
+    </w:p>
+    <w:p>
+      <w:pPr>
+        <w:rPr>
+          <w:sz w:val="24"/>
+          <w:szCs w:val="24"/>
+        </w:rPr>
+      </w:pPr>
+    </w:p>
+    <w:p>
+      <w:pPr>
+        <w:rPr>
+          <w:sz w:val="24"/>
+          <w:szCs w:val="24"/>
+        </w:rPr>
+      </w:pPr>
+    </w:p>
+    <w:p>
+      <w:pPr>
+        <w:rPr>
+          <w:sz w:val="24"/>
+          <w:szCs w:val="24"/>
+        </w:rPr>
+      </w:pPr>
+    </w:p>
+    <w:p>
+      <w:pPr>
+        <w:rPr>
+          <w:sz w:val="24"/>
+          <w:szCs w:val="24"/>
+        </w:rPr>
+      </w:pPr>
+    </w:p>
+    <w:p>
+      <w:pPr>
+        <w:rPr>
+          <w:sz w:val="24"/>
+          <w:szCs w:val="24"/>
+        </w:rPr>
+      </w:pPr>
+    </w:p>
+    <w:p>
+      <w:pPr>
+        <w:rPr>
+          <w:sz w:val="24"/>
+          <w:szCs w:val="24"/>
+        </w:rPr>
+      </w:pPr>
+    </w:p>
+    <w:p>
+      <w:pPr>
+        <w:rPr>
+          <w:sz w:val="24"/>
+          <w:szCs w:val="24"/>
+        </w:rPr>
+      </w:pPr>
+    </w:p>
+    <w:p>
+      <w:pPr>
+        <w:rPr>
+          <w:sz w:val="24"/>
+          <w:szCs w:val="24"/>
+        </w:rPr>
+      </w:pPr>
+    </w:p>
+    <w:p>
+      <w:pPr>
+        <w:rPr>
+          <w:sz w:val="24"/>
+          <w:szCs w:val="24"/>
+        </w:rPr>
+      </w:pPr>
+    </w:p>
+    <w:p>
+      <w:pPr>
+        <w:rPr>
+          <w:sz w:val="24"/>
+          <w:szCs w:val="24"/>
+        </w:rPr>
+      </w:pPr>
+    </w:p>
+    <w:p>
+      <w:pPr>
+        <w:rPr>
+          <w:sz w:val="24"/>
+          <w:szCs w:val="24"/>
+        </w:rPr>
+      </w:pPr>
+    </w:p>
+    <w:p>
+      <w:pPr>
+        <w:pStyle w:val="PargrafodaLista"/>
+        <w:jc w:val="center"/>
+        <w:rPr>
+          <w:sz w:val="24"/>
+          <w:szCs w:val="24"/>
+        </w:rPr>
+      </w:pPr>
+      <w:r>
         <w:rPr>
           <w:rFonts w:ascii="Segoe UI Emoji" w:hAnsi="Segoe UI Emoji" w:cs="Segoe UI Emoji"/>
           <w:color w:val="005E00"/>
           <w:sz w:val="24"/>
           <w:szCs w:val="24"/>
         </w:rPr>
-      </w:pPr>
-      <w:r>
+        <w:lastRenderedPageBreak/>
+        <w:t>✅</w:t>
+      </w:r>
+      <w:r>
+        <w:rPr>
+          <w:sz w:val="24"/>
+          <w:szCs w:val="24"/>
+        </w:rPr>
+        <w:t xml:space="preserve"> </w:t>
+      </w:r>
+      <w:r>
+        <w:rPr>
+          <w:b/>
+          <w:bCs/>
+          <w:sz w:val="24"/>
+          <w:szCs w:val="24"/>
+        </w:rPr>
+        <w:t xml:space="preserve">Método </w:t>
+      </w:r>
+      <w:proofErr w:type="spellStart"/>
+      <w:r>
+        <w:rPr>
+          <w:b/>
+          <w:bCs/>
+          <w:sz w:val="24"/>
+          <w:szCs w:val="24"/>
+        </w:rPr>
+        <w:t>génerico</w:t>
+      </w:r>
+      <w:proofErr w:type="spellEnd"/>
+      <w:r>
+        <w:rPr>
+          <w:b/>
+          <w:bCs/>
+          <w:sz w:val="24"/>
+          <w:szCs w:val="24"/>
+        </w:rPr>
+        <w:t xml:space="preserve"> </w:t>
+      </w:r>
+    </w:p>
+    <w:p>
+      <w:pPr>
+        <w:pStyle w:val="PargrafodaLista"/>
+        <w:jc w:val="center"/>
         <w:rPr>
           <w:rFonts w:ascii="Segoe UI Emoji" w:hAnsi="Segoe UI Emoji" w:cs="Segoe UI Emoji"/>
           <w:color w:val="005E00"/>
           <w:sz w:val="24"/>
           <w:szCs w:val="24"/>
         </w:rPr>
-        <w:t>✅ QUANDO USAR:</w:t>
-      </w:r>
-    </w:p>
-    <w:p>
-      <w:pPr>
-        <w:pStyle w:val="PargrafodaLista"/>
-        <w:numPr>
-          <w:ilvl w:val="0"/>
-          <w:numId w:val="3"/>
-        </w:numPr>
-        <w:rPr>
-          <w:rFonts w:ascii="Segoe UI Emoji" w:hAnsi="Segoe UI Emoji" w:cs="Segoe UI Emoji"/>
-          <w:sz w:val="24"/>
-          <w:szCs w:val="24"/>
-        </w:rPr>
-      </w:pPr>
-      <w:r>
-        <w:rPr>
-          <w:rFonts w:ascii="Segoe UI Emoji" w:hAnsi="Segoe UI Emoji" w:cs="Segoe UI Emoji"/>
-          <w:sz w:val="24"/>
-          <w:szCs w:val="24"/>
-        </w:rPr>
-        <w:t xml:space="preserve">Quando o </w:t>
-      </w:r>
-      <w:r>
-        <w:rPr>
-          <w:rFonts w:ascii="Segoe UI Emoji" w:hAnsi="Segoe UI Emoji" w:cs="Segoe UI Emoji"/>
-          <w:b/>
-          <w:bCs/>
-          <w:sz w:val="24"/>
-          <w:szCs w:val="24"/>
-        </w:rPr>
-        <w:t>tamanho do elemento é variável ou dinâmico</w:t>
-      </w:r>
-      <w:r>
-        <w:rPr>
-          <w:rFonts w:ascii="Segoe UI Emoji" w:hAnsi="Segoe UI Emoji" w:cs="Segoe UI Emoji"/>
-          <w:sz w:val="24"/>
-          <w:szCs w:val="24"/>
-        </w:rPr>
-        <w:t>.</w:t>
-      </w:r>
-    </w:p>
-    <w:p>
-      <w:pPr>
-        <w:pStyle w:val="PargrafodaLista"/>
-        <w:numPr>
-          <w:ilvl w:val="0"/>
-          <w:numId w:val="3"/>
-        </w:numPr>
-        <w:rPr>
-          <w:rFonts w:ascii="Segoe UI Emoji" w:hAnsi="Segoe UI Emoji" w:cs="Segoe UI Emoji"/>
-          <w:b/>
-          <w:bCs/>
-          <w:sz w:val="24"/>
-          <w:szCs w:val="24"/>
-        </w:rPr>
-      </w:pPr>
-      <w:r>
-        <w:rPr>
-          <w:rFonts w:ascii="Segoe UI Emoji" w:hAnsi="Segoe UI Emoji" w:cs="Segoe UI Emoji"/>
-          <w:sz w:val="24"/>
-          <w:szCs w:val="24"/>
-        </w:rPr>
-        <w:t xml:space="preserve">Quando trabalha com </w:t>
-      </w:r>
-      <w:r>
-        <w:rPr>
-          <w:rFonts w:ascii="Segoe UI Emoji" w:hAnsi="Segoe UI Emoji" w:cs="Segoe UI Emoji"/>
-          <w:b/>
-          <w:bCs/>
-          <w:sz w:val="24"/>
-          <w:szCs w:val="24"/>
-        </w:rPr>
-        <w:t>imagens responsivas</w:t>
-      </w:r>
-    </w:p>
-    <w:p>
-      <w:pPr>
-        <w:pStyle w:val="PargrafodaLista"/>
-        <w:numPr>
-          <w:ilvl w:val="0"/>
-          <w:numId w:val="3"/>
-        </w:numPr>
-        <w:rPr>
-          <w:rFonts w:ascii="Segoe UI Emoji" w:hAnsi="Segoe UI Emoji" w:cs="Segoe UI Emoji"/>
-          <w:sz w:val="24"/>
-          <w:szCs w:val="24"/>
-        </w:rPr>
-      </w:pPr>
-      <w:r>
-        <w:rPr>
-          <w:rFonts w:ascii="Segoe UI Emoji" w:hAnsi="Segoe UI Emoji" w:cs="Segoe UI Emoji"/>
-          <w:sz w:val="24"/>
-          <w:szCs w:val="24"/>
-        </w:rPr>
-        <w:t xml:space="preserve">Quando está lidando com </w:t>
-      </w:r>
-      <w:r>
-        <w:rPr>
-          <w:rFonts w:ascii="Segoe UI Emoji" w:hAnsi="Segoe UI Emoji" w:cs="Segoe UI Emoji"/>
-          <w:b/>
-          <w:bCs/>
-          <w:sz w:val="24"/>
-          <w:szCs w:val="24"/>
-        </w:rPr>
-        <w:t>conteúdo que muda em tempo real</w:t>
-      </w:r>
-      <w:r>
-        <w:rPr>
-          <w:rFonts w:ascii="Segoe UI Emoji" w:hAnsi="Segoe UI Emoji" w:cs="Segoe UI Emoji"/>
-          <w:sz w:val="24"/>
-          <w:szCs w:val="24"/>
-        </w:rPr>
-        <w:t xml:space="preserve"> (textos, imagens dinâmicas </w:t>
-      </w:r>
-      <w:proofErr w:type="spellStart"/>
-      <w:r>
-        <w:rPr>
-          <w:rFonts w:ascii="Segoe UI Emoji" w:hAnsi="Segoe UI Emoji" w:cs="Segoe UI Emoji"/>
-          <w:sz w:val="24"/>
-          <w:szCs w:val="24"/>
-        </w:rPr>
-        <w:t>etc</w:t>
-      </w:r>
-      <w:proofErr w:type="spellEnd"/>
-      <w:r>
-        <w:rPr>
-          <w:rFonts w:ascii="Segoe UI Emoji" w:hAnsi="Segoe UI Emoji" w:cs="Segoe UI Emoji"/>
-          <w:sz w:val="24"/>
-          <w:szCs w:val="24"/>
-        </w:rPr>
-        <w:t>).</w:t>
-      </w:r>
-    </w:p>
-    <w:p>
-      <w:pPr>
-        <w:pStyle w:val="PargrafodaLista"/>
-        <w:numPr>
-          <w:ilvl w:val="0"/>
-          <w:numId w:val="3"/>
-        </w:numPr>
-        <w:rPr>
-          <w:rFonts w:ascii="Segoe UI Emoji" w:hAnsi="Segoe UI Emoji" w:cs="Segoe UI Emoji"/>
-          <w:sz w:val="24"/>
-          <w:szCs w:val="24"/>
-        </w:rPr>
-      </w:pPr>
-      <w:r>
-        <w:rPr>
-          <w:rFonts w:ascii="Segoe UI Emoji" w:hAnsi="Segoe UI Emoji" w:cs="Segoe UI Emoji"/>
-          <w:sz w:val="24"/>
-          <w:szCs w:val="24"/>
-        </w:rPr>
-        <w:t xml:space="preserve">Quase nunca precisa evitar, é o método mais </w:t>
-      </w:r>
-      <w:r>
-        <w:rPr>
-          <w:rFonts w:ascii="Segoe UI Emoji" w:hAnsi="Segoe UI Emoji" w:cs="Segoe UI Emoji"/>
-          <w:b/>
-          <w:bCs/>
-          <w:sz w:val="24"/>
-          <w:szCs w:val="24"/>
-        </w:rPr>
-        <w:t>seguro e versátil</w:t>
-      </w:r>
-      <w:r>
-        <w:rPr>
-          <w:rFonts w:ascii="Segoe UI Emoji" w:hAnsi="Segoe UI Emoji" w:cs="Segoe UI Emoji"/>
-          <w:sz w:val="24"/>
-          <w:szCs w:val="24"/>
-        </w:rPr>
-        <w:t>.</w:t>
-      </w:r>
-    </w:p>
-    <w:p>
-      <w:pPr>
+      </w:pPr>
+    </w:p>
+    <w:p>
+      <w:pPr>
+        <w:pStyle w:val="PargrafodaLista"/>
+        <w:jc w:val="center"/>
         <w:rPr>
           <w:rFonts w:ascii="Segoe UI Emoji" w:hAnsi="Segoe UI Emoji" w:cs="Segoe UI Emoji"/>
           <w:color w:val="005E00"/>
@@ -942,113 +839,16 @@
           <w:szCs w:val="24"/>
         </w:rPr>
       </w:pPr>
-    </w:p>
-    <w:p>
-      <w:pPr>
-        <w:jc w:val="center"/>
-        <w:rPr>
-          <w:rFonts w:ascii="Segoe UI Emoji" w:hAnsi="Segoe UI Emoji" w:cs="Segoe UI Emoji"/>
-          <w:color w:val="005E00"/>
-          <w:sz w:val="24"/>
-          <w:szCs w:val="24"/>
-        </w:rPr>
-      </w:pPr>
-    </w:p>
-    <w:p>
-      <w:pPr>
-        <w:rPr>
-          <w:rFonts w:ascii="Segoe UI Emoji" w:hAnsi="Segoe UI Emoji" w:cs="Segoe UI Emoji"/>
-          <w:color w:val="005E00"/>
-          <w:sz w:val="24"/>
-          <w:szCs w:val="24"/>
-        </w:rPr>
-      </w:pPr>
-    </w:p>
-    <w:p>
-      <w:pPr>
-        <w:jc w:val="center"/>
-        <w:rPr>
-          <w:rFonts w:ascii="Segoe UI Emoji" w:hAnsi="Segoe UI Emoji" w:cs="Segoe UI Emoji"/>
-          <w:color w:val="005E00"/>
-          <w:sz w:val="24"/>
-          <w:szCs w:val="24"/>
-        </w:rPr>
-      </w:pPr>
-    </w:p>
-    <w:p>
-      <w:pPr>
-        <w:jc w:val="center"/>
-        <w:rPr>
-          <w:sz w:val="24"/>
-          <w:szCs w:val="24"/>
-        </w:rPr>
-      </w:pPr>
-      <w:r>
-        <w:rPr>
-          <w:rFonts w:ascii="Segoe UI Emoji" w:hAnsi="Segoe UI Emoji" w:cs="Segoe UI Emoji"/>
-          <w:color w:val="005E00"/>
-          <w:sz w:val="24"/>
-          <w:szCs w:val="24"/>
-        </w:rPr>
-        <w:lastRenderedPageBreak/>
-        <w:t>✅</w:t>
-      </w:r>
-      <w:r>
-        <w:rPr>
-          <w:sz w:val="24"/>
-          <w:szCs w:val="24"/>
-        </w:rPr>
-        <w:t xml:space="preserve"> </w:t>
-      </w:r>
-      <w:r>
-        <w:rPr>
-          <w:sz w:val="24"/>
-          <w:szCs w:val="24"/>
-        </w:rPr>
-        <w:t xml:space="preserve">Usando </w:t>
-      </w:r>
-      <w:proofErr w:type="spellStart"/>
-      <w:r>
-        <w:rPr>
-          <w:sz w:val="24"/>
-          <w:szCs w:val="24"/>
-        </w:rPr>
-        <w:t>inset</w:t>
-      </w:r>
-      <w:proofErr w:type="spellEnd"/>
-      <w:r>
-        <w:rPr>
-          <w:sz w:val="24"/>
-          <w:szCs w:val="24"/>
-        </w:rPr>
-        <w:t xml:space="preserve"> com absolute</w:t>
-      </w:r>
-    </w:p>
-    <w:p>
-      <w:pPr>
-        <w:pStyle w:val="PargrafodaLista"/>
-        <w:rPr>
-          <w:sz w:val="24"/>
-          <w:szCs w:val="24"/>
-        </w:rPr>
-      </w:pPr>
-      <w:r>
-        <w:rPr>
-          <w:sz w:val="24"/>
-          <w:szCs w:val="24"/>
-        </w:rPr>
-        <w:t xml:space="preserve">                                      </w:t>
-      </w:r>
       <w:r>
         <w:rPr>
           <w:noProof/>
           <w14:ligatures w14:val="standardContextual"/>
         </w:rPr>
         <w:drawing>
-          <wp:inline distT="0" distB="0" distL="0" distR="0" wp14:anchorId="3D5066B2" wp14:editId="076B3E8D">
-            <wp:extent cx="2219325" cy="1238250"/>
-            <wp:effectExtent l="0" t="0" r="9525" b="0"/>
-            <wp:docPr id="1508893546" name="Imagem 1"/>
+          <wp:inline distT="0" distB="0" distL="0" distR="0" wp14:anchorId="734F593E" wp14:editId="67348F9A">
+            <wp:extent cx="2933700" cy="2276475"/>
+            <wp:effectExtent l="0" t="0" r="0" b="9525"/>
+            <wp:docPr id="750780878" name="Imagem 1"/>
             <wp:cNvGraphicFramePr>
               <a:graphicFrameLocks xmlns:a="http://schemas.openxmlformats.org/drawingml/2006/main" noChangeAspect="1"/>
             </wp:cNvGraphicFramePr>
@@ -1056,7 +856,7 @@
               <a:graphicData uri="http://schemas.openxmlformats.org/drawingml/2006/picture">
                 <pic:pic xmlns:pic="http://schemas.openxmlformats.org/drawingml/2006/picture">
                   <pic:nvPicPr>
-                    <pic:cNvPr id="1508893546" name=""/>
+                    <pic:cNvPr id="750780878" name=""/>
                     <pic:cNvPicPr/>
                   </pic:nvPicPr>
                   <pic:blipFill>
@@ -1074,7 +874,7 @@
                   <pic:spPr>
                     <a:xfrm>
                       <a:off x="0" y="0"/>
-                      <a:ext cx="2219325" cy="1238250"/>
+                      <a:ext cx="2933700" cy="2276475"/>
                     </a:xfrm>
                     <a:prstGeom prst="rect">
                       <a:avLst/>
@@ -1090,59 +890,53 @@
     <w:p>
       <w:pPr>
         <w:pStyle w:val="PargrafodaLista"/>
-        <w:rPr>
-          <w:sz w:val="24"/>
-          <w:szCs w:val="24"/>
-        </w:rPr>
-      </w:pPr>
-    </w:p>
-    <w:p>
-      <w:pPr>
-        <w:pStyle w:val="PargrafodaLista"/>
         <w:numPr>
           <w:ilvl w:val="0"/>
-          <w:numId w:val="2"/>
+          <w:numId w:val="4"/>
         </w:numPr>
         <w:rPr>
-          <w:sz w:val="24"/>
-          <w:szCs w:val="24"/>
-        </w:rPr>
-      </w:pPr>
-      <w:r>
-        <w:rPr>
-          <w:b/>
-          <w:bCs/>
-          <w:color w:val="004E9A"/>
-          <w:sz w:val="24"/>
-          <w:szCs w:val="24"/>
-        </w:rPr>
-        <w:t xml:space="preserve">position: </w:t>
+          <w:rFonts w:cstheme="minorHAnsi"/>
+          <w:color w:val="0070C0"/>
+          <w:sz w:val="24"/>
+          <w:szCs w:val="24"/>
+        </w:rPr>
+      </w:pPr>
+      <w:r>
+        <w:rPr>
+          <w:rFonts w:cstheme="minorHAnsi"/>
+          <w:sz w:val="24"/>
+          <w:szCs w:val="24"/>
+        </w:rPr>
+        <w:t xml:space="preserve">Se remover </w:t>
       </w:r>
       <w:proofErr w:type="spellStart"/>
       <w:r>
         <w:rPr>
-          <w:b/>
-          <w:bCs/>
-          <w:color w:val="004E9A"/>
-          <w:sz w:val="24"/>
-          <w:szCs w:val="24"/>
-        </w:rPr>
-        <w:t>absolute</w:t>
+          <w:rFonts w:cstheme="minorHAnsi"/>
+          <w:b/>
+          <w:bCs/>
+          <w:color w:val="0070C0"/>
+          <w:sz w:val="24"/>
+          <w:szCs w:val="24"/>
+        </w:rPr>
+        <w:t>left</w:t>
       </w:r>
       <w:proofErr w:type="spellEnd"/>
       <w:r>
         <w:rPr>
-          <w:b/>
-          <w:bCs/>
-          <w:color w:val="004E9A"/>
-          <w:sz w:val="24"/>
-          <w:szCs w:val="24"/>
-        </w:rPr>
-        <w:t xml:space="preserve"> -</w:t>
-      </w:r>
-      <w:r>
-        <w:rPr>
-          <w:color w:val="004E9A"/>
+          <w:rFonts w:cstheme="minorHAnsi"/>
+          <w:b/>
+          <w:bCs/>
+          <w:color w:val="0070C0"/>
+          <w:sz w:val="24"/>
+          <w:szCs w:val="24"/>
+        </w:rPr>
+        <w:t>:</w:t>
+      </w:r>
+      <w:r>
+        <w:rPr>
+          <w:rFonts w:cstheme="minorHAnsi"/>
+          <w:color w:val="0070C0"/>
           <w:sz w:val="24"/>
           <w:szCs w:val="24"/>
         </w:rPr>
@@ -1150,42 +944,40 @@
       </w:r>
       <w:r>
         <w:rPr>
-          <w:sz w:val="24"/>
-          <w:szCs w:val="24"/>
-        </w:rPr>
-        <w:t>Define que o elemento (</w:t>
+          <w:rFonts w:cstheme="minorHAnsi"/>
+          <w:sz w:val="24"/>
+          <w:szCs w:val="24"/>
+        </w:rPr>
+        <w:t xml:space="preserve">0; e manter </w:t>
       </w:r>
       <w:proofErr w:type="spellStart"/>
       <w:r>
         <w:rPr>
-          <w:sz w:val="24"/>
-          <w:szCs w:val="24"/>
-        </w:rPr>
-        <w:t>img</w:t>
+          <w:rFonts w:cstheme="minorHAnsi"/>
+          <w:sz w:val="24"/>
+          <w:szCs w:val="24"/>
+        </w:rPr>
+        <w:t>right</w:t>
       </w:r>
       <w:proofErr w:type="spellEnd"/>
       <w:r>
         <w:rPr>
-          <w:sz w:val="24"/>
-          <w:szCs w:val="24"/>
-        </w:rPr>
-        <w:t xml:space="preserve">, no caso) será posicionado </w:t>
-      </w:r>
-      <w:r>
-        <w:rPr>
-          <w:b/>
-          <w:bCs/>
-          <w:sz w:val="24"/>
-          <w:szCs w:val="24"/>
-        </w:rPr>
-        <w:t>fora do fluxo normal</w:t>
-      </w:r>
-      <w:r>
-        <w:rPr>
-          <w:sz w:val="24"/>
-          <w:szCs w:val="24"/>
-        </w:rPr>
-        <w:t xml:space="preserve"> do documento</w:t>
+          <w:rFonts w:cstheme="minorHAnsi"/>
+          <w:sz w:val="24"/>
+          <w:szCs w:val="24"/>
+        </w:rPr>
+        <w:t xml:space="preserve">: 0;, o elemento ficará encostado à </w:t>
+      </w:r>
+      <w:r>
+        <w:rPr>
+          <w:rFonts w:cstheme="minorHAnsi"/>
+          <w:b/>
+          <w:bCs/>
+          <w:color w:val="0070C0"/>
+          <w:sz w:val="24"/>
+          <w:szCs w:val="24"/>
+        </w:rPr>
+        <w:t>direita.</w:t>
       </w:r>
     </w:p>
     <w:p>
@@ -1193,85 +985,80 @@
         <w:pStyle w:val="PargrafodaLista"/>
         <w:numPr>
           <w:ilvl w:val="0"/>
-          <w:numId w:val="2"/>
+          <w:numId w:val="4"/>
         </w:numPr>
         <w:rPr>
-          <w:sz w:val="24"/>
-          <w:szCs w:val="24"/>
-        </w:rPr>
-      </w:pPr>
+          <w:rFonts w:cstheme="minorHAnsi"/>
+          <w:sz w:val="24"/>
+          <w:szCs w:val="24"/>
+        </w:rPr>
+      </w:pPr>
+      <w:r>
+        <w:rPr>
+          <w:rFonts w:cstheme="minorHAnsi"/>
+          <w:sz w:val="24"/>
+          <w:szCs w:val="24"/>
+        </w:rPr>
+        <w:t xml:space="preserve">Se remover </w:t>
+      </w:r>
       <w:proofErr w:type="spellStart"/>
       <w:r>
         <w:rPr>
-          <w:color w:val="004F88"/>
-          <w:sz w:val="24"/>
-          <w:szCs w:val="24"/>
-        </w:rPr>
-        <w:t>insete</w:t>
+          <w:rFonts w:cstheme="minorHAnsi"/>
+          <w:b/>
+          <w:bCs/>
+          <w:color w:val="0070C0"/>
+          <w:sz w:val="24"/>
+          <w:szCs w:val="24"/>
+        </w:rPr>
+        <w:t>right</w:t>
       </w:r>
       <w:proofErr w:type="spellEnd"/>
       <w:r>
         <w:rPr>
-          <w:color w:val="004F88"/>
-          <w:sz w:val="24"/>
-          <w:szCs w:val="24"/>
-        </w:rPr>
-        <w:t xml:space="preserve">: 0 - </w:t>
-      </w:r>
-      <w:r>
-        <w:rPr>
-          <w:sz w:val="24"/>
-          <w:szCs w:val="24"/>
-        </w:rPr>
-        <w:t>O</w:t>
-      </w:r>
-      <w:r>
-        <w:rPr>
-          <w:sz w:val="24"/>
-          <w:szCs w:val="24"/>
-        </w:rPr>
-        <w:t xml:space="preserve"> elemento </w:t>
+          <w:rFonts w:cstheme="minorHAnsi"/>
+          <w:color w:val="0070C0"/>
+          <w:sz w:val="24"/>
+          <w:szCs w:val="24"/>
+        </w:rPr>
+        <w:t xml:space="preserve">: </w:t>
+      </w:r>
+      <w:r>
+        <w:rPr>
+          <w:rFonts w:cstheme="minorHAnsi"/>
+          <w:sz w:val="24"/>
+          <w:szCs w:val="24"/>
+        </w:rPr>
+        <w:t xml:space="preserve">0; e manter </w:t>
       </w:r>
       <w:proofErr w:type="spellStart"/>
       <w:r>
         <w:rPr>
-          <w:color w:val="004F88"/>
-          <w:sz w:val="24"/>
-          <w:szCs w:val="24"/>
-        </w:rPr>
-        <w:t>img</w:t>
+          <w:rFonts w:cstheme="minorHAnsi"/>
+          <w:sz w:val="24"/>
+          <w:szCs w:val="24"/>
+        </w:rPr>
+        <w:t>left</w:t>
       </w:r>
       <w:proofErr w:type="spellEnd"/>
       <w:r>
         <w:rPr>
-          <w:color w:val="004F88"/>
-          <w:sz w:val="24"/>
-          <w:szCs w:val="24"/>
-        </w:rPr>
-        <w:t xml:space="preserve"> </w:t>
-      </w:r>
-      <w:r>
-        <w:rPr>
-          <w:sz w:val="24"/>
-          <w:szCs w:val="24"/>
-        </w:rPr>
-        <w:t xml:space="preserve">está sendo “esticado” até encostar em todos os lados do elemento pai (que precisa ter position: </w:t>
-      </w:r>
-      <w:proofErr w:type="spellStart"/>
-      <w:r>
-        <w:rPr>
-          <w:sz w:val="24"/>
-          <w:szCs w:val="24"/>
-        </w:rPr>
-        <w:t>relative</w:t>
-      </w:r>
-      <w:proofErr w:type="spellEnd"/>
-      <w:r>
-        <w:rPr>
-          <w:sz w:val="24"/>
-          <w:szCs w:val="24"/>
-        </w:rPr>
-        <w:t>).</w:t>
+          <w:rFonts w:cstheme="minorHAnsi"/>
+          <w:sz w:val="24"/>
+          <w:szCs w:val="24"/>
+        </w:rPr>
+        <w:t xml:space="preserve">: 0;, ele ficará encostado à </w:t>
+      </w:r>
+      <w:r>
+        <w:rPr>
+          <w:rFonts w:cstheme="minorHAnsi"/>
+          <w:b/>
+          <w:bCs/>
+          <w:color w:val="0070C0"/>
+          <w:sz w:val="24"/>
+          <w:szCs w:val="24"/>
+        </w:rPr>
+        <w:t>esquerda.</w:t>
       </w:r>
     </w:p>
     <w:p>
@@ -1279,203 +1066,181 @@
         <w:pStyle w:val="PargrafodaLista"/>
         <w:numPr>
           <w:ilvl w:val="0"/>
-          <w:numId w:val="2"/>
+          <w:numId w:val="4"/>
         </w:numPr>
         <w:spacing w:before="100" w:beforeAutospacing="1" w:after="100" w:afterAutospacing="1" w:line="240" w:lineRule="auto"/>
         <w:rPr>
-          <w:rFonts w:ascii="Times New Roman" w:eastAsia="Times New Roman" w:hAnsi="Times New Roman" w:cs="Times New Roman"/>
+          <w:rFonts w:eastAsia="Times New Roman" w:cstheme="minorHAnsi"/>
           <w:sz w:val="24"/>
           <w:szCs w:val="24"/>
           <w:lang w:eastAsia="pt-BR"/>
         </w:rPr>
       </w:pPr>
+      <w:r>
+        <w:rPr>
+          <w:rFonts w:eastAsia="Times New Roman" w:cstheme="minorHAnsi"/>
+          <w:sz w:val="24"/>
+          <w:szCs w:val="24"/>
+          <w:lang w:eastAsia="pt-BR"/>
+        </w:rPr>
+        <w:t xml:space="preserve">Se você trocar </w:t>
+      </w:r>
+      <w:r>
+        <w:rPr>
+          <w:rFonts w:eastAsia="Times New Roman" w:cstheme="minorHAnsi"/>
+          <w:b/>
+          <w:bCs/>
+          <w:color w:val="0070C0"/>
+          <w:sz w:val="24"/>
+          <w:szCs w:val="24"/>
+          <w:lang w:eastAsia="pt-BR"/>
+        </w:rPr>
+        <w:t>top:</w:t>
+      </w:r>
+      <w:r>
+        <w:rPr>
+          <w:rFonts w:eastAsia="Times New Roman" w:cstheme="minorHAnsi"/>
+          <w:color w:val="0070C0"/>
+          <w:sz w:val="24"/>
+          <w:szCs w:val="24"/>
+          <w:lang w:eastAsia="pt-BR"/>
+        </w:rPr>
+        <w:t xml:space="preserve"> </w:t>
+      </w:r>
+      <w:r>
+        <w:rPr>
+          <w:rFonts w:eastAsia="Times New Roman" w:cstheme="minorHAnsi"/>
+          <w:sz w:val="24"/>
+          <w:szCs w:val="24"/>
+          <w:lang w:eastAsia="pt-BR"/>
+        </w:rPr>
+        <w:t xml:space="preserve">0; por </w:t>
+      </w:r>
       <w:proofErr w:type="spellStart"/>
       <w:r>
         <w:rPr>
           <w:rFonts w:eastAsia="Times New Roman" w:cstheme="minorHAnsi"/>
           <w:b/>
           <w:bCs/>
-          <w:color w:val="004E9A"/>
+          <w:color w:val="0070C0"/>
           <w:sz w:val="24"/>
           <w:szCs w:val="24"/>
           <w:lang w:eastAsia="pt-BR"/>
         </w:rPr>
-        <w:t>margin</w:t>
+        <w:t>bottom</w:t>
       </w:r>
       <w:proofErr w:type="spellEnd"/>
       <w:r>
         <w:rPr>
           <w:rFonts w:eastAsia="Times New Roman" w:cstheme="minorHAnsi"/>
-          <w:b/>
-          <w:bCs/>
-          <w:color w:val="004E9A"/>
           <w:sz w:val="24"/>
           <w:szCs w:val="24"/>
           <w:lang w:eastAsia="pt-BR"/>
         </w:rPr>
-        <w:t>: aut</w:t>
+        <w:t xml:space="preserve">: 0;, a referência muda para a borda inferior, posicionando o elemento no </w:t>
       </w:r>
       <w:r>
         <w:rPr>
           <w:rFonts w:eastAsia="Times New Roman" w:cstheme="minorHAnsi"/>
           <w:b/>
           <w:bCs/>
-          <w:color w:val="004E9A"/>
+          <w:color w:val="0070C0"/>
           <w:sz w:val="24"/>
           <w:szCs w:val="24"/>
           <w:lang w:eastAsia="pt-BR"/>
         </w:rPr>
-        <w:t>o</w:t>
+        <w:t>rodapé</w:t>
       </w:r>
       <w:r>
         <w:rPr>
           <w:rFonts w:eastAsia="Times New Roman" w:cstheme="minorHAnsi"/>
-          <w:b/>
-          <w:bCs/>
-          <w:color w:val="004E9A"/>
           <w:sz w:val="24"/>
           <w:szCs w:val="24"/>
           <w:lang w:eastAsia="pt-BR"/>
         </w:rPr>
-        <w:t xml:space="preserve"> -</w:t>
-      </w:r>
-      <w:r>
-        <w:rPr>
-          <w:rFonts w:ascii="Times New Roman" w:eastAsia="Times New Roman" w:hAnsi="Times New Roman" w:cs="Times New Roman"/>
-          <w:sz w:val="24"/>
-          <w:szCs w:val="24"/>
-          <w:lang w:eastAsia="pt-BR"/>
+        <w:t>.</w:t>
+      </w:r>
+    </w:p>
+    <w:p>
+      <w:pPr>
+        <w:pStyle w:val="PargrafodaLista"/>
+        <w:rPr>
+          <w:rFonts w:ascii="Segoe UI Emoji" w:hAnsi="Segoe UI Emoji" w:cs="Segoe UI Emoji"/>
+          <w:sz w:val="24"/>
+          <w:szCs w:val="24"/>
+        </w:rPr>
+      </w:pPr>
+    </w:p>
+    <w:p>
+      <w:pPr>
+        <w:pStyle w:val="PargrafodaLista"/>
+        <w:jc w:val="center"/>
+        <w:rPr>
+          <w:b/>
+          <w:bCs/>
+          <w:sz w:val="24"/>
+          <w:szCs w:val="24"/>
+        </w:rPr>
+      </w:pPr>
+      <w:r>
+        <w:rPr>
+          <w:rFonts w:ascii="Segoe UI Emoji" w:hAnsi="Segoe UI Emoji" w:cs="Segoe UI Emoji"/>
+          <w:color w:val="005E00"/>
+          <w:sz w:val="24"/>
+          <w:szCs w:val="24"/>
+        </w:rPr>
+        <w:t>✅</w:t>
+      </w:r>
+      <w:r>
+        <w:rPr>
+          <w:sz w:val="24"/>
+          <w:szCs w:val="24"/>
         </w:rPr>
         <w:t xml:space="preserve"> </w:t>
       </w:r>
       <w:r>
         <w:rPr>
-          <w:rFonts w:eastAsia="Times New Roman" w:cstheme="minorHAnsi"/>
-          <w:sz w:val="24"/>
-          <w:szCs w:val="24"/>
-          <w:lang w:eastAsia="pt-BR"/>
-        </w:rPr>
-        <w:t xml:space="preserve">Quando o elemento tem posição absoluta + </w:t>
-      </w:r>
-      <w:proofErr w:type="spellStart"/>
-      <w:r>
-        <w:rPr>
-          <w:rFonts w:eastAsia="Times New Roman" w:cstheme="minorHAnsi"/>
-          <w:sz w:val="24"/>
-          <w:szCs w:val="24"/>
-          <w:lang w:eastAsia="pt-BR"/>
-        </w:rPr>
-        <w:t>inset</w:t>
-      </w:r>
-      <w:proofErr w:type="spellEnd"/>
-      <w:r>
-        <w:rPr>
-          <w:rFonts w:eastAsia="Times New Roman" w:cstheme="minorHAnsi"/>
-          <w:sz w:val="24"/>
-          <w:szCs w:val="24"/>
-          <w:lang w:eastAsia="pt-BR"/>
-        </w:rPr>
-        <w:t xml:space="preserve">: 0, e você coloca </w:t>
-      </w:r>
-      <w:proofErr w:type="spellStart"/>
-      <w:r>
-        <w:rPr>
-          <w:rFonts w:eastAsia="Times New Roman" w:cstheme="minorHAnsi"/>
-          <w:sz w:val="24"/>
-          <w:szCs w:val="24"/>
-          <w:lang w:eastAsia="pt-BR"/>
-        </w:rPr>
-        <w:t>margin</w:t>
-      </w:r>
-      <w:proofErr w:type="spellEnd"/>
-      <w:r>
-        <w:rPr>
-          <w:rFonts w:eastAsia="Times New Roman" w:cstheme="minorHAnsi"/>
-          <w:sz w:val="24"/>
-          <w:szCs w:val="24"/>
-          <w:lang w:eastAsia="pt-BR"/>
-        </w:rPr>
-        <w:t>: auto, o navegador tenta balancear as margens para centralizar o elemento horizontalmente e verticalmente dentro do espaço disponível.</w:t>
-      </w:r>
-    </w:p>
-    <w:p>
-      <w:pPr>
-        <w:pStyle w:val="PargrafodaLista"/>
-        <w:spacing w:before="100" w:beforeAutospacing="1" w:after="100" w:afterAutospacing="1" w:line="240" w:lineRule="auto"/>
-        <w:rPr>
-          <w:rFonts w:eastAsia="Times New Roman" w:cstheme="minorHAnsi"/>
-          <w:sz w:val="24"/>
-          <w:szCs w:val="24"/>
-          <w:lang w:eastAsia="pt-BR"/>
-        </w:rPr>
-      </w:pPr>
-      <w:r>
-        <w:rPr>
-          <w:rFonts w:eastAsia="Times New Roman" w:cstheme="minorHAnsi"/>
-          <w:sz w:val="24"/>
-          <w:szCs w:val="24"/>
-          <w:lang w:eastAsia="pt-BR"/>
-        </w:rPr>
-        <w:t>Isso só funciona corretamente se o elemento (</w:t>
-      </w:r>
-      <w:proofErr w:type="spellStart"/>
-      <w:r>
-        <w:rPr>
-          <w:rFonts w:eastAsia="Times New Roman" w:cstheme="minorHAnsi"/>
-          <w:sz w:val="24"/>
-          <w:szCs w:val="24"/>
-          <w:lang w:eastAsia="pt-BR"/>
-        </w:rPr>
-        <w:t>img</w:t>
-      </w:r>
-      <w:proofErr w:type="spellEnd"/>
-      <w:r>
-        <w:rPr>
-          <w:rFonts w:eastAsia="Times New Roman" w:cstheme="minorHAnsi"/>
-          <w:sz w:val="24"/>
-          <w:szCs w:val="24"/>
-          <w:lang w:eastAsia="pt-BR"/>
-        </w:rPr>
-        <w:t>) tiver uma largura e altura definidas, ou intrínsecas (como imagens normalmente têm).</w:t>
-      </w:r>
-    </w:p>
-    <w:p>
-      <w:pPr>
-        <w:pStyle w:val="PargrafodaLista"/>
-        <w:rPr>
-          <w:rFonts w:cstheme="minorHAnsi"/>
-          <w:sz w:val="24"/>
-          <w:szCs w:val="24"/>
-        </w:rPr>
-      </w:pPr>
-    </w:p>
-    <w:p>
-      <w:pPr>
-        <w:pStyle w:val="PargrafodaLista"/>
-        <w:rPr>
-          <w:rFonts w:cstheme="minorHAnsi"/>
-          <w:sz w:val="24"/>
-          <w:szCs w:val="24"/>
-        </w:rPr>
-      </w:pPr>
-      <w:r>
-        <w:rPr>
-          <w:rFonts w:cstheme="minorHAnsi"/>
-          <w:sz w:val="24"/>
-          <w:szCs w:val="24"/>
-        </w:rPr>
-        <w:t xml:space="preserve">                                       </w:t>
-      </w:r>
+          <w:b/>
+          <w:bCs/>
+          <w:sz w:val="24"/>
+          <w:szCs w:val="24"/>
+        </w:rPr>
+        <w:t>Método Inset</w:t>
+      </w:r>
+    </w:p>
+    <w:p>
+      <w:pPr>
+        <w:pStyle w:val="PargrafodaLista"/>
+        <w:jc w:val="center"/>
+        <w:rPr>
+          <w:b/>
+          <w:bCs/>
+          <w:sz w:val="24"/>
+          <w:szCs w:val="24"/>
+        </w:rPr>
+      </w:pPr>
+    </w:p>
+    <w:p>
+      <w:pPr>
+        <w:pStyle w:val="PargrafodaLista"/>
+        <w:jc w:val="center"/>
+        <w:rPr>
+          <w:b/>
+          <w:bCs/>
+          <w:sz w:val="24"/>
+          <w:szCs w:val="24"/>
+        </w:rPr>
+      </w:pPr>
       <w:r>
         <w:rPr>
           <w:noProof/>
           <w14:ligatures w14:val="standardContextual"/>
         </w:rPr>
         <w:drawing>
-          <wp:inline distT="0" distB="0" distL="0" distR="0" wp14:anchorId="579CA5EB" wp14:editId="6DC77F5C">
-            <wp:extent cx="2381250" cy="1487342"/>
+          <wp:inline distT="0" distB="0" distL="0" distR="0" wp14:anchorId="7274F802" wp14:editId="6D48A92B">
+            <wp:extent cx="2200275" cy="1399542"/>
             <wp:effectExtent l="0" t="0" r="0" b="0"/>
-            <wp:docPr id="370426308" name="Imagem 1"/>
+            <wp:docPr id="1129114571" name="Imagem 1"/>
             <wp:cNvGraphicFramePr>
               <a:graphicFrameLocks xmlns:a="http://schemas.openxmlformats.org/drawingml/2006/main" noChangeAspect="1"/>
             </wp:cNvGraphicFramePr>
@@ -1483,7 +1248,7 @@
               <a:graphicData uri="http://schemas.openxmlformats.org/drawingml/2006/picture">
                 <pic:pic xmlns:pic="http://schemas.openxmlformats.org/drawingml/2006/picture">
                   <pic:nvPicPr>
-                    <pic:cNvPr id="370426308" name=""/>
+                    <pic:cNvPr id="1129114571" name=""/>
                     <pic:cNvPicPr/>
                   </pic:nvPicPr>
                   <pic:blipFill>
@@ -1501,7 +1266,7 @@
                   <pic:spPr>
                     <a:xfrm>
                       <a:off x="0" y="0"/>
-                      <a:ext cx="2389595" cy="1492555"/>
+                      <a:ext cx="2206441" cy="1403464"/>
                     </a:xfrm>
                     <a:prstGeom prst="rect">
                       <a:avLst/>
@@ -1513,6 +1278,15 @@
           </wp:inline>
         </w:drawing>
       </w:r>
+      <w:r>
+        <w:rPr>
+          <w:b/>
+          <w:bCs/>
+          <w:sz w:val="24"/>
+          <w:szCs w:val="24"/>
+        </w:rPr>
+        <w:t xml:space="preserve"> </w:t>
+      </w:r>
     </w:p>
     <w:p>
       <w:pPr>
@@ -1522,57 +1296,44 @@
           <w:numId w:val="2"/>
         </w:numPr>
         <w:rPr>
-          <w:rFonts w:cstheme="minorHAnsi"/>
-          <w:sz w:val="24"/>
-          <w:szCs w:val="24"/>
-        </w:rPr>
-      </w:pPr>
-      <w:r>
-        <w:rPr>
-          <w:rFonts w:cstheme="minorHAnsi"/>
-          <w:sz w:val="24"/>
-          <w:szCs w:val="24"/>
-        </w:rPr>
-        <w:t xml:space="preserve">Uma </w:t>
-      </w:r>
-      <w:r>
-        <w:rPr>
-          <w:rFonts w:cstheme="minorHAnsi"/>
+          <w:sz w:val="24"/>
+          <w:szCs w:val="24"/>
+        </w:rPr>
+      </w:pPr>
+      <w:r>
+        <w:rPr>
           <w:b/>
           <w:bCs/>
           <w:color w:val="004E9A"/>
           <w:sz w:val="24"/>
           <w:szCs w:val="24"/>
         </w:rPr>
-        <w:t>&lt;</w:t>
+        <w:t xml:space="preserve">position: </w:t>
       </w:r>
       <w:proofErr w:type="spellStart"/>
       <w:r>
         <w:rPr>
-          <w:rFonts w:cstheme="minorHAnsi"/>
           <w:b/>
           <w:bCs/>
           <w:color w:val="004E9A"/>
           <w:sz w:val="24"/>
           <w:szCs w:val="24"/>
         </w:rPr>
-        <w:t>div</w:t>
+        <w:t>absolute</w:t>
       </w:r>
       <w:proofErr w:type="spellEnd"/>
       <w:r>
         <w:rPr>
-          <w:rFonts w:cstheme="minorHAnsi"/>
           <w:b/>
           <w:bCs/>
           <w:color w:val="004E9A"/>
           <w:sz w:val="24"/>
           <w:szCs w:val="24"/>
         </w:rPr>
-        <w:t>&gt;</w:t>
-      </w:r>
-      <w:r>
-        <w:rPr>
-          <w:rFonts w:cstheme="minorHAnsi"/>
+        <w:t xml:space="preserve"> -</w:t>
+      </w:r>
+      <w:r>
+        <w:rPr>
           <w:color w:val="004E9A"/>
           <w:sz w:val="24"/>
           <w:szCs w:val="24"/>
@@ -1581,11 +1342,42 @@
       </w:r>
       <w:r>
         <w:rPr>
-          <w:rFonts w:cstheme="minorHAnsi"/>
-          <w:sz w:val="24"/>
-          <w:szCs w:val="24"/>
-        </w:rPr>
-        <w:t>por padrão tem width: auto e height: auto, o que significa que ela cresce 100% ou encolhe ao conteúdo.</w:t>
+          <w:sz w:val="24"/>
+          <w:szCs w:val="24"/>
+        </w:rPr>
+        <w:t>Define que o elemento (</w:t>
+      </w:r>
+      <w:proofErr w:type="spellStart"/>
+      <w:r>
+        <w:rPr>
+          <w:sz w:val="24"/>
+          <w:szCs w:val="24"/>
+        </w:rPr>
+        <w:t>img</w:t>
+      </w:r>
+      <w:proofErr w:type="spellEnd"/>
+      <w:r>
+        <w:rPr>
+          <w:sz w:val="24"/>
+          <w:szCs w:val="24"/>
+        </w:rPr>
+        <w:t xml:space="preserve">, no caso) será posicionado </w:t>
+      </w:r>
+      <w:r>
+        <w:rPr>
+          <w:b/>
+          <w:bCs/>
+          <w:sz w:val="24"/>
+          <w:szCs w:val="24"/>
+        </w:rPr>
+        <w:t>fora do fluxo normal</w:t>
+      </w:r>
+      <w:r>
+        <w:rPr>
+          <w:sz w:val="24"/>
+          <w:szCs w:val="24"/>
+        </w:rPr>
+        <w:t xml:space="preserve"> do documento</w:t>
       </w:r>
     </w:p>
     <w:p>
@@ -1596,71 +1388,55 @@
           <w:numId w:val="2"/>
         </w:numPr>
         <w:rPr>
-          <w:rFonts w:cstheme="minorHAnsi"/>
-          <w:sz w:val="24"/>
-          <w:szCs w:val="24"/>
-        </w:rPr>
-      </w:pPr>
-      <w:r>
-        <w:rPr>
-          <w:rFonts w:cstheme="minorHAnsi"/>
-          <w:sz w:val="24"/>
-          <w:szCs w:val="24"/>
-        </w:rPr>
-        <w:t xml:space="preserve">Logo, quando você usa position: </w:t>
-      </w:r>
+          <w:sz w:val="24"/>
+          <w:szCs w:val="24"/>
+        </w:rPr>
+      </w:pPr>
       <w:proofErr w:type="spellStart"/>
       <w:r>
         <w:rPr>
-          <w:rFonts w:cstheme="minorHAnsi"/>
-          <w:b/>
-          <w:bCs/>
-          <w:color w:val="004E9A"/>
-          <w:sz w:val="24"/>
-          <w:szCs w:val="24"/>
-        </w:rPr>
-        <w:t>absolute</w:t>
+          <w:color w:val="004F88"/>
+          <w:sz w:val="24"/>
+          <w:szCs w:val="24"/>
+        </w:rPr>
+        <w:t>insete</w:t>
       </w:r>
       <w:proofErr w:type="spellEnd"/>
       <w:r>
         <w:rPr>
-          <w:rFonts w:cstheme="minorHAnsi"/>
-          <w:b/>
-          <w:bCs/>
-          <w:color w:val="004E9A"/>
-          <w:sz w:val="24"/>
-          <w:szCs w:val="24"/>
-        </w:rPr>
-        <w:t xml:space="preserve"> + </w:t>
+          <w:color w:val="004F88"/>
+          <w:sz w:val="24"/>
+          <w:szCs w:val="24"/>
+        </w:rPr>
+        <w:t xml:space="preserve">: 0 - </w:t>
+      </w:r>
+      <w:r>
+        <w:rPr>
+          <w:sz w:val="24"/>
+          <w:szCs w:val="24"/>
+        </w:rPr>
+        <w:t>O</w:t>
+      </w:r>
+      <w:r>
+        <w:rPr>
+          <w:sz w:val="24"/>
+          <w:szCs w:val="24"/>
+        </w:rPr>
+        <w:t xml:space="preserve"> elemento </w:t>
       </w:r>
       <w:proofErr w:type="spellStart"/>
       <w:r>
         <w:rPr>
-          <w:rFonts w:cstheme="minorHAnsi"/>
-          <w:b/>
-          <w:bCs/>
-          <w:color w:val="004E9A"/>
-          <w:sz w:val="24"/>
-          <w:szCs w:val="24"/>
-        </w:rPr>
-        <w:t>inset</w:t>
+          <w:color w:val="004F88"/>
+          <w:sz w:val="24"/>
+          <w:szCs w:val="24"/>
+        </w:rPr>
+        <w:t>img</w:t>
       </w:r>
       <w:proofErr w:type="spellEnd"/>
       <w:r>
         <w:rPr>
-          <w:rFonts w:cstheme="minorHAnsi"/>
-          <w:b/>
-          <w:bCs/>
-          <w:color w:val="004E9A"/>
-          <w:sz w:val="24"/>
-          <w:szCs w:val="24"/>
-        </w:rPr>
-        <w:t>:</w:t>
-      </w:r>
-      <w:r>
-        <w:rPr>
-          <w:rFonts w:cstheme="minorHAnsi"/>
-          <w:color w:val="004E9A"/>
+          <w:color w:val="004F88"/>
           <w:sz w:val="24"/>
           <w:szCs w:val="24"/>
         </w:rPr>
@@ -1668,29 +1444,26 @@
       </w:r>
       <w:r>
         <w:rPr>
-          <w:rFonts w:cstheme="minorHAnsi"/>
-          <w:sz w:val="24"/>
-          <w:szCs w:val="24"/>
-        </w:rPr>
-        <w:t xml:space="preserve">0 + </w:t>
+          <w:sz w:val="24"/>
+          <w:szCs w:val="24"/>
+        </w:rPr>
+        <w:t xml:space="preserve">está sendo “esticado” até encostar em todos os lados do elemento pai (que precisa ter position: </w:t>
       </w:r>
       <w:proofErr w:type="spellStart"/>
       <w:r>
         <w:rPr>
-          <w:rFonts w:cstheme="minorHAnsi"/>
-          <w:sz w:val="24"/>
-          <w:szCs w:val="24"/>
-        </w:rPr>
-        <w:t>margin</w:t>
+          <w:sz w:val="24"/>
+          <w:szCs w:val="24"/>
+        </w:rPr>
+        <w:t>relative</w:t>
       </w:r>
       <w:proofErr w:type="spellEnd"/>
       <w:r>
         <w:rPr>
-          <w:rFonts w:cstheme="minorHAnsi"/>
-          <w:sz w:val="24"/>
-          <w:szCs w:val="24"/>
-        </w:rPr>
-        <w:t>: auto, o navegador sabe o tamanho dela e pode aplicar as margens automáticas para balancear.</w:t>
+          <w:sz w:val="24"/>
+          <w:szCs w:val="24"/>
+        </w:rPr>
+        <w:t>).</w:t>
       </w:r>
     </w:p>
     <w:p>
@@ -1700,126 +1473,535 @@
           <w:ilvl w:val="0"/>
           <w:numId w:val="2"/>
         </w:numPr>
-        <w:rPr>
-          <w:rFonts w:cstheme="minorHAnsi"/>
-          <w:sz w:val="24"/>
-          <w:szCs w:val="24"/>
-        </w:rPr>
-      </w:pPr>
-      <w:proofErr w:type="spellStart"/>
-      <w:r>
-        <w:rPr>
-          <w:rFonts w:cstheme="minorHAnsi"/>
+        <w:spacing w:before="100" w:beforeAutospacing="1" w:after="100" w:afterAutospacing="1" w:line="240" w:lineRule="auto"/>
+        <w:rPr>
+          <w:rFonts w:cstheme="minorHAnsi"/>
+          <w:sz w:val="24"/>
+          <w:szCs w:val="24"/>
+        </w:rPr>
+      </w:pPr>
+      <w:r>
+        <w:rPr>
+          <w:rFonts w:eastAsia="Times New Roman" w:cstheme="minorHAnsi"/>
           <w:b/>
           <w:bCs/>
           <w:color w:val="004E9A"/>
           <w:sz w:val="24"/>
           <w:szCs w:val="24"/>
-        </w:rPr>
-        <w:t>margin</w:t>
-      </w:r>
-      <w:proofErr w:type="spellEnd"/>
-      <w:r>
-        <w:rPr>
-          <w:rFonts w:cstheme="minorHAnsi"/>
+          <w:lang w:eastAsia="pt-BR"/>
+        </w:rPr>
+        <w:t>margin: aut</w:t>
+      </w:r>
+      <w:r>
+        <w:rPr>
+          <w:rFonts w:eastAsia="Times New Roman" w:cstheme="minorHAnsi"/>
           <w:b/>
           <w:bCs/>
           <w:color w:val="004E9A"/>
           <w:sz w:val="24"/>
           <w:szCs w:val="24"/>
-        </w:rPr>
-        <w:t>: auto</w:t>
-      </w:r>
-      <w:r>
-        <w:rPr>
-          <w:rFonts w:cstheme="minorHAnsi"/>
+          <w:lang w:eastAsia="pt-BR"/>
+        </w:rPr>
+        <w:t>o</w:t>
+      </w:r>
+      <w:r>
+        <w:rPr>
+          <w:rFonts w:eastAsia="Times New Roman" w:cstheme="minorHAnsi"/>
+          <w:b/>
+          <w:bCs/>
           <w:color w:val="004E9A"/>
           <w:sz w:val="24"/>
           <w:szCs w:val="24"/>
+          <w:lang w:eastAsia="pt-BR"/>
+        </w:rPr>
+        <w:t xml:space="preserve"> -</w:t>
+      </w:r>
+      <w:r>
+        <w:rPr>
+          <w:rFonts w:ascii="Times New Roman" w:eastAsia="Times New Roman" w:hAnsi="Times New Roman" w:cs="Times New Roman"/>
+          <w:sz w:val="24"/>
+          <w:szCs w:val="24"/>
+          <w:lang w:eastAsia="pt-BR"/>
         </w:rPr>
         <w:t xml:space="preserve"> </w:t>
       </w:r>
       <w:r>
         <w:rPr>
-          <w:rFonts w:cstheme="minorHAnsi"/>
-          <w:sz w:val="24"/>
-          <w:szCs w:val="24"/>
-        </w:rPr>
-        <w:t xml:space="preserve">só centraliza vertical e horizontalmente com position: </w:t>
-      </w:r>
-      <w:proofErr w:type="spellStart"/>
-      <w:r>
-        <w:rPr>
-          <w:rFonts w:cstheme="minorHAnsi"/>
-          <w:sz w:val="24"/>
-          <w:szCs w:val="24"/>
-        </w:rPr>
-        <w:t>absolute</w:t>
-      </w:r>
-      <w:proofErr w:type="spellEnd"/>
-      <w:r>
-        <w:rPr>
-          <w:rFonts w:cstheme="minorHAnsi"/>
-          <w:sz w:val="24"/>
-          <w:szCs w:val="24"/>
-        </w:rPr>
-        <w:t xml:space="preserve"> quando o elemento tem width e height definidos (explícita ou intrinsecamente).</w:t>
-      </w:r>
-    </w:p>
-    <w:p>
-      <w:pPr>
-        <w:pStyle w:val="PargrafodaLista"/>
-        <w:rPr>
-          <w:rFonts w:cstheme="minorHAnsi"/>
-          <w:sz w:val="24"/>
-          <w:szCs w:val="24"/>
-        </w:rPr>
-      </w:pPr>
-    </w:p>
-    <w:p>
-      <w:pPr>
-        <w:pStyle w:val="PargrafodaLista"/>
-        <w:rPr>
-          <w:rFonts w:cstheme="minorHAnsi"/>
-          <w:sz w:val="24"/>
-          <w:szCs w:val="24"/>
-        </w:rPr>
-      </w:pPr>
-    </w:p>
-    <w:p>
-      <w:pPr>
-        <w:rPr>
-          <w:rFonts w:cstheme="minorHAnsi"/>
-          <w:sz w:val="24"/>
-          <w:szCs w:val="24"/>
-        </w:rPr>
-      </w:pPr>
-    </w:p>
-    <w:p>
-      <w:pPr>
-        <w:pStyle w:val="PargrafodaLista"/>
-        <w:rPr>
-          <w:sz w:val="24"/>
-          <w:szCs w:val="24"/>
-        </w:rPr>
-      </w:pPr>
-    </w:p>
-    <w:p>
-      <w:pPr>
-        <w:pStyle w:val="PargrafodaLista"/>
-        <w:jc w:val="center"/>
-        <w:rPr>
-          <w:sz w:val="24"/>
-          <w:szCs w:val="24"/>
-        </w:rPr>
-      </w:pPr>
-      <w:r>
+          <w:rFonts w:eastAsia="Times New Roman" w:cstheme="minorHAnsi"/>
+          <w:sz w:val="24"/>
+          <w:szCs w:val="24"/>
+          <w:lang w:eastAsia="pt-BR"/>
+        </w:rPr>
+        <w:t>margin: auto centraliza horizontalmente um elemento se ele tiver largura definida.</w:t>
+      </w:r>
+    </w:p>
+    <w:p>
+      <w:pPr>
+        <w:pStyle w:val="PargrafodaLista"/>
+        <w:numPr>
+          <w:ilvl w:val="0"/>
+          <w:numId w:val="2"/>
+        </w:numPr>
+        <w:spacing w:before="100" w:beforeAutospacing="1" w:after="100" w:afterAutospacing="1" w:line="240" w:lineRule="auto"/>
+        <w:rPr>
+          <w:rFonts w:cstheme="minorHAnsi"/>
+          <w:sz w:val="24"/>
+          <w:szCs w:val="24"/>
+        </w:rPr>
+      </w:pPr>
+      <w:r>
+        <w:rPr>
+          <w:rFonts w:eastAsia="Times New Roman" w:cstheme="minorHAnsi"/>
+          <w:sz w:val="24"/>
+          <w:szCs w:val="24"/>
+          <w:lang w:eastAsia="pt-BR"/>
+        </w:rPr>
+        <w:t>O exemplo acima, o elemento está posicionado no</w:t>
+      </w:r>
+      <w:r>
+        <w:rPr>
+          <w:rFonts w:eastAsia="Times New Roman" w:cstheme="minorHAnsi"/>
+          <w:b/>
+          <w:bCs/>
+          <w:sz w:val="24"/>
+          <w:szCs w:val="24"/>
+          <w:lang w:eastAsia="pt-BR"/>
+        </w:rPr>
+        <w:t xml:space="preserve"> </w:t>
+      </w:r>
+      <w:r>
+        <w:rPr>
+          <w:rFonts w:eastAsia="Times New Roman" w:cstheme="minorHAnsi"/>
+          <w:b/>
+          <w:bCs/>
+          <w:color w:val="004E9A"/>
+          <w:sz w:val="24"/>
+          <w:szCs w:val="24"/>
+          <w:lang w:eastAsia="pt-BR"/>
+        </w:rPr>
+        <w:t xml:space="preserve">centro </w:t>
+      </w:r>
+      <w:r>
+        <w:rPr>
+          <w:rFonts w:eastAsia="Times New Roman" w:cstheme="minorHAnsi"/>
+          <w:b/>
+          <w:bCs/>
+          <w:color w:val="004E9A"/>
+          <w:sz w:val="24"/>
+          <w:szCs w:val="24"/>
+          <w:lang w:eastAsia="pt-BR"/>
+        </w:rPr>
+        <w:t xml:space="preserve">→ </w:t>
+      </w:r>
+      <w:r>
+        <w:rPr>
+          <w:rFonts w:eastAsia="Times New Roman" w:cstheme="minorHAnsi"/>
+          <w:b/>
+          <w:bCs/>
+          <w:color w:val="004E9A"/>
+          <w:sz w:val="24"/>
+          <w:szCs w:val="24"/>
+          <w:lang w:eastAsia="pt-BR"/>
+        </w:rPr>
+        <w:t>centro</w:t>
+      </w:r>
+    </w:p>
+    <w:p>
+      <w:pPr>
+        <w:pStyle w:val="PargrafodaLista"/>
+        <w:numPr>
+          <w:ilvl w:val="0"/>
+          <w:numId w:val="2"/>
+        </w:numPr>
+        <w:rPr>
+          <w:rFonts w:cstheme="minorHAnsi"/>
+          <w:color w:val="0070C0"/>
+          <w:sz w:val="24"/>
+          <w:szCs w:val="24"/>
+        </w:rPr>
+      </w:pPr>
+      <w:r>
+        <w:rPr>
+          <w:rFonts w:cstheme="minorHAnsi"/>
+          <w:sz w:val="24"/>
+          <w:szCs w:val="24"/>
+        </w:rPr>
+        <w:t xml:space="preserve">Se </w:t>
+      </w:r>
+      <w:r>
+        <w:rPr>
+          <w:rFonts w:cstheme="minorHAnsi"/>
+          <w:sz w:val="24"/>
+          <w:szCs w:val="24"/>
+        </w:rPr>
+        <w:t>adaptar o</w:t>
+      </w:r>
+      <w:r>
+        <w:rPr>
+          <w:rFonts w:cstheme="minorHAnsi"/>
+          <w:sz w:val="24"/>
+          <w:szCs w:val="24"/>
+        </w:rPr>
+        <w:t xml:space="preserve"> </w:t>
+      </w:r>
+      <w:r>
+        <w:rPr>
+          <w:rFonts w:cstheme="minorHAnsi"/>
+          <w:b/>
+          <w:bCs/>
+          <w:color w:val="0070C0"/>
+          <w:sz w:val="24"/>
+          <w:szCs w:val="24"/>
+        </w:rPr>
+        <w:t>inset</w:t>
+      </w:r>
+      <w:r>
+        <w:rPr>
+          <w:rFonts w:cstheme="minorHAnsi"/>
+          <w:b/>
+          <w:bCs/>
+          <w:color w:val="0070C0"/>
+          <w:sz w:val="24"/>
+          <w:szCs w:val="24"/>
+        </w:rPr>
+        <w:t>:</w:t>
+      </w:r>
+      <w:r>
+        <w:rPr>
+          <w:rFonts w:cstheme="minorHAnsi"/>
+          <w:color w:val="0070C0"/>
+          <w:sz w:val="24"/>
+          <w:szCs w:val="24"/>
+        </w:rPr>
+        <w:t xml:space="preserve"> </w:t>
+      </w:r>
+      <w:r>
+        <w:rPr>
+          <w:rFonts w:cstheme="minorHAnsi"/>
+          <w:sz w:val="24"/>
+          <w:szCs w:val="24"/>
+        </w:rPr>
+        <w:t xml:space="preserve">0; </w:t>
+      </w:r>
+      <w:r>
+        <w:rPr>
+          <w:rFonts w:cstheme="minorHAnsi"/>
+          <w:sz w:val="24"/>
+          <w:szCs w:val="24"/>
+        </w:rPr>
+        <w:t>para o</w:t>
+      </w:r>
+      <w:r>
+        <w:rPr>
+          <w:rFonts w:cstheme="minorHAnsi"/>
+          <w:sz w:val="24"/>
+          <w:szCs w:val="24"/>
+        </w:rPr>
+        <w:t xml:space="preserve"> </w:t>
+      </w:r>
+      <w:r>
+        <w:rPr>
+          <w:rFonts w:cstheme="minorHAnsi"/>
+          <w:b/>
+          <w:bCs/>
+          <w:color w:val="0070C0"/>
+          <w:sz w:val="24"/>
+          <w:szCs w:val="24"/>
+        </w:rPr>
+        <w:t>inset</w:t>
+      </w:r>
+      <w:r>
+        <w:rPr>
+          <w:rFonts w:cstheme="minorHAnsi"/>
+          <w:b/>
+          <w:bCs/>
+          <w:color w:val="0070C0"/>
+          <w:sz w:val="24"/>
+          <w:szCs w:val="24"/>
+        </w:rPr>
+        <w:t>:</w:t>
+      </w:r>
+      <w:r>
+        <w:rPr>
+          <w:rFonts w:cstheme="minorHAnsi"/>
+          <w:color w:val="0070C0"/>
+          <w:sz w:val="24"/>
+          <w:szCs w:val="24"/>
+        </w:rPr>
+        <w:t xml:space="preserve"> </w:t>
+      </w:r>
+      <w:r>
+        <w:rPr>
+          <w:rFonts w:cstheme="minorHAnsi"/>
+          <w:sz w:val="24"/>
+          <w:szCs w:val="24"/>
+        </w:rPr>
+        <w:t xml:space="preserve">auto </w:t>
+      </w:r>
+      <w:r>
+        <w:rPr>
+          <w:rFonts w:cstheme="minorHAnsi"/>
+          <w:sz w:val="24"/>
+          <w:szCs w:val="24"/>
+        </w:rPr>
+        <w:t xml:space="preserve">0; </w:t>
+      </w:r>
+      <w:r>
+        <w:rPr>
+          <w:rFonts w:eastAsia="Times New Roman" w:cstheme="minorHAnsi"/>
+          <w:sz w:val="24"/>
+          <w:szCs w:val="24"/>
+          <w:lang w:eastAsia="pt-BR"/>
+        </w:rPr>
+        <w:t xml:space="preserve">muda para a borda </w:t>
+      </w:r>
+      <w:r>
+        <w:rPr>
+          <w:rFonts w:cstheme="minorHAnsi"/>
+          <w:b/>
+          <w:bCs/>
+          <w:color w:val="0070C0"/>
+          <w:sz w:val="24"/>
+          <w:szCs w:val="24"/>
+        </w:rPr>
+        <w:t>superior</w:t>
+      </w:r>
+      <w:r>
+        <w:rPr>
+          <w:rFonts w:cstheme="minorHAnsi"/>
+          <w:b/>
+          <w:bCs/>
+          <w:color w:val="0070C0"/>
+          <w:sz w:val="24"/>
+          <w:szCs w:val="24"/>
+        </w:rPr>
+        <w:t>.</w:t>
+      </w:r>
+    </w:p>
+    <w:p>
+      <w:pPr>
+        <w:pStyle w:val="PargrafodaLista"/>
+        <w:numPr>
+          <w:ilvl w:val="0"/>
+          <w:numId w:val="2"/>
+        </w:numPr>
+        <w:rPr>
+          <w:rFonts w:cstheme="minorHAnsi"/>
+          <w:color w:val="0070C0"/>
+          <w:sz w:val="24"/>
+          <w:szCs w:val="24"/>
+        </w:rPr>
+      </w:pPr>
+      <w:r>
+        <w:rPr>
+          <w:rFonts w:cstheme="minorHAnsi"/>
+          <w:sz w:val="24"/>
+          <w:szCs w:val="24"/>
+        </w:rPr>
+        <w:t xml:space="preserve">Se </w:t>
+      </w:r>
+      <w:r>
+        <w:rPr>
+          <w:rFonts w:cstheme="minorHAnsi"/>
+          <w:sz w:val="24"/>
+          <w:szCs w:val="24"/>
+        </w:rPr>
+        <w:t>adaptar o</w:t>
+      </w:r>
+      <w:r>
+        <w:rPr>
+          <w:rFonts w:cstheme="minorHAnsi"/>
+          <w:sz w:val="24"/>
+          <w:szCs w:val="24"/>
+        </w:rPr>
+        <w:t xml:space="preserve"> </w:t>
+      </w:r>
+      <w:r>
+        <w:rPr>
+          <w:rFonts w:cstheme="minorHAnsi"/>
+          <w:b/>
+          <w:bCs/>
+          <w:color w:val="0070C0"/>
+          <w:sz w:val="24"/>
+          <w:szCs w:val="24"/>
+        </w:rPr>
+        <w:t>inset</w:t>
+      </w:r>
+      <w:r>
+        <w:rPr>
+          <w:rFonts w:cstheme="minorHAnsi"/>
+          <w:b/>
+          <w:bCs/>
+          <w:color w:val="0070C0"/>
+          <w:sz w:val="24"/>
+          <w:szCs w:val="24"/>
+        </w:rPr>
+        <w:t>:</w:t>
+      </w:r>
+      <w:r>
+        <w:rPr>
+          <w:rFonts w:cstheme="minorHAnsi"/>
+          <w:color w:val="0070C0"/>
+          <w:sz w:val="24"/>
+          <w:szCs w:val="24"/>
+        </w:rPr>
+        <w:t xml:space="preserve"> </w:t>
+      </w:r>
+      <w:r>
+        <w:rPr>
+          <w:rFonts w:cstheme="minorHAnsi"/>
+          <w:sz w:val="24"/>
+          <w:szCs w:val="24"/>
+        </w:rPr>
+        <w:t xml:space="preserve">0; </w:t>
+      </w:r>
+      <w:r>
+        <w:rPr>
+          <w:rFonts w:cstheme="minorHAnsi"/>
+          <w:sz w:val="24"/>
+          <w:szCs w:val="24"/>
+        </w:rPr>
+        <w:t>para o</w:t>
+      </w:r>
+      <w:r>
+        <w:rPr>
+          <w:rFonts w:cstheme="minorHAnsi"/>
+          <w:sz w:val="24"/>
+          <w:szCs w:val="24"/>
+        </w:rPr>
+        <w:t xml:space="preserve"> </w:t>
+      </w:r>
+      <w:r>
+        <w:rPr>
+          <w:rFonts w:cstheme="minorHAnsi"/>
+          <w:b/>
+          <w:bCs/>
+          <w:color w:val="0070C0"/>
+          <w:sz w:val="24"/>
+          <w:szCs w:val="24"/>
+        </w:rPr>
+        <w:t>inset</w:t>
+      </w:r>
+      <w:r>
+        <w:rPr>
+          <w:rFonts w:cstheme="minorHAnsi"/>
+          <w:b/>
+          <w:bCs/>
+          <w:color w:val="0070C0"/>
+          <w:sz w:val="24"/>
+          <w:szCs w:val="24"/>
+        </w:rPr>
+        <w:t>:</w:t>
+      </w:r>
+      <w:r>
+        <w:rPr>
+          <w:rFonts w:cstheme="minorHAnsi"/>
+          <w:color w:val="0070C0"/>
+          <w:sz w:val="24"/>
+          <w:szCs w:val="24"/>
+        </w:rPr>
+        <w:t xml:space="preserve"> </w:t>
+      </w:r>
+      <w:r>
+        <w:rPr>
+          <w:rFonts w:cstheme="minorHAnsi"/>
+          <w:sz w:val="24"/>
+          <w:szCs w:val="24"/>
+        </w:rPr>
+        <w:t xml:space="preserve">auto 0 0; </w:t>
+      </w:r>
+      <w:r>
+        <w:rPr>
+          <w:rFonts w:eastAsia="Times New Roman" w:cstheme="minorHAnsi"/>
+          <w:sz w:val="24"/>
+          <w:szCs w:val="24"/>
+          <w:lang w:eastAsia="pt-BR"/>
+        </w:rPr>
+        <w:t xml:space="preserve">muda para a borda </w:t>
+      </w:r>
+      <w:r>
+        <w:rPr>
+          <w:rFonts w:cstheme="minorHAnsi"/>
+          <w:b/>
+          <w:bCs/>
+          <w:color w:val="0070C0"/>
+          <w:sz w:val="24"/>
+          <w:szCs w:val="24"/>
+        </w:rPr>
+        <w:t>inferior</w:t>
+      </w:r>
+      <w:r>
+        <w:rPr>
+          <w:rFonts w:cstheme="minorHAnsi"/>
+          <w:b/>
+          <w:bCs/>
+          <w:color w:val="0070C0"/>
+          <w:sz w:val="24"/>
+          <w:szCs w:val="24"/>
+        </w:rPr>
+        <w:t>.</w:t>
+      </w:r>
+    </w:p>
+    <w:p>
+      <w:pPr>
+        <w:pStyle w:val="PargrafodaLista"/>
+        <w:rPr>
+          <w:rFonts w:cstheme="minorHAnsi"/>
+          <w:color w:val="0070C0"/>
+          <w:sz w:val="24"/>
+          <w:szCs w:val="24"/>
+        </w:rPr>
+      </w:pPr>
+    </w:p>
+    <w:p>
+      <w:pPr>
+        <w:pStyle w:val="PargrafodaLista"/>
+        <w:spacing w:before="100" w:beforeAutospacing="1" w:after="100" w:afterAutospacing="1" w:line="240" w:lineRule="auto"/>
+        <w:rPr>
+          <w:rFonts w:cstheme="minorHAnsi"/>
+          <w:sz w:val="24"/>
+          <w:szCs w:val="24"/>
+        </w:rPr>
+      </w:pPr>
+    </w:p>
+    <w:p>
+      <w:pPr>
+        <w:rPr>
+          <w:rFonts w:cstheme="minorHAnsi"/>
+          <w:sz w:val="24"/>
+          <w:szCs w:val="24"/>
+        </w:rPr>
+      </w:pPr>
+    </w:p>
+    <w:p>
+      <w:pPr>
         <w:rPr>
           <w:rFonts w:ascii="Segoe UI Emoji" w:hAnsi="Segoe UI Emoji" w:cs="Segoe UI Emoji"/>
           <w:color w:val="005E00"/>
           <w:sz w:val="24"/>
           <w:szCs w:val="24"/>
         </w:rPr>
+      </w:pPr>
+    </w:p>
+    <w:p>
+      <w:pPr>
+        <w:pStyle w:val="PargrafodaLista"/>
+        <w:jc w:val="center"/>
+        <w:rPr>
+          <w:b/>
+          <w:bCs/>
+          <w:sz w:val="24"/>
+          <w:szCs w:val="24"/>
+        </w:rPr>
+      </w:pPr>
+      <w:r>
+        <w:rPr>
+          <w:rFonts w:ascii="Segoe UI Emoji" w:hAnsi="Segoe UI Emoji" w:cs="Segoe UI Emoji"/>
+          <w:color w:val="005E00"/>
+          <w:sz w:val="24"/>
+          <w:szCs w:val="24"/>
+        </w:rPr>
+        <w:lastRenderedPageBreak/>
         <w:t>✅</w:t>
       </w:r>
       <w:r>
@@ -1831,10 +2013,21 @@
       </w:r>
       <w:r>
         <w:rPr>
-          <w:sz w:val="24"/>
-          <w:szCs w:val="24"/>
-        </w:rPr>
-        <w:t>Usando Grid</w:t>
+          <w:b/>
+          <w:bCs/>
+          <w:sz w:val="24"/>
+          <w:szCs w:val="24"/>
+        </w:rPr>
+        <w:t>Usando Margin</w:t>
+      </w:r>
+      <w:r>
+        <w:rPr>
+          <w:b/>
+          <w:bCs/>
+          <w:sz w:val="24"/>
+          <w:szCs w:val="24"/>
+        </w:rPr>
+        <w:t xml:space="preserve"> </w:t>
       </w:r>
     </w:p>
     <w:p>
@@ -1842,6 +2035,8 @@
         <w:pStyle w:val="PargrafodaLista"/>
         <w:jc w:val="center"/>
         <w:rPr>
+          <w:b/>
+          <w:bCs/>
           <w:sz w:val="24"/>
           <w:szCs w:val="24"/>
         </w:rPr>
@@ -1861,9 +2056,2273 @@
           <w:noProof/>
           <w14:ligatures w14:val="standardContextual"/>
         </w:rPr>
+        <w:drawing>
+          <wp:inline distT="0" distB="0" distL="0" distR="0" wp14:anchorId="2F9B1C4F" wp14:editId="1424DB96">
+            <wp:extent cx="3086100" cy="1524000"/>
+            <wp:effectExtent l="0" t="0" r="0" b="0"/>
+            <wp:docPr id="1076122747" name="Imagem 1"/>
+            <wp:cNvGraphicFramePr>
+              <a:graphicFrameLocks xmlns:a="http://schemas.openxmlformats.org/drawingml/2006/main" noChangeAspect="1"/>
+            </wp:cNvGraphicFramePr>
+            <a:graphic xmlns:a="http://schemas.openxmlformats.org/drawingml/2006/main">
+              <a:graphicData uri="http://schemas.openxmlformats.org/drawingml/2006/picture">
+                <pic:pic xmlns:pic="http://schemas.openxmlformats.org/drawingml/2006/picture">
+                  <pic:nvPicPr>
+                    <pic:cNvPr id="1076122747" name=""/>
+                    <pic:cNvPicPr/>
+                  </pic:nvPicPr>
+                  <pic:blipFill>
+                    <a:blip r:embed="rId8">
+                      <a:extLst>
+                        <a:ext uri="{28A0092B-C50C-407E-A947-70E740481C1C}">
+                          <a14:useLocalDpi xmlns:a14="http://schemas.microsoft.com/office/drawing/2010/main" val="0"/>
+                        </a:ext>
+                      </a:extLst>
+                    </a:blip>
+                    <a:stretch>
+                      <a:fillRect/>
+                    </a:stretch>
+                  </pic:blipFill>
+                  <pic:spPr>
+                    <a:xfrm>
+                      <a:off x="0" y="0"/>
+                      <a:ext cx="3086100" cy="1524000"/>
+                    </a:xfrm>
+                    <a:prstGeom prst="rect">
+                      <a:avLst/>
+                    </a:prstGeom>
+                  </pic:spPr>
+                </pic:pic>
+              </a:graphicData>
+            </a:graphic>
+          </wp:inline>
+        </w:drawing>
+      </w:r>
+    </w:p>
+    <w:p>
+      <w:pPr>
+        <w:pStyle w:val="PargrafodaLista"/>
+        <w:numPr>
+          <w:ilvl w:val="0"/>
+          <w:numId w:val="5"/>
+        </w:numPr>
+        <w:rPr>
+          <w:sz w:val="24"/>
+          <w:szCs w:val="24"/>
+        </w:rPr>
+      </w:pPr>
+      <w:r>
+        <w:rPr>
+          <w:b/>
+          <w:bCs/>
+          <w:color w:val="004F88"/>
+          <w:sz w:val="24"/>
+          <w:szCs w:val="24"/>
+        </w:rPr>
+        <w:t xml:space="preserve">0 → </w:t>
+      </w:r>
+      <w:r>
+        <w:rPr>
+          <w:sz w:val="24"/>
+          <w:szCs w:val="24"/>
+        </w:rPr>
+        <w:t>define a margem como 0.</w:t>
+      </w:r>
+    </w:p>
+    <w:p>
+      <w:pPr>
+        <w:pStyle w:val="PargrafodaLista"/>
+        <w:numPr>
+          <w:ilvl w:val="0"/>
+          <w:numId w:val="5"/>
+        </w:numPr>
+        <w:rPr>
+          <w:b/>
+          <w:bCs/>
+          <w:color w:val="004F88"/>
+          <w:sz w:val="24"/>
+          <w:szCs w:val="24"/>
+        </w:rPr>
+      </w:pPr>
+      <w:r>
+        <w:rPr>
+          <w:b/>
+          <w:bCs/>
+          <w:color w:val="004F88"/>
+          <w:sz w:val="24"/>
+          <w:szCs w:val="24"/>
+        </w:rPr>
+        <w:t xml:space="preserve">auto → </w:t>
+      </w:r>
+      <w:r>
+        <w:rPr>
+          <w:sz w:val="24"/>
+          <w:szCs w:val="24"/>
+        </w:rPr>
+        <w:t>faz o navegador calcular automaticamente a margem esquerda e direita, centralizando o elemento horizontalmente dentro do container</w:t>
+      </w:r>
+    </w:p>
+    <w:p>
+      <w:pPr>
+        <w:pStyle w:val="PargrafodaLista"/>
+        <w:numPr>
+          <w:ilvl w:val="0"/>
+          <w:numId w:val="5"/>
+        </w:numPr>
+        <w:spacing w:before="100" w:beforeAutospacing="1" w:after="100" w:afterAutospacing="1" w:line="240" w:lineRule="auto"/>
+        <w:rPr>
+          <w:rFonts w:cstheme="minorHAnsi"/>
+          <w:sz w:val="24"/>
+          <w:szCs w:val="24"/>
+        </w:rPr>
+      </w:pPr>
+      <w:r>
+        <w:rPr>
+          <w:rFonts w:eastAsia="Times New Roman" w:cstheme="minorHAnsi"/>
+          <w:sz w:val="24"/>
+          <w:szCs w:val="24"/>
+          <w:lang w:eastAsia="pt-BR"/>
+        </w:rPr>
+        <w:t>O exemplo acima, o elemento está posicionado no</w:t>
+      </w:r>
+      <w:r>
+        <w:rPr>
+          <w:rFonts w:eastAsia="Times New Roman" w:cstheme="minorHAnsi"/>
+          <w:b/>
+          <w:bCs/>
+          <w:sz w:val="24"/>
+          <w:szCs w:val="24"/>
+          <w:lang w:eastAsia="pt-BR"/>
+        </w:rPr>
+        <w:t xml:space="preserve"> </w:t>
+      </w:r>
+      <w:r>
+        <w:rPr>
+          <w:rFonts w:eastAsia="Times New Roman" w:cstheme="minorHAnsi"/>
+          <w:b/>
+          <w:bCs/>
+          <w:color w:val="004E9A"/>
+          <w:sz w:val="24"/>
+          <w:szCs w:val="24"/>
+          <w:lang w:eastAsia="pt-BR"/>
+        </w:rPr>
+        <w:t xml:space="preserve">Top </w:t>
+      </w:r>
+      <w:r>
+        <w:rPr>
+          <w:rFonts w:eastAsia="Times New Roman" w:cstheme="minorHAnsi"/>
+          <w:b/>
+          <w:bCs/>
+          <w:color w:val="004E9A"/>
+          <w:sz w:val="24"/>
+          <w:szCs w:val="24"/>
+          <w:lang w:eastAsia="pt-BR"/>
+        </w:rPr>
+        <w:t xml:space="preserve">→ </w:t>
+      </w:r>
+      <w:r>
+        <w:rPr>
+          <w:rFonts w:eastAsia="Times New Roman" w:cstheme="minorHAnsi"/>
+          <w:b/>
+          <w:bCs/>
+          <w:color w:val="004E9A"/>
+          <w:sz w:val="24"/>
+          <w:szCs w:val="24"/>
+          <w:lang w:eastAsia="pt-BR"/>
+        </w:rPr>
+        <w:t>centro</w:t>
+      </w:r>
+    </w:p>
+    <w:p>
+      <w:pPr>
+        <w:pStyle w:val="PargrafodaLista"/>
+        <w:numPr>
+          <w:ilvl w:val="0"/>
+          <w:numId w:val="6"/>
+        </w:numPr>
+        <w:rPr>
+          <w:sz w:val="24"/>
+          <w:szCs w:val="24"/>
+        </w:rPr>
+      </w:pPr>
+      <w:r>
+        <w:rPr>
+          <w:rFonts w:cstheme="minorHAnsi"/>
+          <w:sz w:val="24"/>
+          <w:szCs w:val="24"/>
+        </w:rPr>
+        <w:t xml:space="preserve">Se </w:t>
+      </w:r>
+      <w:r>
+        <w:rPr>
+          <w:rFonts w:cstheme="minorHAnsi"/>
+          <w:sz w:val="24"/>
+          <w:szCs w:val="24"/>
+        </w:rPr>
+        <w:t>adaptar o</w:t>
+      </w:r>
+      <w:r>
+        <w:rPr>
+          <w:rFonts w:cstheme="minorHAnsi"/>
+          <w:sz w:val="24"/>
+          <w:szCs w:val="24"/>
+        </w:rPr>
+        <w:t xml:space="preserve"> </w:t>
+      </w:r>
+      <w:r>
+        <w:rPr>
+          <w:rFonts w:cstheme="minorHAnsi"/>
+          <w:b/>
+          <w:bCs/>
+          <w:color w:val="0070C0"/>
+          <w:sz w:val="24"/>
+          <w:szCs w:val="24"/>
+        </w:rPr>
+        <w:t>margin</w:t>
+      </w:r>
+      <w:r>
+        <w:rPr>
+          <w:rFonts w:cstheme="minorHAnsi"/>
+          <w:b/>
+          <w:bCs/>
+          <w:color w:val="0070C0"/>
+          <w:sz w:val="24"/>
+          <w:szCs w:val="24"/>
+        </w:rPr>
+        <w:t>:</w:t>
+      </w:r>
+      <w:r>
+        <w:rPr>
+          <w:rFonts w:cstheme="minorHAnsi"/>
+          <w:color w:val="0070C0"/>
+          <w:sz w:val="24"/>
+          <w:szCs w:val="24"/>
+        </w:rPr>
+        <w:t xml:space="preserve"> </w:t>
+      </w:r>
+      <w:r>
+        <w:rPr>
+          <w:rFonts w:cstheme="minorHAnsi"/>
+          <w:sz w:val="24"/>
+          <w:szCs w:val="24"/>
+        </w:rPr>
+        <w:t>0</w:t>
+      </w:r>
+      <w:r>
+        <w:rPr>
+          <w:rFonts w:cstheme="minorHAnsi"/>
+          <w:sz w:val="24"/>
+          <w:szCs w:val="24"/>
+        </w:rPr>
+        <w:t xml:space="preserve"> auto</w:t>
+      </w:r>
+      <w:r>
+        <w:rPr>
+          <w:rFonts w:cstheme="minorHAnsi"/>
+          <w:sz w:val="24"/>
+          <w:szCs w:val="24"/>
+        </w:rPr>
+        <w:t xml:space="preserve">; </w:t>
+      </w:r>
+      <w:r>
+        <w:rPr>
+          <w:rFonts w:cstheme="minorHAnsi"/>
+          <w:sz w:val="24"/>
+          <w:szCs w:val="24"/>
+        </w:rPr>
+        <w:t>para o</w:t>
+      </w:r>
+      <w:r>
+        <w:rPr>
+          <w:rFonts w:cstheme="minorHAnsi"/>
+          <w:sz w:val="24"/>
+          <w:szCs w:val="24"/>
+        </w:rPr>
+        <w:t xml:space="preserve"> </w:t>
+      </w:r>
+      <w:r>
+        <w:rPr>
+          <w:rFonts w:cstheme="minorHAnsi"/>
+          <w:b/>
+          <w:bCs/>
+          <w:color w:val="0070C0"/>
+          <w:sz w:val="24"/>
+          <w:szCs w:val="24"/>
+        </w:rPr>
+        <w:t>margin-</w:t>
+      </w:r>
+      <w:proofErr w:type="spellStart"/>
+      <w:r>
+        <w:rPr>
+          <w:rFonts w:cstheme="minorHAnsi"/>
+          <w:b/>
+          <w:bCs/>
+          <w:color w:val="0070C0"/>
+          <w:sz w:val="24"/>
+          <w:szCs w:val="24"/>
+        </w:rPr>
+        <w:t>left</w:t>
+      </w:r>
+      <w:proofErr w:type="spellEnd"/>
+      <w:r>
+        <w:rPr>
+          <w:rFonts w:cstheme="minorHAnsi"/>
+          <w:b/>
+          <w:bCs/>
+          <w:color w:val="0070C0"/>
+          <w:sz w:val="24"/>
+          <w:szCs w:val="24"/>
+        </w:rPr>
+        <w:t>:</w:t>
+      </w:r>
+      <w:r>
+        <w:rPr>
+          <w:rFonts w:cstheme="minorHAnsi"/>
+          <w:color w:val="0070C0"/>
+          <w:sz w:val="24"/>
+          <w:szCs w:val="24"/>
+        </w:rPr>
+        <w:t xml:space="preserve"> </w:t>
+      </w:r>
+      <w:r>
+        <w:rPr>
+          <w:rFonts w:cstheme="minorHAnsi"/>
+          <w:sz w:val="24"/>
+          <w:szCs w:val="24"/>
+        </w:rPr>
+        <w:t xml:space="preserve">auto; </w:t>
+      </w:r>
+      <w:r>
+        <w:rPr>
+          <w:rFonts w:eastAsia="Times New Roman" w:cstheme="minorHAnsi"/>
+          <w:sz w:val="24"/>
+          <w:szCs w:val="24"/>
+          <w:lang w:eastAsia="pt-BR"/>
+        </w:rPr>
+        <w:t xml:space="preserve">muda para a borda </w:t>
+      </w:r>
+      <w:r>
+        <w:rPr>
+          <w:b/>
+          <w:bCs/>
+          <w:color w:val="004F88"/>
+          <w:sz w:val="24"/>
+          <w:szCs w:val="24"/>
+        </w:rPr>
+        <w:t xml:space="preserve">Topo </w:t>
+      </w:r>
+      <w:r>
+        <w:rPr>
+          <w:b/>
+          <w:bCs/>
+          <w:color w:val="004F88"/>
+          <w:sz w:val="24"/>
+          <w:szCs w:val="24"/>
+        </w:rPr>
+        <w:t>→</w:t>
+      </w:r>
+      <w:r>
+        <w:rPr>
+          <w:b/>
+          <w:bCs/>
+          <w:color w:val="004F88"/>
+          <w:sz w:val="24"/>
+          <w:szCs w:val="24"/>
+        </w:rPr>
+        <w:t xml:space="preserve"> Centro</w:t>
+      </w:r>
+      <w:r>
+        <w:rPr>
+          <w:rFonts w:cstheme="minorHAnsi"/>
+          <w:b/>
+          <w:bCs/>
+          <w:color w:val="0070C0"/>
+          <w:sz w:val="24"/>
+          <w:szCs w:val="24"/>
+        </w:rPr>
+        <w:t>.</w:t>
+      </w:r>
+    </w:p>
+    <w:p>
+      <w:pPr>
+        <w:pStyle w:val="PargrafodaLista"/>
+        <w:numPr>
+          <w:ilvl w:val="0"/>
+          <w:numId w:val="6"/>
+        </w:numPr>
+        <w:rPr>
+          <w:sz w:val="24"/>
+          <w:szCs w:val="24"/>
+        </w:rPr>
+      </w:pPr>
+      <w:r>
+        <w:rPr>
+          <w:rFonts w:cstheme="minorHAnsi"/>
+          <w:sz w:val="24"/>
+          <w:szCs w:val="24"/>
+        </w:rPr>
+        <w:t xml:space="preserve">Se </w:t>
+      </w:r>
+      <w:r>
+        <w:rPr>
+          <w:rFonts w:cstheme="minorHAnsi"/>
+          <w:sz w:val="24"/>
+          <w:szCs w:val="24"/>
+        </w:rPr>
+        <w:t>adaptar remove o totalmente</w:t>
+      </w:r>
+      <w:r>
+        <w:rPr>
+          <w:rFonts w:cstheme="minorHAnsi"/>
+          <w:sz w:val="24"/>
+          <w:szCs w:val="24"/>
+        </w:rPr>
+        <w:t xml:space="preserve"> </w:t>
+      </w:r>
+      <w:r>
+        <w:rPr>
+          <w:rFonts w:cstheme="minorHAnsi"/>
+          <w:b/>
+          <w:bCs/>
+          <w:color w:val="0070C0"/>
+          <w:sz w:val="24"/>
+          <w:szCs w:val="24"/>
+        </w:rPr>
+        <w:t>margin</w:t>
+      </w:r>
+      <w:r>
+        <w:rPr>
+          <w:rFonts w:cstheme="minorHAnsi"/>
+          <w:b/>
+          <w:bCs/>
+          <w:color w:val="0070C0"/>
+          <w:sz w:val="24"/>
+          <w:szCs w:val="24"/>
+        </w:rPr>
+        <w:t>:</w:t>
+      </w:r>
+      <w:r>
+        <w:rPr>
+          <w:rFonts w:cstheme="minorHAnsi"/>
+          <w:color w:val="0070C0"/>
+          <w:sz w:val="24"/>
+          <w:szCs w:val="24"/>
+        </w:rPr>
+        <w:t xml:space="preserve"> </w:t>
+      </w:r>
+      <w:r>
+        <w:rPr>
+          <w:rFonts w:eastAsia="Times New Roman" w:cstheme="minorHAnsi"/>
+          <w:sz w:val="24"/>
+          <w:szCs w:val="24"/>
+          <w:lang w:eastAsia="pt-BR"/>
+        </w:rPr>
+        <w:t xml:space="preserve">muda para a borda </w:t>
+      </w:r>
+      <w:r>
+        <w:rPr>
+          <w:b/>
+          <w:bCs/>
+          <w:color w:val="004F88"/>
+          <w:sz w:val="24"/>
+          <w:szCs w:val="24"/>
+        </w:rPr>
+        <w:t xml:space="preserve">Topo </w:t>
+      </w:r>
+      <w:r>
+        <w:rPr>
+          <w:b/>
+          <w:bCs/>
+          <w:color w:val="004F88"/>
+          <w:sz w:val="24"/>
+          <w:szCs w:val="24"/>
+        </w:rPr>
+        <w:t>→</w:t>
+      </w:r>
+      <w:r>
+        <w:rPr>
+          <w:b/>
+          <w:bCs/>
+          <w:color w:val="004F88"/>
+          <w:sz w:val="24"/>
+          <w:szCs w:val="24"/>
+        </w:rPr>
+        <w:t xml:space="preserve"> esquerdo</w:t>
+      </w:r>
+      <w:r>
+        <w:rPr>
+          <w:rFonts w:cstheme="minorHAnsi"/>
+          <w:b/>
+          <w:bCs/>
+          <w:color w:val="0070C0"/>
+          <w:sz w:val="24"/>
+          <w:szCs w:val="24"/>
+        </w:rPr>
+        <w:t>.</w:t>
+      </w:r>
+    </w:p>
+    <w:p>
+      <w:pPr>
+        <w:pStyle w:val="PargrafodaLista"/>
+        <w:rPr>
+          <w:sz w:val="24"/>
+          <w:szCs w:val="24"/>
+        </w:rPr>
+      </w:pPr>
+    </w:p>
+    <w:p>
+      <w:pPr>
+        <w:pStyle w:val="PargrafodaLista"/>
+        <w:jc w:val="center"/>
+        <w:rPr>
+          <w:sz w:val="24"/>
+          <w:szCs w:val="24"/>
+        </w:rPr>
+      </w:pPr>
+      <w:r>
+        <w:rPr>
+          <w:rFonts w:ascii="Segoe UI Emoji" w:hAnsi="Segoe UI Emoji" w:cs="Segoe UI Emoji"/>
+          <w:color w:val="005E00"/>
+          <w:sz w:val="24"/>
+          <w:szCs w:val="24"/>
+        </w:rPr>
+        <w:t>✅</w:t>
+      </w:r>
+      <w:r>
+        <w:rPr>
+          <w:sz w:val="24"/>
+          <w:szCs w:val="24"/>
+        </w:rPr>
+        <w:t xml:space="preserve"> </w:t>
+      </w:r>
+      <w:proofErr w:type="spellStart"/>
+      <w:r>
+        <w:rPr>
+          <w:b/>
+          <w:bCs/>
+          <w:sz w:val="24"/>
+          <w:szCs w:val="24"/>
+        </w:rPr>
+        <w:t>Transform</w:t>
+      </w:r>
+      <w:proofErr w:type="spellEnd"/>
+    </w:p>
+    <w:p>
+      <w:pPr>
+        <w:rPr>
+          <w:b/>
+          <w:bCs/>
+          <w:sz w:val="24"/>
+          <w:szCs w:val="24"/>
+        </w:rPr>
+      </w:pPr>
+      <w:r>
+        <w:rPr>
+          <w:b/>
+          <w:bCs/>
+          <w:sz w:val="24"/>
+          <w:szCs w:val="24"/>
+        </w:rPr>
+        <w:t xml:space="preserve">          </w:t>
+      </w:r>
+      <w:r>
+        <w:rPr>
+          <w:b/>
+          <w:bCs/>
+          <w:sz w:val="24"/>
+          <w:szCs w:val="24"/>
+        </w:rPr>
+        <w:t xml:space="preserve">             </w:t>
+      </w:r>
+      <w:r>
+        <w:rPr>
+          <w:b/>
+          <w:bCs/>
+          <w:sz w:val="24"/>
+          <w:szCs w:val="24"/>
+        </w:rPr>
+        <w:t xml:space="preserve">                          </w:t>
+      </w:r>
+      <w:r>
+        <w:rPr>
+          <w:noProof/>
+          <w14:ligatures w14:val="standardContextual"/>
+        </w:rPr>
+        <w:drawing>
+          <wp:inline distT="0" distB="0" distL="0" distR="0" wp14:anchorId="033F7AD5" wp14:editId="62CCDEDB">
+            <wp:extent cx="2657475" cy="1627877"/>
+            <wp:effectExtent l="0" t="0" r="0" b="0"/>
+            <wp:docPr id="277707778" name="Imagem 1"/>
+            <wp:cNvGraphicFramePr>
+              <a:graphicFrameLocks xmlns:a="http://schemas.openxmlformats.org/drawingml/2006/main" noChangeAspect="1"/>
+            </wp:cNvGraphicFramePr>
+            <a:graphic xmlns:a="http://schemas.openxmlformats.org/drawingml/2006/main">
+              <a:graphicData uri="http://schemas.openxmlformats.org/drawingml/2006/picture">
+                <pic:pic xmlns:pic="http://schemas.openxmlformats.org/drawingml/2006/picture">
+                  <pic:nvPicPr>
+                    <pic:cNvPr id="277707778" name=""/>
+                    <pic:cNvPicPr/>
+                  </pic:nvPicPr>
+                  <pic:blipFill>
+                    <a:blip r:embed="rId9">
+                      <a:extLst>
+                        <a:ext uri="{28A0092B-C50C-407E-A947-70E740481C1C}">
+                          <a14:useLocalDpi xmlns:a14="http://schemas.microsoft.com/office/drawing/2010/main" val="0"/>
+                        </a:ext>
+                      </a:extLst>
+                    </a:blip>
+                    <a:stretch>
+                      <a:fillRect/>
+                    </a:stretch>
+                  </pic:blipFill>
+                  <pic:spPr>
+                    <a:xfrm>
+                      <a:off x="0" y="0"/>
+                      <a:ext cx="2660857" cy="1629948"/>
+                    </a:xfrm>
+                    <a:prstGeom prst="rect">
+                      <a:avLst/>
+                    </a:prstGeom>
+                  </pic:spPr>
+                </pic:pic>
+              </a:graphicData>
+            </a:graphic>
+          </wp:inline>
+        </w:drawing>
+      </w:r>
+    </w:p>
+    <w:p>
+      <w:pPr>
+        <w:rPr>
+          <w:b/>
+          <w:bCs/>
+          <w:sz w:val="24"/>
+          <w:szCs w:val="24"/>
+        </w:rPr>
+      </w:pPr>
+      <w:r>
+        <w:rPr>
+          <w:b/>
+          <w:bCs/>
+          <w:sz w:val="24"/>
+          <w:szCs w:val="24"/>
+        </w:rPr>
+        <w:t>T</w:t>
+      </w:r>
+      <w:r>
+        <w:rPr>
+          <w:b/>
+          <w:bCs/>
+          <w:sz w:val="24"/>
+          <w:szCs w:val="24"/>
+        </w:rPr>
+        <w:t>ipo um espelhamento invertido, ou melhor, um "ajuste fino" ao centro.</w:t>
+      </w:r>
+    </w:p>
+    <w:p>
+      <w:pPr>
+        <w:pStyle w:val="PargrafodaLista"/>
+        <w:numPr>
+          <w:ilvl w:val="0"/>
+          <w:numId w:val="2"/>
+        </w:numPr>
+        <w:rPr>
+          <w:b/>
+          <w:bCs/>
+          <w:sz w:val="24"/>
+          <w:szCs w:val="24"/>
+        </w:rPr>
+      </w:pPr>
+      <w:r>
+        <w:rPr>
+          <w:b/>
+          <w:bCs/>
+          <w:color w:val="004F88"/>
+          <w:sz w:val="24"/>
+          <w:szCs w:val="24"/>
+        </w:rPr>
+        <w:t>(</w:t>
+      </w:r>
+      <w:proofErr w:type="spellStart"/>
+      <w:r>
+        <w:rPr>
+          <w:b/>
+          <w:bCs/>
+          <w:color w:val="004F88"/>
+          <w:sz w:val="24"/>
+          <w:szCs w:val="24"/>
+        </w:rPr>
+        <w:t>left</w:t>
+      </w:r>
+      <w:proofErr w:type="spellEnd"/>
+      <w:r>
+        <w:rPr>
+          <w:b/>
+          <w:bCs/>
+          <w:color w:val="004F88"/>
+          <w:sz w:val="24"/>
+          <w:szCs w:val="24"/>
+        </w:rPr>
+        <w:t xml:space="preserve">: 50% / top: 50%) </w:t>
+      </w:r>
+      <w:r>
+        <w:rPr>
+          <w:sz w:val="24"/>
+          <w:szCs w:val="24"/>
+        </w:rPr>
+        <w:t>O c</w:t>
+      </w:r>
+      <w:r>
+        <w:rPr>
+          <w:sz w:val="24"/>
+          <w:szCs w:val="24"/>
+        </w:rPr>
+        <w:t>anto superior esquerdo do elemento vai parar bem no meio do</w:t>
+      </w:r>
+      <w:r>
+        <w:rPr>
+          <w:sz w:val="24"/>
+          <w:szCs w:val="24"/>
+        </w:rPr>
+        <w:t xml:space="preserve"> </w:t>
+      </w:r>
+      <w:r>
+        <w:rPr>
+          <w:sz w:val="24"/>
+          <w:szCs w:val="24"/>
+        </w:rPr>
+        <w:t>contêiner</w:t>
+      </w:r>
+      <w:r>
+        <w:rPr>
+          <w:sz w:val="24"/>
+          <w:szCs w:val="24"/>
+        </w:rPr>
+        <w:t>.</w:t>
+      </w:r>
+    </w:p>
+    <w:p>
+      <w:pPr>
+        <w:pStyle w:val="PargrafodaLista"/>
+        <w:numPr>
+          <w:ilvl w:val="0"/>
+          <w:numId w:val="2"/>
+        </w:numPr>
+        <w:rPr>
+          <w:b/>
+          <w:bCs/>
+          <w:sz w:val="24"/>
+          <w:szCs w:val="24"/>
+        </w:rPr>
+      </w:pPr>
+      <w:proofErr w:type="spellStart"/>
+      <w:r>
+        <w:rPr>
+          <w:b/>
+          <w:bCs/>
+          <w:color w:val="004F88"/>
+          <w:sz w:val="24"/>
+          <w:szCs w:val="24"/>
+        </w:rPr>
+        <w:t>transform</w:t>
+      </w:r>
+      <w:proofErr w:type="spellEnd"/>
+      <w:r>
+        <w:rPr>
+          <w:b/>
+          <w:bCs/>
+          <w:color w:val="004F88"/>
+          <w:sz w:val="24"/>
+          <w:szCs w:val="24"/>
+        </w:rPr>
+        <w:t xml:space="preserve">: </w:t>
+      </w:r>
+      <w:proofErr w:type="spellStart"/>
+      <w:r>
+        <w:rPr>
+          <w:b/>
+          <w:bCs/>
+          <w:color w:val="004F88"/>
+          <w:sz w:val="24"/>
+          <w:szCs w:val="24"/>
+        </w:rPr>
+        <w:t>translate</w:t>
+      </w:r>
+      <w:proofErr w:type="spellEnd"/>
+      <w:r>
+        <w:rPr>
+          <w:b/>
+          <w:bCs/>
+          <w:color w:val="004F88"/>
+          <w:sz w:val="24"/>
+          <w:szCs w:val="24"/>
+        </w:rPr>
+        <w:t xml:space="preserve">(-50%, -50%) </w:t>
+      </w:r>
+      <w:r>
+        <w:rPr>
+          <w:sz w:val="24"/>
+          <w:szCs w:val="24"/>
+        </w:rPr>
+        <w:t>Isso desloca a imagem pra trás, na metade da própria largura e altura, ou seja:</w:t>
+      </w:r>
+      <w:r>
+        <w:rPr>
+          <w:sz w:val="24"/>
+          <w:szCs w:val="24"/>
+        </w:rPr>
+        <w:t xml:space="preserve"> </w:t>
+      </w:r>
+      <w:r>
+        <w:rPr>
+          <w:sz w:val="24"/>
+          <w:szCs w:val="24"/>
+        </w:rPr>
+        <w:br/>
+      </w:r>
+      <w:r>
+        <w:rPr>
+          <w:b/>
+          <w:bCs/>
+          <w:sz w:val="24"/>
+          <w:szCs w:val="24"/>
+        </w:rPr>
+        <w:t>-50% da largura:</w:t>
+      </w:r>
+      <w:r>
+        <w:rPr>
+          <w:sz w:val="24"/>
+          <w:szCs w:val="24"/>
+        </w:rPr>
+        <w:t xml:space="preserve"> move o centro pro meio horizontalmente.</w:t>
+      </w:r>
+    </w:p>
+    <w:p>
+      <w:pPr>
+        <w:pStyle w:val="PargrafodaLista"/>
+        <w:rPr>
+          <w:sz w:val="24"/>
+          <w:szCs w:val="24"/>
+        </w:rPr>
+      </w:pPr>
+      <w:r>
+        <w:rPr>
+          <w:b/>
+          <w:bCs/>
+          <w:sz w:val="24"/>
+          <w:szCs w:val="24"/>
+        </w:rPr>
+        <w:t xml:space="preserve">-50% da altura: </w:t>
+      </w:r>
+      <w:r>
+        <w:rPr>
+          <w:sz w:val="24"/>
+          <w:szCs w:val="24"/>
+        </w:rPr>
+        <w:t>move o centro pro meio verticalmente.</w:t>
+      </w:r>
+    </w:p>
+    <w:p>
+      <w:pPr>
+        <w:pStyle w:val="PargrafodaLista"/>
+        <w:numPr>
+          <w:ilvl w:val="0"/>
+          <w:numId w:val="6"/>
+        </w:numPr>
+        <w:rPr>
+          <w:rFonts w:cstheme="minorHAnsi"/>
+        </w:rPr>
+      </w:pPr>
+      <w:r>
+        <w:rPr>
+          <w:rFonts w:cstheme="minorHAnsi"/>
+          <w:sz w:val="24"/>
+          <w:szCs w:val="24"/>
+        </w:rPr>
+        <w:t xml:space="preserve">Se </w:t>
+      </w:r>
+      <w:r>
+        <w:rPr>
+          <w:rFonts w:cstheme="minorHAnsi"/>
+          <w:sz w:val="24"/>
+          <w:szCs w:val="24"/>
+        </w:rPr>
+        <w:t xml:space="preserve">adaptar </w:t>
+      </w:r>
+      <w:proofErr w:type="spellStart"/>
+      <w:r>
+        <w:rPr>
+          <w:rFonts w:cstheme="minorHAnsi"/>
+          <w:b/>
+          <w:bCs/>
+          <w:color w:val="0070C0"/>
+          <w:sz w:val="24"/>
+          <w:szCs w:val="24"/>
+        </w:rPr>
+        <w:t>translate</w:t>
+      </w:r>
+      <w:proofErr w:type="spellEnd"/>
+      <w:r>
+        <w:rPr>
+          <w:rFonts w:cstheme="minorHAnsi"/>
+          <w:sz w:val="24"/>
+          <w:szCs w:val="24"/>
+        </w:rPr>
+        <w:t xml:space="preserve"> para </w:t>
+      </w:r>
+      <w:proofErr w:type="spellStart"/>
+      <w:r>
+        <w:rPr>
+          <w:rFonts w:cstheme="minorHAnsi"/>
+          <w:b/>
+          <w:bCs/>
+          <w:color w:val="007BB8"/>
+          <w:sz w:val="24"/>
+          <w:szCs w:val="24"/>
+        </w:rPr>
+        <w:t>translateX</w:t>
+      </w:r>
+      <w:proofErr w:type="spellEnd"/>
+      <w:r>
+        <w:rPr>
+          <w:rFonts w:cstheme="minorHAnsi"/>
+          <w:b/>
+          <w:bCs/>
+          <w:color w:val="007BB8"/>
+          <w:sz w:val="24"/>
+          <w:szCs w:val="24"/>
+        </w:rPr>
+        <w:t>(-50%)</w:t>
+      </w:r>
+      <w:r>
+        <w:rPr>
+          <w:rFonts w:cstheme="minorHAnsi"/>
+          <w:color w:val="007BB8"/>
+        </w:rPr>
+        <w:t xml:space="preserve"> </w:t>
+      </w:r>
+      <w:r>
+        <w:rPr>
+          <w:rFonts w:eastAsia="Times New Roman" w:cstheme="minorHAnsi"/>
+          <w:sz w:val="24"/>
+          <w:szCs w:val="24"/>
+          <w:lang w:eastAsia="pt-BR"/>
+        </w:rPr>
+        <w:t>e</w:t>
+      </w:r>
+      <w:r>
+        <w:rPr>
+          <w:rFonts w:eastAsia="Times New Roman" w:cstheme="minorHAnsi"/>
+          <w:sz w:val="24"/>
+          <w:szCs w:val="24"/>
+          <w:lang w:eastAsia="pt-BR"/>
+        </w:rPr>
+        <w:t xml:space="preserve"> </w:t>
+      </w:r>
+      <w:r>
+        <w:rPr>
+          <w:rFonts w:eastAsia="Times New Roman" w:cstheme="minorHAnsi"/>
+          <w:sz w:val="24"/>
+          <w:szCs w:val="24"/>
+          <w:lang w:eastAsia="pt-BR"/>
+        </w:rPr>
+        <w:t xml:space="preserve">trocar o </w:t>
+      </w:r>
+      <w:r>
+        <w:rPr>
+          <w:rFonts w:eastAsia="Times New Roman" w:cstheme="minorHAnsi"/>
+          <w:b/>
+          <w:bCs/>
+          <w:sz w:val="24"/>
+          <w:szCs w:val="24"/>
+          <w:lang w:eastAsia="pt-BR"/>
+        </w:rPr>
+        <w:t>top</w:t>
+      </w:r>
+      <w:r>
+        <w:rPr>
+          <w:rFonts w:eastAsia="Times New Roman" w:cstheme="minorHAnsi"/>
+          <w:sz w:val="24"/>
+          <w:szCs w:val="24"/>
+          <w:lang w:eastAsia="pt-BR"/>
+        </w:rPr>
+        <w:t xml:space="preserve"> por </w:t>
+      </w:r>
+      <w:proofErr w:type="spellStart"/>
+      <w:r>
+        <w:rPr>
+          <w:rFonts w:eastAsia="Times New Roman" w:cstheme="minorHAnsi"/>
+          <w:b/>
+          <w:bCs/>
+          <w:color w:val="007BB8"/>
+          <w:sz w:val="24"/>
+          <w:szCs w:val="24"/>
+          <w:lang w:eastAsia="pt-BR"/>
+        </w:rPr>
+        <w:t>bottom</w:t>
+      </w:r>
+      <w:proofErr w:type="spellEnd"/>
+      <w:r>
+        <w:rPr>
+          <w:rFonts w:eastAsia="Times New Roman" w:cstheme="minorHAnsi"/>
+          <w:b/>
+          <w:bCs/>
+          <w:color w:val="007BB8"/>
+          <w:sz w:val="24"/>
+          <w:szCs w:val="24"/>
+          <w:lang w:eastAsia="pt-BR"/>
+        </w:rPr>
+        <w:t>: 0;</w:t>
+      </w:r>
+      <w:r>
+        <w:rPr>
+          <w:rFonts w:eastAsia="Times New Roman" w:cstheme="minorHAnsi"/>
+          <w:color w:val="007BB8"/>
+          <w:sz w:val="24"/>
+          <w:szCs w:val="24"/>
+          <w:lang w:eastAsia="pt-BR"/>
+        </w:rPr>
+        <w:t xml:space="preserve"> </w:t>
+      </w:r>
+      <w:r>
+        <w:rPr>
+          <w:rFonts w:eastAsia="Times New Roman" w:cstheme="minorHAnsi"/>
+          <w:sz w:val="24"/>
+          <w:szCs w:val="24"/>
+          <w:lang w:eastAsia="pt-BR"/>
+        </w:rPr>
+        <w:t xml:space="preserve"> a posição muda para </w:t>
+      </w:r>
+      <w:proofErr w:type="spellStart"/>
+      <w:r>
+        <w:rPr>
+          <w:b/>
+          <w:bCs/>
+          <w:color w:val="004F88"/>
+          <w:sz w:val="24"/>
+          <w:szCs w:val="24"/>
+        </w:rPr>
+        <w:t>Bottom</w:t>
+      </w:r>
+      <w:proofErr w:type="spellEnd"/>
+      <w:r>
+        <w:rPr>
+          <w:b/>
+          <w:bCs/>
+          <w:color w:val="004F88"/>
+          <w:sz w:val="24"/>
+          <w:szCs w:val="24"/>
+        </w:rPr>
+        <w:t xml:space="preserve"> → </w:t>
+      </w:r>
+      <w:r>
+        <w:rPr>
+          <w:b/>
+          <w:bCs/>
+          <w:color w:val="004F88"/>
+          <w:sz w:val="24"/>
+          <w:szCs w:val="24"/>
+        </w:rPr>
+        <w:t>centro</w:t>
+      </w:r>
+      <w:r>
+        <w:rPr>
+          <w:rFonts w:cstheme="minorHAnsi"/>
+          <w:b/>
+          <w:bCs/>
+          <w:color w:val="0070C0"/>
+          <w:sz w:val="24"/>
+          <w:szCs w:val="24"/>
+        </w:rPr>
+        <w:t>.</w:t>
+      </w:r>
+    </w:p>
+    <w:p>
+      <w:pPr>
+        <w:rPr>
+          <w:rFonts w:ascii="Segoe UI Emoji" w:hAnsi="Segoe UI Emoji" w:cs="Segoe UI Emoji"/>
+          <w:color w:val="005E00"/>
+          <w:sz w:val="24"/>
+          <w:szCs w:val="24"/>
+        </w:rPr>
+      </w:pPr>
+    </w:p>
+    <w:p>
+      <w:pPr>
+        <w:rPr>
+          <w:rFonts w:cstheme="minorHAnsi"/>
+          <w:sz w:val="24"/>
+          <w:szCs w:val="24"/>
+        </w:rPr>
+      </w:pPr>
+    </w:p>
+    <w:p>
+      <w:pPr>
+        <w:pStyle w:val="PargrafodaLista"/>
+        <w:jc w:val="center"/>
+        <w:rPr>
+          <w:b/>
+          <w:bCs/>
+          <w:sz w:val="24"/>
+          <w:szCs w:val="24"/>
+        </w:rPr>
+      </w:pPr>
+      <w:r>
+        <w:rPr>
+          <w:rFonts w:ascii="Segoe UI Emoji" w:hAnsi="Segoe UI Emoji" w:cs="Segoe UI Emoji"/>
+          <w:color w:val="005E00"/>
+          <w:sz w:val="24"/>
+          <w:szCs w:val="24"/>
+        </w:rPr>
         <w:lastRenderedPageBreak/>
+        <w:t>✅</w:t>
+      </w:r>
+      <w:r>
+        <w:rPr>
+          <w:sz w:val="24"/>
+          <w:szCs w:val="24"/>
+        </w:rPr>
+        <w:t xml:space="preserve"> </w:t>
+      </w:r>
+      <w:proofErr w:type="spellStart"/>
+      <w:r>
+        <w:rPr>
+          <w:b/>
+          <w:bCs/>
+          <w:sz w:val="24"/>
+          <w:szCs w:val="24"/>
+        </w:rPr>
+        <w:t>Flexbox</w:t>
+      </w:r>
+      <w:proofErr w:type="spellEnd"/>
+    </w:p>
+    <w:p>
+      <w:pPr>
+        <w:pStyle w:val="PargrafodaLista"/>
+        <w:jc w:val="center"/>
+        <w:rPr>
+          <w:b/>
+          <w:bCs/>
+          <w:sz w:val="24"/>
+          <w:szCs w:val="24"/>
+        </w:rPr>
+      </w:pPr>
+    </w:p>
+    <w:p>
+      <w:pPr>
+        <w:pStyle w:val="PargrafodaLista"/>
+        <w:jc w:val="center"/>
+        <w:rPr>
+          <w:sz w:val="24"/>
+          <w:szCs w:val="24"/>
+        </w:rPr>
+      </w:pPr>
+      <w:r>
+        <w:rPr>
+          <w:sz w:val="24"/>
+          <w:szCs w:val="24"/>
+        </w:rPr>
+        <w:t xml:space="preserve">          </w:t>
+      </w:r>
+      <w:r>
+        <w:rPr>
+          <w:noProof/>
+          <w14:ligatures w14:val="standardContextual"/>
+        </w:rPr>
         <w:drawing>
-          <wp:inline distT="0" distB="0" distL="0" distR="0" wp14:anchorId="76FCEDEB" wp14:editId="60404D5A">
+          <wp:inline distT="0" distB="0" distL="0" distR="0" wp14:anchorId="0DD4779A" wp14:editId="07535042">
+            <wp:extent cx="2352675" cy="1220450"/>
+            <wp:effectExtent l="0" t="0" r="0" b="0"/>
+            <wp:docPr id="1710790337" name="Imagem 1"/>
+            <wp:cNvGraphicFramePr>
+              <a:graphicFrameLocks xmlns:a="http://schemas.openxmlformats.org/drawingml/2006/main" noChangeAspect="1"/>
+            </wp:cNvGraphicFramePr>
+            <a:graphic xmlns:a="http://schemas.openxmlformats.org/drawingml/2006/main">
+              <a:graphicData uri="http://schemas.openxmlformats.org/drawingml/2006/picture">
+                <pic:pic xmlns:pic="http://schemas.openxmlformats.org/drawingml/2006/picture">
+                  <pic:nvPicPr>
+                    <pic:cNvPr id="1710790337" name=""/>
+                    <pic:cNvPicPr/>
+                  </pic:nvPicPr>
+                  <pic:blipFill>
+                    <a:blip r:embed="rId10">
+                      <a:extLst>
+                        <a:ext uri="{28A0092B-C50C-407E-A947-70E740481C1C}">
+                          <a14:useLocalDpi xmlns:a14="http://schemas.microsoft.com/office/drawing/2010/main" val="0"/>
+                        </a:ext>
+                      </a:extLst>
+                    </a:blip>
+                    <a:stretch>
+                      <a:fillRect/>
+                    </a:stretch>
+                  </pic:blipFill>
+                  <pic:spPr>
+                    <a:xfrm>
+                      <a:off x="0" y="0"/>
+                      <a:ext cx="2360627" cy="1224575"/>
+                    </a:xfrm>
+                    <a:prstGeom prst="rect">
+                      <a:avLst/>
+                    </a:prstGeom>
+                  </pic:spPr>
+                </pic:pic>
+              </a:graphicData>
+            </a:graphic>
+          </wp:inline>
+        </w:drawing>
+      </w:r>
+    </w:p>
+    <w:p>
+      <w:pPr>
+        <w:pStyle w:val="PargrafodaLista"/>
+        <w:numPr>
+          <w:ilvl w:val="0"/>
+          <w:numId w:val="6"/>
+        </w:numPr>
+        <w:rPr>
+          <w:sz w:val="24"/>
+          <w:szCs w:val="24"/>
+        </w:rPr>
+      </w:pPr>
+      <w:r>
+        <w:rPr>
+          <w:b/>
+          <w:bCs/>
+          <w:color w:val="004F88"/>
+          <w:sz w:val="24"/>
+          <w:szCs w:val="24"/>
+        </w:rPr>
+        <w:t xml:space="preserve">Centro </w:t>
+      </w:r>
+      <w:r>
+        <w:rPr>
+          <w:b/>
+          <w:bCs/>
+          <w:color w:val="004F88"/>
+          <w:sz w:val="24"/>
+          <w:szCs w:val="24"/>
+        </w:rPr>
+        <w:t>→</w:t>
+      </w:r>
+      <w:r>
+        <w:rPr>
+          <w:b/>
+          <w:bCs/>
+          <w:color w:val="004F88"/>
+          <w:sz w:val="24"/>
+          <w:szCs w:val="24"/>
+        </w:rPr>
+        <w:t xml:space="preserve"> Centro</w:t>
+      </w:r>
+    </w:p>
+    <w:p>
+      <w:pPr>
+        <w:pStyle w:val="PargrafodaLista"/>
+        <w:numPr>
+          <w:ilvl w:val="0"/>
+          <w:numId w:val="2"/>
+        </w:numPr>
+        <w:rPr>
+          <w:sz w:val="24"/>
+          <w:szCs w:val="24"/>
+        </w:rPr>
+      </w:pPr>
+      <w:r>
+        <w:rPr>
+          <w:b/>
+          <w:bCs/>
+          <w:color w:val="004E9A"/>
+          <w:sz w:val="24"/>
+          <w:szCs w:val="24"/>
+        </w:rPr>
+        <w:t xml:space="preserve">display: </w:t>
+      </w:r>
+      <w:proofErr w:type="spellStart"/>
+      <w:r>
+        <w:rPr>
+          <w:b/>
+          <w:bCs/>
+          <w:color w:val="004E9A"/>
+          <w:sz w:val="24"/>
+          <w:szCs w:val="24"/>
+        </w:rPr>
+        <w:t>flex</w:t>
+      </w:r>
+      <w:proofErr w:type="spellEnd"/>
+      <w:r>
+        <w:rPr>
+          <w:b/>
+          <w:bCs/>
+          <w:color w:val="004E9A"/>
+          <w:sz w:val="24"/>
+          <w:szCs w:val="24"/>
+        </w:rPr>
+        <w:t xml:space="preserve"> -</w:t>
+      </w:r>
+      <w:r>
+        <w:rPr>
+          <w:color w:val="004E9A"/>
+          <w:sz w:val="24"/>
+          <w:szCs w:val="24"/>
+        </w:rPr>
+        <w:t xml:space="preserve"> </w:t>
+      </w:r>
+      <w:r>
+        <w:rPr>
+          <w:sz w:val="24"/>
+          <w:szCs w:val="24"/>
+        </w:rPr>
+        <w:t xml:space="preserve">Ativa o modo </w:t>
+      </w:r>
+      <w:proofErr w:type="spellStart"/>
+      <w:r>
+        <w:rPr>
+          <w:sz w:val="24"/>
+          <w:szCs w:val="24"/>
+        </w:rPr>
+        <w:t>flex</w:t>
+      </w:r>
+      <w:proofErr w:type="spellEnd"/>
+      <w:r>
+        <w:rPr>
+          <w:sz w:val="24"/>
+          <w:szCs w:val="24"/>
+        </w:rPr>
+        <w:t xml:space="preserve"> container no </w:t>
+      </w:r>
+      <w:r>
+        <w:rPr>
+          <w:color w:val="004E9A"/>
+          <w:sz w:val="24"/>
+          <w:szCs w:val="24"/>
+        </w:rPr>
+        <w:t xml:space="preserve">&lt;body&gt;. </w:t>
+      </w:r>
+      <w:r>
+        <w:rPr>
+          <w:sz w:val="24"/>
+          <w:szCs w:val="24"/>
+        </w:rPr>
+        <w:t>Tod</w:t>
+      </w:r>
+      <w:r>
+        <w:rPr>
+          <w:sz w:val="24"/>
+          <w:szCs w:val="24"/>
+        </w:rPr>
+        <w:t xml:space="preserve">os filhos diretos do </w:t>
+      </w:r>
+      <w:r>
+        <w:rPr>
+          <w:color w:val="004E9A"/>
+          <w:sz w:val="24"/>
+          <w:szCs w:val="24"/>
+        </w:rPr>
+        <w:t xml:space="preserve">&lt;body&gt; </w:t>
+      </w:r>
+      <w:r>
+        <w:rPr>
+          <w:sz w:val="24"/>
+          <w:szCs w:val="24"/>
+        </w:rPr>
+        <w:t>agora são tratados como itens flexíveis. Sem essa linha, o resto não funciona. É ela que muda a lógica de posicionamento interna.</w:t>
+      </w:r>
+    </w:p>
+    <w:p>
+      <w:pPr>
+        <w:pStyle w:val="PargrafodaLista"/>
+        <w:numPr>
+          <w:ilvl w:val="0"/>
+          <w:numId w:val="2"/>
+        </w:numPr>
+        <w:rPr>
+          <w:sz w:val="24"/>
+          <w:szCs w:val="24"/>
+        </w:rPr>
+      </w:pPr>
+      <w:r>
+        <w:rPr>
+          <w:b/>
+          <w:bCs/>
+          <w:color w:val="004E9A"/>
+          <w:sz w:val="24"/>
+          <w:szCs w:val="24"/>
+        </w:rPr>
+        <w:t>justify-</w:t>
+      </w:r>
+      <w:proofErr w:type="spellStart"/>
+      <w:r>
+        <w:rPr>
+          <w:b/>
+          <w:bCs/>
+          <w:color w:val="004E9A"/>
+          <w:sz w:val="24"/>
+          <w:szCs w:val="24"/>
+        </w:rPr>
+        <w:t>content</w:t>
+      </w:r>
+      <w:proofErr w:type="spellEnd"/>
+      <w:r>
+        <w:rPr>
+          <w:b/>
+          <w:bCs/>
+          <w:color w:val="004E9A"/>
+          <w:sz w:val="24"/>
+          <w:szCs w:val="24"/>
+        </w:rPr>
+        <w:t xml:space="preserve">: center </w:t>
+      </w:r>
+      <w:r>
+        <w:rPr>
+          <w:b/>
+          <w:bCs/>
+          <w:color w:val="004E9A"/>
+          <w:sz w:val="24"/>
+          <w:szCs w:val="24"/>
+        </w:rPr>
+        <w:t>-</w:t>
+      </w:r>
+      <w:r>
+        <w:rPr>
+          <w:color w:val="004E9A"/>
+          <w:sz w:val="24"/>
+          <w:szCs w:val="24"/>
+        </w:rPr>
+        <w:t xml:space="preserve"> </w:t>
+      </w:r>
+      <w:r>
+        <w:rPr>
+          <w:sz w:val="24"/>
+          <w:szCs w:val="24"/>
+        </w:rPr>
+        <w:t xml:space="preserve">Alinha horizontalmente os elementos dentro do </w:t>
+      </w:r>
+      <w:proofErr w:type="spellStart"/>
+      <w:r>
+        <w:rPr>
+          <w:sz w:val="24"/>
+          <w:szCs w:val="24"/>
+        </w:rPr>
+        <w:t>flex</w:t>
+      </w:r>
+      <w:proofErr w:type="spellEnd"/>
+      <w:r>
+        <w:rPr>
+          <w:sz w:val="24"/>
+          <w:szCs w:val="24"/>
+        </w:rPr>
+        <w:t xml:space="preserve"> container.</w:t>
+      </w:r>
+      <w:r>
+        <w:rPr>
+          <w:sz w:val="24"/>
+          <w:szCs w:val="24"/>
+        </w:rPr>
+        <w:t xml:space="preserve"> </w:t>
+      </w:r>
+      <w:r>
+        <w:rPr>
+          <w:sz w:val="24"/>
+          <w:szCs w:val="24"/>
+        </w:rPr>
+        <w:t xml:space="preserve">No caso, centraliza a imagem </w:t>
+      </w:r>
+      <w:r>
+        <w:rPr>
+          <w:sz w:val="24"/>
+          <w:szCs w:val="24"/>
+        </w:rPr>
+        <w:t>no eixo principal (</w:t>
+      </w:r>
+      <w:r>
+        <w:rPr>
+          <w:sz w:val="24"/>
+          <w:szCs w:val="24"/>
+        </w:rPr>
+        <w:t>horizontal, por padrão).</w:t>
+      </w:r>
+      <w:r>
+        <w:rPr>
+          <w:sz w:val="24"/>
+          <w:szCs w:val="24"/>
+        </w:rPr>
+        <w:t xml:space="preserve"> Se trocar </w:t>
+      </w:r>
+      <w:r>
+        <w:rPr>
+          <w:b/>
+          <w:bCs/>
+          <w:color w:val="004E9A"/>
+          <w:sz w:val="24"/>
+          <w:szCs w:val="24"/>
+        </w:rPr>
+        <w:t>center</w:t>
+      </w:r>
+      <w:r>
+        <w:rPr>
+          <w:b/>
+          <w:bCs/>
+          <w:color w:val="004E9A"/>
+          <w:sz w:val="24"/>
+          <w:szCs w:val="24"/>
+        </w:rPr>
+        <w:t xml:space="preserve"> </w:t>
+      </w:r>
+      <w:r>
+        <w:rPr>
+          <w:b/>
+          <w:bCs/>
+          <w:color w:val="004F88"/>
+          <w:sz w:val="24"/>
+          <w:szCs w:val="24"/>
+        </w:rPr>
+        <w:t>→</w:t>
+      </w:r>
+      <w:r>
+        <w:rPr>
+          <w:b/>
+          <w:bCs/>
+          <w:color w:val="004F88"/>
+          <w:sz w:val="24"/>
+          <w:szCs w:val="24"/>
+        </w:rPr>
+        <w:t xml:space="preserve"> muda para direita. </w:t>
+      </w:r>
+      <w:r>
+        <w:rPr>
+          <w:sz w:val="24"/>
+          <w:szCs w:val="24"/>
+        </w:rPr>
+        <w:t xml:space="preserve">Se </w:t>
+      </w:r>
+      <w:r>
+        <w:rPr>
+          <w:b/>
+          <w:bCs/>
+          <w:color w:val="004F88"/>
+          <w:sz w:val="24"/>
+          <w:szCs w:val="24"/>
+        </w:rPr>
+        <w:t>→</w:t>
+      </w:r>
+      <w:r>
+        <w:rPr>
+          <w:b/>
+          <w:bCs/>
+          <w:color w:val="004F88"/>
+          <w:sz w:val="24"/>
+          <w:szCs w:val="24"/>
+        </w:rPr>
+        <w:t xml:space="preserve"> baseline muda para esquerda.</w:t>
+      </w:r>
+    </w:p>
+    <w:p>
+      <w:pPr>
+        <w:pStyle w:val="PargrafodaLista"/>
+        <w:numPr>
+          <w:ilvl w:val="0"/>
+          <w:numId w:val="2"/>
+        </w:numPr>
+        <w:rPr>
+          <w:sz w:val="24"/>
+          <w:szCs w:val="24"/>
+        </w:rPr>
+      </w:pPr>
+      <w:proofErr w:type="spellStart"/>
+      <w:r>
+        <w:rPr>
+          <w:b/>
+          <w:bCs/>
+          <w:color w:val="004E9A"/>
+          <w:sz w:val="24"/>
+          <w:szCs w:val="24"/>
+        </w:rPr>
+        <w:t>align-items</w:t>
+      </w:r>
+      <w:proofErr w:type="spellEnd"/>
+      <w:r>
+        <w:rPr>
+          <w:b/>
+          <w:bCs/>
+          <w:color w:val="004E9A"/>
+          <w:sz w:val="24"/>
+          <w:szCs w:val="24"/>
+        </w:rPr>
+        <w:t>: center</w:t>
+      </w:r>
+      <w:r>
+        <w:rPr>
+          <w:b/>
+          <w:bCs/>
+          <w:color w:val="004E9A"/>
+          <w:sz w:val="24"/>
+          <w:szCs w:val="24"/>
+        </w:rPr>
+        <w:t xml:space="preserve"> -</w:t>
+      </w:r>
+      <w:r>
+        <w:rPr>
+          <w:color w:val="004E9A"/>
+          <w:sz w:val="24"/>
+          <w:szCs w:val="24"/>
+        </w:rPr>
+        <w:t xml:space="preserve"> </w:t>
+      </w:r>
+      <w:r>
+        <w:rPr>
+          <w:sz w:val="24"/>
+          <w:szCs w:val="24"/>
+        </w:rPr>
+        <w:t xml:space="preserve">Alinha verticalmente os elementos dentro do </w:t>
+      </w:r>
+      <w:proofErr w:type="spellStart"/>
+      <w:r>
+        <w:rPr>
+          <w:sz w:val="24"/>
+          <w:szCs w:val="24"/>
+        </w:rPr>
+        <w:t>flex</w:t>
+      </w:r>
+      <w:proofErr w:type="spellEnd"/>
+      <w:r>
+        <w:rPr>
+          <w:sz w:val="24"/>
+          <w:szCs w:val="24"/>
+        </w:rPr>
+        <w:t xml:space="preserve"> container.</w:t>
+      </w:r>
+      <w:r>
+        <w:rPr>
+          <w:sz w:val="24"/>
+          <w:szCs w:val="24"/>
+        </w:rPr>
+        <w:t xml:space="preserve"> Se trocar </w:t>
+      </w:r>
+      <w:r>
+        <w:rPr>
+          <w:b/>
+          <w:bCs/>
+          <w:color w:val="004E9A"/>
+          <w:sz w:val="24"/>
+          <w:szCs w:val="24"/>
+        </w:rPr>
+        <w:t>center</w:t>
+      </w:r>
+      <w:r>
+        <w:rPr>
+          <w:b/>
+          <w:bCs/>
+          <w:color w:val="004E9A"/>
+          <w:sz w:val="24"/>
+          <w:szCs w:val="24"/>
+        </w:rPr>
+        <w:t xml:space="preserve"> </w:t>
+      </w:r>
+      <w:r>
+        <w:rPr>
+          <w:b/>
+          <w:bCs/>
+          <w:color w:val="004F88"/>
+          <w:sz w:val="24"/>
+          <w:szCs w:val="24"/>
+        </w:rPr>
+        <w:t>→</w:t>
+      </w:r>
+      <w:r>
+        <w:rPr>
+          <w:b/>
+          <w:bCs/>
+          <w:color w:val="004F88"/>
+          <w:sz w:val="24"/>
+          <w:szCs w:val="24"/>
+        </w:rPr>
+        <w:t xml:space="preserve"> </w:t>
+      </w:r>
+      <w:proofErr w:type="spellStart"/>
+      <w:r>
+        <w:rPr>
+          <w:b/>
+          <w:bCs/>
+          <w:color w:val="004F88"/>
+          <w:sz w:val="24"/>
+          <w:szCs w:val="24"/>
+        </w:rPr>
+        <w:t>end</w:t>
+      </w:r>
+      <w:proofErr w:type="spellEnd"/>
+      <w:r>
+        <w:rPr>
+          <w:b/>
+          <w:bCs/>
+          <w:color w:val="004F88"/>
+          <w:sz w:val="24"/>
+          <w:szCs w:val="24"/>
+        </w:rPr>
+        <w:t xml:space="preserve"> para baixo. </w:t>
+      </w:r>
+      <w:r>
+        <w:rPr>
+          <w:sz w:val="24"/>
+          <w:szCs w:val="24"/>
+        </w:rPr>
+        <w:t xml:space="preserve">Se </w:t>
+      </w:r>
+      <w:r>
+        <w:rPr>
+          <w:b/>
+          <w:bCs/>
+          <w:color w:val="004F88"/>
+          <w:sz w:val="24"/>
+          <w:szCs w:val="24"/>
+        </w:rPr>
+        <w:t>→</w:t>
+      </w:r>
+      <w:r>
+        <w:rPr>
+          <w:b/>
+          <w:bCs/>
+          <w:color w:val="004F88"/>
+          <w:sz w:val="24"/>
+          <w:szCs w:val="24"/>
+        </w:rPr>
+        <w:t xml:space="preserve"> baseline muda para cima.</w:t>
+      </w:r>
+    </w:p>
+    <w:p>
+      <w:pPr>
+        <w:pStyle w:val="PargrafodaLista"/>
+        <w:numPr>
+          <w:ilvl w:val="0"/>
+          <w:numId w:val="2"/>
+        </w:numPr>
+        <w:rPr>
+          <w:b/>
+          <w:bCs/>
+          <w:color w:val="004E9A"/>
+        </w:rPr>
+      </w:pPr>
+      <w:r>
+        <w:rPr>
+          <w:b/>
+          <w:bCs/>
+          <w:color w:val="004E9A"/>
+          <w:sz w:val="24"/>
+          <w:szCs w:val="24"/>
+        </w:rPr>
+        <w:t>height</w:t>
+      </w:r>
+      <w:r>
+        <w:rPr>
+          <w:b/>
+          <w:bCs/>
+          <w:color w:val="004E9A"/>
+          <w:sz w:val="24"/>
+          <w:szCs w:val="24"/>
+        </w:rPr>
+        <w:t>:</w:t>
+      </w:r>
+      <w:r>
+        <w:rPr>
+          <w:rFonts w:ascii="Times New Roman" w:eastAsia="Times New Roman" w:hAnsi="Times New Roman" w:cs="Times New Roman"/>
+          <w:sz w:val="24"/>
+          <w:szCs w:val="24"/>
+          <w:lang w:eastAsia="pt-BR"/>
+        </w:rPr>
+        <w:t xml:space="preserve"> </w:t>
+      </w:r>
+      <w:r>
+        <w:rPr>
+          <w:b/>
+          <w:bCs/>
+          <w:color w:val="004E9A"/>
+        </w:rPr>
+        <w:t>100vh</w:t>
+      </w:r>
+      <w:r>
+        <w:rPr>
+          <w:color w:val="004E9A"/>
+          <w:sz w:val="24"/>
+          <w:szCs w:val="24"/>
+        </w:rPr>
+        <w:t xml:space="preserve"> - </w:t>
+      </w:r>
+      <w:r>
+        <w:rPr>
+          <w:sz w:val="24"/>
+          <w:szCs w:val="24"/>
+        </w:rPr>
+        <w:t xml:space="preserve">Define que o </w:t>
+      </w:r>
+      <w:r>
+        <w:rPr>
+          <w:color w:val="004E9A"/>
+          <w:sz w:val="24"/>
+          <w:szCs w:val="24"/>
+        </w:rPr>
+        <w:t>&lt;body&gt;</w:t>
+      </w:r>
+      <w:r>
+        <w:rPr>
+          <w:sz w:val="24"/>
+          <w:szCs w:val="24"/>
+        </w:rPr>
+        <w:t xml:space="preserve"> (o contêiner) vai ocupar 100% da altura da tela (</w:t>
+      </w:r>
+      <w:proofErr w:type="spellStart"/>
+      <w:r>
+        <w:rPr>
+          <w:sz w:val="24"/>
+          <w:szCs w:val="24"/>
+        </w:rPr>
+        <w:t>viewport</w:t>
+      </w:r>
+      <w:proofErr w:type="spellEnd"/>
+      <w:r>
+        <w:rPr>
+          <w:sz w:val="24"/>
+          <w:szCs w:val="24"/>
+        </w:rPr>
+        <w:t>).</w:t>
+      </w:r>
+      <w:r>
+        <w:rPr>
+          <w:sz w:val="24"/>
+          <w:szCs w:val="24"/>
+        </w:rPr>
+        <w:t xml:space="preserve"> </w:t>
+      </w:r>
+      <w:r>
+        <w:rPr>
+          <w:sz w:val="24"/>
+          <w:szCs w:val="24"/>
+        </w:rPr>
+        <w:t>Sem isso, ele só teria altura do conteúdo e não haveria espaço vertical suficiente pra centralizar</w:t>
+      </w:r>
+      <w:r>
+        <w:rPr>
+          <w:sz w:val="24"/>
+          <w:szCs w:val="24"/>
+        </w:rPr>
+        <w:t>.</w:t>
+      </w:r>
+    </w:p>
+    <w:p>
+      <w:pPr>
+        <w:pStyle w:val="PargrafodaLista"/>
+        <w:numPr>
+          <w:ilvl w:val="0"/>
+          <w:numId w:val="2"/>
+        </w:numPr>
+        <w:rPr>
+          <w:rFonts w:cstheme="minorHAnsi"/>
+        </w:rPr>
+      </w:pPr>
+      <w:r>
+        <w:rPr>
+          <w:rFonts w:cstheme="minorHAnsi"/>
+          <w:sz w:val="24"/>
+          <w:szCs w:val="24"/>
+        </w:rPr>
+        <w:t xml:space="preserve">Se </w:t>
+      </w:r>
+      <w:r>
+        <w:rPr>
+          <w:rFonts w:cstheme="minorHAnsi"/>
+          <w:sz w:val="24"/>
+          <w:szCs w:val="24"/>
+        </w:rPr>
+        <w:t xml:space="preserve">adaptar </w:t>
+      </w:r>
+      <w:proofErr w:type="spellStart"/>
+      <w:r>
+        <w:rPr>
+          <w:rFonts w:cstheme="minorHAnsi"/>
+          <w:b/>
+          <w:bCs/>
+          <w:color w:val="0070C0"/>
+          <w:sz w:val="24"/>
+          <w:szCs w:val="24"/>
+        </w:rPr>
+        <w:t>translate</w:t>
+      </w:r>
+      <w:proofErr w:type="spellEnd"/>
+      <w:r>
+        <w:rPr>
+          <w:rFonts w:cstheme="minorHAnsi"/>
+          <w:sz w:val="24"/>
+          <w:szCs w:val="24"/>
+        </w:rPr>
+        <w:t xml:space="preserve"> para </w:t>
+      </w:r>
+      <w:proofErr w:type="spellStart"/>
+      <w:r>
+        <w:rPr>
+          <w:rFonts w:cstheme="minorHAnsi"/>
+          <w:b/>
+          <w:bCs/>
+          <w:color w:val="007BB8"/>
+          <w:sz w:val="24"/>
+          <w:szCs w:val="24"/>
+        </w:rPr>
+        <w:t>translateX</w:t>
+      </w:r>
+      <w:proofErr w:type="spellEnd"/>
+      <w:r>
+        <w:rPr>
+          <w:rFonts w:cstheme="minorHAnsi"/>
+          <w:b/>
+          <w:bCs/>
+          <w:color w:val="007BB8"/>
+          <w:sz w:val="24"/>
+          <w:szCs w:val="24"/>
+        </w:rPr>
+        <w:t>(-50%)</w:t>
+      </w:r>
+      <w:r>
+        <w:rPr>
+          <w:rFonts w:cstheme="minorHAnsi"/>
+          <w:color w:val="007BB8"/>
+        </w:rPr>
+        <w:t xml:space="preserve"> </w:t>
+      </w:r>
+      <w:r>
+        <w:rPr>
+          <w:rFonts w:eastAsia="Times New Roman" w:cstheme="minorHAnsi"/>
+          <w:sz w:val="24"/>
+          <w:szCs w:val="24"/>
+          <w:lang w:eastAsia="pt-BR"/>
+        </w:rPr>
+        <w:t>e</w:t>
+      </w:r>
+      <w:r>
+        <w:rPr>
+          <w:rFonts w:eastAsia="Times New Roman" w:cstheme="minorHAnsi"/>
+          <w:sz w:val="24"/>
+          <w:szCs w:val="24"/>
+          <w:lang w:eastAsia="pt-BR"/>
+        </w:rPr>
+        <w:t xml:space="preserve"> </w:t>
+      </w:r>
+      <w:r>
+        <w:rPr>
+          <w:rFonts w:eastAsia="Times New Roman" w:cstheme="minorHAnsi"/>
+          <w:sz w:val="24"/>
+          <w:szCs w:val="24"/>
+          <w:lang w:eastAsia="pt-BR"/>
+        </w:rPr>
+        <w:t xml:space="preserve">trocar o </w:t>
+      </w:r>
+      <w:r>
+        <w:rPr>
+          <w:rFonts w:eastAsia="Times New Roman" w:cstheme="minorHAnsi"/>
+          <w:b/>
+          <w:bCs/>
+          <w:sz w:val="24"/>
+          <w:szCs w:val="24"/>
+          <w:lang w:eastAsia="pt-BR"/>
+        </w:rPr>
+        <w:t>top</w:t>
+      </w:r>
+      <w:r>
+        <w:rPr>
+          <w:rFonts w:eastAsia="Times New Roman" w:cstheme="minorHAnsi"/>
+          <w:sz w:val="24"/>
+          <w:szCs w:val="24"/>
+          <w:lang w:eastAsia="pt-BR"/>
+        </w:rPr>
+        <w:t xml:space="preserve"> por </w:t>
+      </w:r>
+      <w:proofErr w:type="spellStart"/>
+      <w:r>
+        <w:rPr>
+          <w:rFonts w:eastAsia="Times New Roman" w:cstheme="minorHAnsi"/>
+          <w:b/>
+          <w:bCs/>
+          <w:color w:val="007BB8"/>
+          <w:sz w:val="24"/>
+          <w:szCs w:val="24"/>
+          <w:lang w:eastAsia="pt-BR"/>
+        </w:rPr>
+        <w:t>bottom</w:t>
+      </w:r>
+      <w:proofErr w:type="spellEnd"/>
+      <w:r>
+        <w:rPr>
+          <w:rFonts w:eastAsia="Times New Roman" w:cstheme="minorHAnsi"/>
+          <w:b/>
+          <w:bCs/>
+          <w:color w:val="007BB8"/>
+          <w:sz w:val="24"/>
+          <w:szCs w:val="24"/>
+          <w:lang w:eastAsia="pt-BR"/>
+        </w:rPr>
+        <w:t>: 0;</w:t>
+      </w:r>
+      <w:r>
+        <w:rPr>
+          <w:rFonts w:eastAsia="Times New Roman" w:cstheme="minorHAnsi"/>
+          <w:color w:val="007BB8"/>
+          <w:sz w:val="24"/>
+          <w:szCs w:val="24"/>
+          <w:lang w:eastAsia="pt-BR"/>
+        </w:rPr>
+        <w:t xml:space="preserve"> </w:t>
+      </w:r>
+      <w:r>
+        <w:rPr>
+          <w:rFonts w:eastAsia="Times New Roman" w:cstheme="minorHAnsi"/>
+          <w:sz w:val="24"/>
+          <w:szCs w:val="24"/>
+          <w:lang w:eastAsia="pt-BR"/>
+        </w:rPr>
+        <w:t xml:space="preserve"> a posição muda para </w:t>
+      </w:r>
+      <w:proofErr w:type="spellStart"/>
+      <w:r>
+        <w:rPr>
+          <w:b/>
+          <w:bCs/>
+          <w:color w:val="004F88"/>
+          <w:sz w:val="24"/>
+          <w:szCs w:val="24"/>
+        </w:rPr>
+        <w:t>Bottom</w:t>
+      </w:r>
+      <w:proofErr w:type="spellEnd"/>
+      <w:r>
+        <w:rPr>
+          <w:b/>
+          <w:bCs/>
+          <w:color w:val="004F88"/>
+          <w:sz w:val="24"/>
+          <w:szCs w:val="24"/>
+        </w:rPr>
+        <w:t xml:space="preserve"> → </w:t>
+      </w:r>
+      <w:r>
+        <w:rPr>
+          <w:b/>
+          <w:bCs/>
+          <w:color w:val="004F88"/>
+          <w:sz w:val="24"/>
+          <w:szCs w:val="24"/>
+        </w:rPr>
+        <w:t>centro</w:t>
+      </w:r>
+      <w:r>
+        <w:rPr>
+          <w:rFonts w:cstheme="minorHAnsi"/>
+          <w:b/>
+          <w:bCs/>
+          <w:color w:val="0070C0"/>
+          <w:sz w:val="24"/>
+          <w:szCs w:val="24"/>
+        </w:rPr>
+        <w:t>.</w:t>
+      </w:r>
+    </w:p>
+    <w:p>
+      <w:pPr>
+        <w:pStyle w:val="PargrafodaLista"/>
+        <w:numPr>
+          <w:ilvl w:val="0"/>
+          <w:numId w:val="2"/>
+        </w:numPr>
+        <w:rPr>
+          <w:sz w:val="24"/>
+          <w:szCs w:val="24"/>
+        </w:rPr>
+      </w:pPr>
+      <w:r>
+        <w:rPr>
+          <w:sz w:val="24"/>
+          <w:szCs w:val="24"/>
+        </w:rPr>
+        <w:t>start end</w:t>
+      </w:r>
+    </w:p>
+    <w:p>
+      <w:pPr>
+        <w:pStyle w:val="PargrafodaLista"/>
+        <w:numPr>
+          <w:ilvl w:val="0"/>
+          <w:numId w:val="2"/>
+        </w:numPr>
+        <w:rPr>
+          <w:b/>
+          <w:bCs/>
+          <w:color w:val="004E9A"/>
+        </w:rPr>
+      </w:pPr>
+    </w:p>
+    <w:p>
+      <w:pPr>
+        <w:rPr>
+          <w:b/>
+          <w:bCs/>
+          <w:color w:val="004E9A"/>
+        </w:rPr>
+      </w:pPr>
+    </w:p>
+    <w:p>
+      <w:pPr>
+        <w:rPr>
+          <w:b/>
+          <w:bCs/>
+          <w:color w:val="004E9A"/>
+        </w:rPr>
+      </w:pPr>
+    </w:p>
+    <w:p>
+      <w:pPr>
+        <w:rPr>
+          <w:b/>
+          <w:bCs/>
+          <w:color w:val="004E9A"/>
+        </w:rPr>
+      </w:pPr>
+    </w:p>
+    <w:p>
+      <w:pPr>
+        <w:rPr>
+          <w:b/>
+          <w:bCs/>
+          <w:color w:val="004E9A"/>
+        </w:rPr>
+      </w:pPr>
+    </w:p>
+    <w:p>
+      <w:pPr>
+        <w:rPr>
+          <w:b/>
+          <w:bCs/>
+          <w:color w:val="004E9A"/>
+        </w:rPr>
+      </w:pPr>
+    </w:p>
+    <w:p>
+      <w:pPr>
+        <w:rPr>
+          <w:b/>
+          <w:bCs/>
+          <w:color w:val="004E9A"/>
+        </w:rPr>
+      </w:pPr>
+    </w:p>
+    <w:p>
+      <w:pPr>
+        <w:rPr>
+          <w:b/>
+          <w:bCs/>
+          <w:color w:val="004E9A"/>
+        </w:rPr>
+      </w:pPr>
+    </w:p>
+    <w:p>
+      <w:pPr>
+        <w:rPr>
+          <w:b/>
+          <w:bCs/>
+          <w:color w:val="004E9A"/>
+        </w:rPr>
+      </w:pPr>
+    </w:p>
+    <w:p>
+      <w:pPr>
+        <w:rPr>
+          <w:b/>
+          <w:bCs/>
+          <w:color w:val="004E9A"/>
+        </w:rPr>
+      </w:pPr>
+    </w:p>
+    <w:p>
+      <w:pPr>
+        <w:rPr>
+          <w:b/>
+          <w:bCs/>
+          <w:color w:val="004E9A"/>
+        </w:rPr>
+      </w:pPr>
+    </w:p>
+    <w:p>
+      <w:pPr>
+        <w:rPr>
+          <w:b/>
+          <w:bCs/>
+          <w:color w:val="004E9A"/>
+        </w:rPr>
+      </w:pPr>
+    </w:p>
+    <w:p>
+      <w:pPr>
+        <w:pStyle w:val="PargrafodaLista"/>
+        <w:rPr>
+          <w:b/>
+          <w:bCs/>
+          <w:color w:val="004E9A"/>
+        </w:rPr>
+      </w:pPr>
+    </w:p>
+    <w:p>
+      <w:pPr>
+        <w:pStyle w:val="PargrafodaLista"/>
+        <w:jc w:val="center"/>
+        <w:rPr>
+          <w:sz w:val="24"/>
+          <w:szCs w:val="24"/>
+        </w:rPr>
+      </w:pPr>
+      <w:r>
+        <w:rPr>
+          <w:rFonts w:ascii="Segoe UI Emoji" w:hAnsi="Segoe UI Emoji" w:cs="Segoe UI Emoji"/>
+          <w:color w:val="005E00"/>
+          <w:sz w:val="24"/>
+          <w:szCs w:val="24"/>
+        </w:rPr>
+        <w:t>✅</w:t>
+      </w:r>
+      <w:r>
+        <w:rPr>
+          <w:sz w:val="24"/>
+          <w:szCs w:val="24"/>
+        </w:rPr>
+        <w:t xml:space="preserve"> </w:t>
+      </w:r>
+      <w:r>
+        <w:rPr>
+          <w:sz w:val="24"/>
+          <w:szCs w:val="24"/>
+        </w:rPr>
+        <w:t>Usando Grid</w:t>
+      </w:r>
+    </w:p>
+    <w:p>
+      <w:pPr>
+        <w:pStyle w:val="PargrafodaLista"/>
+        <w:jc w:val="center"/>
+        <w:rPr>
+          <w:sz w:val="24"/>
+          <w:szCs w:val="24"/>
+        </w:rPr>
+      </w:pPr>
+    </w:p>
+    <w:p>
+      <w:pPr>
+        <w:pStyle w:val="PargrafodaLista"/>
+        <w:jc w:val="center"/>
+        <w:rPr>
+          <w:sz w:val="24"/>
+          <w:szCs w:val="24"/>
+        </w:rPr>
+      </w:pPr>
+      <w:r>
+        <w:rPr>
+          <w:noProof/>
+          <w14:ligatures w14:val="standardContextual"/>
+        </w:rPr>
+        <w:drawing>
+          <wp:inline distT="0" distB="0" distL="0" distR="0" wp14:anchorId="0FDE2AB0" wp14:editId="591855B6">
             <wp:extent cx="2543175" cy="1285875"/>
             <wp:effectExtent l="0" t="0" r="9525" b="9525"/>
             <wp:docPr id="9031447" name="Imagem 1"/>
@@ -1878,7 +4337,7 @@
                     <pic:cNvPicPr/>
                   </pic:nvPicPr>
                   <pic:blipFill>
-                    <a:blip r:embed="rId8">
+                    <a:blip r:embed="rId11">
                       <a:extLst>
                         <a:ext uri="{28A0092B-C50C-407E-A947-70E740481C1C}">
                           <a14:useLocalDpi xmlns:a14="http://schemas.microsoft.com/office/drawing/2010/main" val="0"/>
@@ -1910,7 +4369,7 @@
         <w:pStyle w:val="PargrafodaLista"/>
         <w:numPr>
           <w:ilvl w:val="0"/>
-          <w:numId w:val="2"/>
+          <w:numId w:val="6"/>
         </w:numPr>
         <w:rPr>
           <w:sz w:val="24"/>
@@ -1921,73 +4380,31 @@
         <w:rPr>
           <w:b/>
           <w:bCs/>
-          <w:color w:val="004E9A"/>
-          <w:sz w:val="24"/>
-          <w:szCs w:val="24"/>
-        </w:rPr>
-        <w:t>display: grid -</w:t>
-      </w:r>
-      <w:r>
-        <w:rPr>
-          <w:color w:val="004E9A"/>
-          <w:sz w:val="24"/>
-          <w:szCs w:val="24"/>
-        </w:rPr>
-        <w:t xml:space="preserve"> </w:t>
-      </w:r>
-      <w:r>
-        <w:rPr>
-          <w:sz w:val="24"/>
-          <w:szCs w:val="24"/>
-        </w:rPr>
-        <w:t xml:space="preserve">Isso transforma o elemento </w:t>
-      </w:r>
-      <w:r>
-        <w:rPr>
-          <w:color w:val="004E9A"/>
-          <w:sz w:val="24"/>
-          <w:szCs w:val="24"/>
-        </w:rPr>
-        <w:t xml:space="preserve">&lt;body&gt; </w:t>
-      </w:r>
-      <w:r>
-        <w:rPr>
-          <w:sz w:val="24"/>
-          <w:szCs w:val="24"/>
-        </w:rPr>
-        <w:t xml:space="preserve">em um container Grid, </w:t>
-      </w:r>
-      <w:r>
-        <w:rPr>
-          <w:sz w:val="24"/>
-          <w:szCs w:val="24"/>
-        </w:rPr>
-        <w:t>o que significa que agora pode controlar o alinhamento dos filhos diretos, usando por exemplo</w:t>
-      </w:r>
-      <w:r>
-        <w:rPr>
-          <w:sz w:val="24"/>
-          <w:szCs w:val="24"/>
-        </w:rPr>
-        <w:t xml:space="preserve"> propriedades de alinhamento como </w:t>
-      </w:r>
-      <w:proofErr w:type="spellStart"/>
-      <w:r>
-        <w:rPr>
           <w:color w:val="004F88"/>
           <w:sz w:val="24"/>
           <w:szCs w:val="24"/>
         </w:rPr>
-        <w:t>place-items</w:t>
-      </w:r>
-      <w:proofErr w:type="spellEnd"/>
-      <w:r>
-        <w:rPr>
+        <w:t xml:space="preserve">Centro </w:t>
+      </w:r>
+      <w:r>
+        <w:rPr>
+          <w:b/>
+          <w:bCs/>
           <w:color w:val="004F88"/>
           <w:sz w:val="24"/>
           <w:szCs w:val="24"/>
         </w:rPr>
-        <w:t>.</w:t>
+        <w:t>→</w:t>
+      </w:r>
+      <w:r>
+        <w:rPr>
+          <w:b/>
+          <w:bCs/>
+          <w:color w:val="004F88"/>
+          <w:sz w:val="24"/>
+          <w:szCs w:val="24"/>
+        </w:rPr>
+        <w:t xml:space="preserve"> Centro</w:t>
       </w:r>
     </w:p>
     <w:p>
@@ -2002,6 +4419,53 @@
           <w:szCs w:val="24"/>
         </w:rPr>
       </w:pPr>
+      <w:r>
+        <w:rPr>
+          <w:b/>
+          <w:bCs/>
+          <w:color w:val="004E9A"/>
+          <w:sz w:val="24"/>
+          <w:szCs w:val="24"/>
+        </w:rPr>
+        <w:t>display: grid -</w:t>
+      </w:r>
+      <w:r>
+        <w:rPr>
+          <w:color w:val="004E9A"/>
+          <w:sz w:val="24"/>
+          <w:szCs w:val="24"/>
+        </w:rPr>
+        <w:t xml:space="preserve"> </w:t>
+      </w:r>
+      <w:r>
+        <w:rPr>
+          <w:sz w:val="24"/>
+          <w:szCs w:val="24"/>
+        </w:rPr>
+        <w:t xml:space="preserve">Isso transforma o elemento </w:t>
+      </w:r>
+      <w:r>
+        <w:rPr>
+          <w:color w:val="004E9A"/>
+          <w:sz w:val="24"/>
+          <w:szCs w:val="24"/>
+        </w:rPr>
+        <w:t xml:space="preserve">&lt;body&gt; </w:t>
+      </w:r>
+      <w:r>
+        <w:rPr>
+          <w:sz w:val="24"/>
+          <w:szCs w:val="24"/>
+        </w:rPr>
+        <w:t xml:space="preserve">em um container Grid, </w:t>
+      </w:r>
+      <w:r>
+        <w:rPr>
+          <w:sz w:val="24"/>
+          <w:szCs w:val="24"/>
+        </w:rPr>
+        <w:t xml:space="preserve">o que significa que agora pode controlar o alinhamento dos filhos diretos, usando por exemplo propriedades de alinhamento como </w:t>
+      </w:r>
       <w:proofErr w:type="spellStart"/>
       <w:r>
         <w:rPr>
@@ -2018,14 +4482,7 @@
           <w:sz w:val="24"/>
           <w:szCs w:val="24"/>
         </w:rPr>
-        <w:t xml:space="preserve">: center - </w:t>
-      </w:r>
-      <w:r>
-        <w:rPr>
-          <w:sz w:val="24"/>
-          <w:szCs w:val="24"/>
-        </w:rPr>
-        <w:t>centraliza horizontalmente e verticalmente o conteúdo dentro da célula do grid.</w:t>
+        <w:t>.</w:t>
       </w:r>
     </w:p>
     <w:p>
@@ -2127,39 +4584,39 @@
     <w:p>
       <w:pPr>
         <w:pStyle w:val="PargrafodaLista"/>
-        <w:rPr>
-          <w:sz w:val="24"/>
-          <w:szCs w:val="24"/>
-        </w:rPr>
-      </w:pPr>
-    </w:p>
-    <w:p>
-      <w:pPr>
-        <w:rPr>
-          <w:sz w:val="24"/>
-          <w:szCs w:val="24"/>
-        </w:rPr>
-      </w:pPr>
-    </w:p>
-    <w:p>
-      <w:pPr>
-        <w:pStyle w:val="PargrafodaLista"/>
-        <w:jc w:val="center"/>
-        <w:rPr>
-          <w:b/>
-          <w:bCs/>
-          <w:sz w:val="24"/>
-          <w:szCs w:val="24"/>
-        </w:rPr>
-      </w:pPr>
-      <w:r>
-        <w:rPr>
-          <w:rFonts w:ascii="Segoe UI Emoji" w:hAnsi="Segoe UI Emoji" w:cs="Segoe UI Emoji"/>
-          <w:color w:val="005E00"/>
-          <w:sz w:val="24"/>
-          <w:szCs w:val="24"/>
-        </w:rPr>
-        <w:t>✅</w:t>
+        <w:numPr>
+          <w:ilvl w:val="0"/>
+          <w:numId w:val="2"/>
+        </w:numPr>
+        <w:rPr>
+          <w:sz w:val="24"/>
+          <w:szCs w:val="24"/>
+        </w:rPr>
+      </w:pPr>
+      <w:proofErr w:type="spellStart"/>
+      <w:r>
+        <w:rPr>
+          <w:color w:val="004F88"/>
+          <w:sz w:val="24"/>
+          <w:szCs w:val="24"/>
+        </w:rPr>
+        <w:t>place-items</w:t>
+      </w:r>
+      <w:proofErr w:type="spellEnd"/>
+      <w:r>
+        <w:rPr>
+          <w:color w:val="004F88"/>
+          <w:sz w:val="24"/>
+          <w:szCs w:val="24"/>
+        </w:rPr>
+        <w:t xml:space="preserve">: center - </w:t>
+      </w:r>
+      <w:r>
+        <w:rPr>
+          <w:sz w:val="24"/>
+          <w:szCs w:val="24"/>
+        </w:rPr>
+        <w:t>centraliza horizontalmente e verticalmente o conteúdo dentro da célula do grid.</w:t>
       </w:r>
       <w:r>
         <w:rPr>
@@ -2168,56 +4625,513 @@
         </w:rPr>
         <w:t xml:space="preserve"> </w:t>
       </w:r>
+    </w:p>
+    <w:p>
+      <w:pPr>
+        <w:pStyle w:val="PargrafodaLista"/>
+        <w:numPr>
+          <w:ilvl w:val="0"/>
+          <w:numId w:val="2"/>
+        </w:numPr>
+        <w:rPr>
+          <w:sz w:val="24"/>
+          <w:szCs w:val="24"/>
+        </w:rPr>
+      </w:pPr>
+      <w:r>
+        <w:rPr>
+          <w:sz w:val="24"/>
+          <w:szCs w:val="24"/>
+        </w:rPr>
+        <w:t xml:space="preserve"> </w:t>
+      </w:r>
+      <w:r>
+        <w:rPr>
+          <w:sz w:val="24"/>
+          <w:szCs w:val="24"/>
+        </w:rPr>
+        <w:t xml:space="preserve">Propriedades do </w:t>
+      </w:r>
       <w:proofErr w:type="spellStart"/>
       <w:r>
         <w:rPr>
-          <w:b/>
-          <w:bCs/>
-          <w:sz w:val="24"/>
-          <w:szCs w:val="24"/>
-        </w:rPr>
-        <w:t>Flexbox</w:t>
+          <w:sz w:val="24"/>
+          <w:szCs w:val="24"/>
+        </w:rPr>
+        <w:t>place-items</w:t>
       </w:r>
       <w:proofErr w:type="spellEnd"/>
-    </w:p>
-    <w:p>
-      <w:pPr>
-        <w:pStyle w:val="PargrafodaLista"/>
-        <w:jc w:val="center"/>
-        <w:rPr>
-          <w:b/>
-          <w:bCs/>
-          <w:sz w:val="24"/>
-          <w:szCs w:val="24"/>
-        </w:rPr>
-      </w:pPr>
-    </w:p>
-    <w:p>
-      <w:pPr>
-        <w:pStyle w:val="PargrafodaLista"/>
-        <w:jc w:val="center"/>
-        <w:rPr>
-          <w:sz w:val="24"/>
-          <w:szCs w:val="24"/>
-        </w:rPr>
-      </w:pPr>
-      <w:r>
-        <w:rPr>
-          <w:sz w:val="24"/>
-          <w:szCs w:val="24"/>
-        </w:rPr>
-        <w:t xml:space="preserve">          </w:t>
-      </w:r>
+      <w:r>
+        <w:rPr>
+          <w:sz w:val="24"/>
+          <w:szCs w:val="24"/>
+        </w:rPr>
+        <w:t>:</w:t>
+      </w:r>
+    </w:p>
+    <w:p>
+      <w:pPr>
+        <w:pStyle w:val="PargrafodaLista"/>
+        <w:numPr>
+          <w:ilvl w:val="0"/>
+          <w:numId w:val="8"/>
+        </w:numPr>
+        <w:rPr>
+          <w:b/>
+          <w:bCs/>
+          <w:color w:val="004F88"/>
+          <w:sz w:val="24"/>
+          <w:szCs w:val="24"/>
+        </w:rPr>
+      </w:pPr>
+      <w:r>
+        <w:rPr>
+          <w:b/>
+          <w:bCs/>
+          <w:color w:val="004E9A"/>
+          <w:sz w:val="24"/>
+          <w:szCs w:val="24"/>
+        </w:rPr>
+        <w:t>center</w:t>
+      </w:r>
+      <w:r>
+        <w:rPr>
+          <w:b/>
+          <w:bCs/>
+          <w:color w:val="004E9A"/>
+          <w:sz w:val="24"/>
+          <w:szCs w:val="24"/>
+        </w:rPr>
+        <w:t xml:space="preserve"> </w:t>
+      </w:r>
+      <w:r>
+        <w:rPr>
+          <w:b/>
+          <w:bCs/>
+          <w:color w:val="004F88"/>
+          <w:sz w:val="24"/>
+          <w:szCs w:val="24"/>
+        </w:rPr>
+        <w:t>→</w:t>
+      </w:r>
+      <w:r>
+        <w:rPr>
+          <w:b/>
+          <w:bCs/>
+          <w:color w:val="004F88"/>
+          <w:sz w:val="24"/>
+          <w:szCs w:val="24"/>
+        </w:rPr>
+        <w:t xml:space="preserve"> </w:t>
+      </w:r>
+      <w:r>
+        <w:rPr>
+          <w:b/>
+          <w:bCs/>
+          <w:color w:val="004F88"/>
+          <w:sz w:val="24"/>
+          <w:szCs w:val="24"/>
+        </w:rPr>
+        <w:t>Centraliza no centro</w:t>
+      </w:r>
+    </w:p>
+    <w:p>
+      <w:pPr>
+        <w:pStyle w:val="PargrafodaLista"/>
+        <w:numPr>
+          <w:ilvl w:val="0"/>
+          <w:numId w:val="8"/>
+        </w:numPr>
+        <w:rPr>
+          <w:sz w:val="24"/>
+          <w:szCs w:val="24"/>
+        </w:rPr>
+      </w:pPr>
+      <w:proofErr w:type="spellStart"/>
+      <w:r>
+        <w:rPr>
+          <w:b/>
+          <w:bCs/>
+          <w:color w:val="004F88"/>
+          <w:sz w:val="24"/>
+          <w:szCs w:val="24"/>
+        </w:rPr>
+        <w:t>end</w:t>
+      </w:r>
+      <w:proofErr w:type="spellEnd"/>
+      <w:r>
+        <w:rPr>
+          <w:b/>
+          <w:bCs/>
+          <w:color w:val="004F88"/>
+          <w:sz w:val="24"/>
+          <w:szCs w:val="24"/>
+        </w:rPr>
+        <w:t xml:space="preserve"> </w:t>
+      </w:r>
+      <w:r>
+        <w:rPr>
+          <w:b/>
+          <w:bCs/>
+          <w:color w:val="004F88"/>
+          <w:sz w:val="24"/>
+          <w:szCs w:val="24"/>
+        </w:rPr>
+        <w:t>→</w:t>
+      </w:r>
+      <w:r>
+        <w:rPr>
+          <w:b/>
+          <w:bCs/>
+          <w:color w:val="004F88"/>
+          <w:sz w:val="24"/>
+          <w:szCs w:val="24"/>
+        </w:rPr>
+        <w:t xml:space="preserve"> </w:t>
+      </w:r>
+      <w:r>
+        <w:rPr>
+          <w:b/>
+          <w:bCs/>
+          <w:color w:val="004F88"/>
+          <w:sz w:val="24"/>
+          <w:szCs w:val="24"/>
+        </w:rPr>
+        <w:t>baixo/</w:t>
+      </w:r>
+      <w:r>
+        <w:rPr>
+          <w:b/>
+          <w:bCs/>
+          <w:color w:val="004F88"/>
+          <w:sz w:val="24"/>
+          <w:szCs w:val="24"/>
+        </w:rPr>
+        <w:t>direito</w:t>
+      </w:r>
+      <w:r>
+        <w:rPr>
+          <w:b/>
+          <w:bCs/>
+          <w:color w:val="004F88"/>
+          <w:sz w:val="24"/>
+          <w:szCs w:val="24"/>
+        </w:rPr>
+        <w:t xml:space="preserve">. </w:t>
+      </w:r>
+    </w:p>
+    <w:p>
+      <w:pPr>
+        <w:pStyle w:val="PargrafodaLista"/>
+        <w:numPr>
+          <w:ilvl w:val="0"/>
+          <w:numId w:val="8"/>
+        </w:numPr>
+        <w:rPr>
+          <w:sz w:val="24"/>
+          <w:szCs w:val="24"/>
+        </w:rPr>
+      </w:pPr>
+      <w:r>
+        <w:rPr>
+          <w:b/>
+          <w:bCs/>
+          <w:color w:val="004F88"/>
+          <w:sz w:val="24"/>
+          <w:szCs w:val="24"/>
+        </w:rPr>
+        <w:t xml:space="preserve">start </w:t>
+      </w:r>
+      <w:proofErr w:type="spellStart"/>
+      <w:r>
+        <w:rPr>
+          <w:b/>
+          <w:bCs/>
+          <w:color w:val="004F88"/>
+          <w:sz w:val="24"/>
+          <w:szCs w:val="24"/>
+        </w:rPr>
+        <w:t>end</w:t>
+      </w:r>
+      <w:proofErr w:type="spellEnd"/>
+      <w:r>
+        <w:rPr>
+          <w:b/>
+          <w:bCs/>
+          <w:color w:val="004F88"/>
+          <w:sz w:val="24"/>
+          <w:szCs w:val="24"/>
+        </w:rPr>
+        <w:t xml:space="preserve"> </w:t>
+      </w:r>
+      <w:r>
+        <w:rPr>
+          <w:b/>
+          <w:bCs/>
+          <w:color w:val="004F88"/>
+          <w:sz w:val="24"/>
+          <w:szCs w:val="24"/>
+        </w:rPr>
+        <w:t>→</w:t>
+      </w:r>
+      <w:r>
+        <w:rPr>
+          <w:b/>
+          <w:bCs/>
+          <w:color w:val="004F88"/>
+          <w:sz w:val="24"/>
+          <w:szCs w:val="24"/>
+        </w:rPr>
+        <w:t xml:space="preserve"> topo/direito. </w:t>
+      </w:r>
+    </w:p>
+    <w:p>
+      <w:pPr>
+        <w:pStyle w:val="PargrafodaLista"/>
+        <w:numPr>
+          <w:ilvl w:val="0"/>
+          <w:numId w:val="8"/>
+        </w:numPr>
+        <w:rPr>
+          <w:sz w:val="24"/>
+          <w:szCs w:val="24"/>
+        </w:rPr>
+      </w:pPr>
+      <w:r>
+        <w:rPr>
+          <w:b/>
+          <w:bCs/>
+          <w:color w:val="004F88"/>
+          <w:sz w:val="24"/>
+          <w:szCs w:val="24"/>
+        </w:rPr>
+        <w:t xml:space="preserve">start </w:t>
+      </w:r>
+      <w:r>
+        <w:rPr>
+          <w:b/>
+          <w:bCs/>
+          <w:color w:val="004F88"/>
+          <w:sz w:val="24"/>
+          <w:szCs w:val="24"/>
+        </w:rPr>
+        <w:t>→</w:t>
+      </w:r>
+      <w:r>
+        <w:rPr>
+          <w:b/>
+          <w:bCs/>
+          <w:color w:val="004F88"/>
+          <w:sz w:val="24"/>
+          <w:szCs w:val="24"/>
+        </w:rPr>
+        <w:t xml:space="preserve"> topo/</w:t>
+      </w:r>
+      <w:r>
+        <w:rPr>
+          <w:b/>
+          <w:bCs/>
+          <w:color w:val="004F88"/>
+          <w:sz w:val="24"/>
+          <w:szCs w:val="24"/>
+        </w:rPr>
+        <w:t>esquerdo</w:t>
+      </w:r>
+      <w:r>
+        <w:rPr>
+          <w:b/>
+          <w:bCs/>
+          <w:color w:val="004F88"/>
+          <w:sz w:val="24"/>
+          <w:szCs w:val="24"/>
+        </w:rPr>
+        <w:t xml:space="preserve">. </w:t>
+      </w:r>
+    </w:p>
+    <w:p>
+      <w:pPr>
+        <w:pStyle w:val="PargrafodaLista"/>
+        <w:numPr>
+          <w:ilvl w:val="0"/>
+          <w:numId w:val="8"/>
+        </w:numPr>
+        <w:rPr>
+          <w:sz w:val="24"/>
+          <w:szCs w:val="24"/>
+        </w:rPr>
+      </w:pPr>
+      <w:proofErr w:type="spellStart"/>
+      <w:r>
+        <w:rPr>
+          <w:b/>
+          <w:bCs/>
+          <w:color w:val="004F88"/>
+          <w:sz w:val="24"/>
+          <w:szCs w:val="24"/>
+        </w:rPr>
+        <w:t>end</w:t>
+      </w:r>
+      <w:proofErr w:type="spellEnd"/>
+      <w:r>
+        <w:rPr>
+          <w:b/>
+          <w:bCs/>
+          <w:color w:val="004F88"/>
+          <w:sz w:val="24"/>
+          <w:szCs w:val="24"/>
+        </w:rPr>
+        <w:t xml:space="preserve"> start </w:t>
+      </w:r>
+      <w:r>
+        <w:rPr>
+          <w:b/>
+          <w:bCs/>
+          <w:color w:val="004F88"/>
+          <w:sz w:val="24"/>
+          <w:szCs w:val="24"/>
+        </w:rPr>
+        <w:t>→</w:t>
+      </w:r>
+      <w:r>
+        <w:rPr>
+          <w:b/>
+          <w:bCs/>
+          <w:color w:val="004F88"/>
+          <w:sz w:val="24"/>
+          <w:szCs w:val="24"/>
+        </w:rPr>
+        <w:t xml:space="preserve"> baixo/direito. </w:t>
+      </w:r>
+    </w:p>
+    <w:p>
+      <w:pPr>
+        <w:pStyle w:val="PargrafodaLista"/>
+        <w:rPr>
+          <w:sz w:val="24"/>
+          <w:szCs w:val="24"/>
+        </w:rPr>
+      </w:pPr>
+    </w:p>
+    <w:p>
+      <w:pPr>
+        <w:pStyle w:val="PargrafodaLista"/>
+        <w:rPr>
+          <w:sz w:val="24"/>
+          <w:szCs w:val="24"/>
+        </w:rPr>
+      </w:pPr>
+    </w:p>
+    <w:p>
+      <w:pPr>
+        <w:rPr>
+          <w:sz w:val="24"/>
+          <w:szCs w:val="24"/>
+        </w:rPr>
+      </w:pPr>
+    </w:p>
+    <w:p>
+      <w:pPr>
+        <w:rPr>
+          <w:sz w:val="24"/>
+          <w:szCs w:val="24"/>
+        </w:rPr>
+      </w:pPr>
+    </w:p>
+    <w:p>
+      <w:pPr>
+        <w:rPr>
+          <w:sz w:val="24"/>
+          <w:szCs w:val="24"/>
+        </w:rPr>
+      </w:pPr>
+    </w:p>
+    <w:p>
+      <w:pPr>
+        <w:rPr>
+          <w:sz w:val="24"/>
+          <w:szCs w:val="24"/>
+        </w:rPr>
+      </w:pPr>
+    </w:p>
+    <w:p>
+      <w:pPr>
+        <w:rPr>
+          <w:sz w:val="24"/>
+          <w:szCs w:val="24"/>
+        </w:rPr>
+      </w:pPr>
+    </w:p>
+    <w:p>
+      <w:pPr>
+        <w:rPr>
+          <w:sz w:val="24"/>
+          <w:szCs w:val="24"/>
+        </w:rPr>
+      </w:pPr>
+    </w:p>
+    <w:p>
+      <w:pPr>
+        <w:rPr>
+          <w:sz w:val="24"/>
+          <w:szCs w:val="24"/>
+        </w:rPr>
+      </w:pPr>
+    </w:p>
+    <w:p>
+      <w:pPr>
+        <w:rPr>
+          <w:sz w:val="24"/>
+          <w:szCs w:val="24"/>
+        </w:rPr>
+      </w:pPr>
+    </w:p>
+    <w:p>
+      <w:pPr>
+        <w:rPr>
+          <w:sz w:val="24"/>
+          <w:szCs w:val="24"/>
+        </w:rPr>
+      </w:pPr>
+    </w:p>
+    <w:p>
+      <w:pPr>
+        <w:rPr>
+          <w:sz w:val="24"/>
+          <w:szCs w:val="24"/>
+        </w:rPr>
+      </w:pPr>
+    </w:p>
+    <w:p>
+      <w:pPr>
+        <w:pStyle w:val="PargrafodaLista"/>
+        <w:numPr>
+          <w:ilvl w:val="0"/>
+          <w:numId w:val="2"/>
+        </w:numPr>
+        <w:rPr>
+          <w:sz w:val="24"/>
+          <w:szCs w:val="24"/>
+        </w:rPr>
+      </w:pPr>
+    </w:p>
+    <w:p>
+      <w:pPr>
+        <w:pStyle w:val="PargrafodaLista"/>
+        <w:rPr>
+          <w:sz w:val="24"/>
+          <w:szCs w:val="24"/>
+        </w:rPr>
+      </w:pPr>
       <w:r>
         <w:rPr>
           <w:noProof/>
           <w14:ligatures w14:val="standardContextual"/>
         </w:rPr>
         <w:drawing>
-          <wp:inline distT="0" distB="0" distL="0" distR="0" wp14:anchorId="0DD4779A" wp14:editId="2AFD05DF">
-            <wp:extent cx="3048000" cy="1581150"/>
-            <wp:effectExtent l="0" t="0" r="0" b="0"/>
-            <wp:docPr id="1710790337" name="Imagem 1"/>
+          <wp:inline distT="0" distB="0" distL="0" distR="0" wp14:anchorId="77103149" wp14:editId="09D58838">
+            <wp:extent cx="2578534" cy="1352545"/>
+            <wp:effectExtent l="0" t="0" r="0" b="635"/>
+            <wp:docPr id="1861616804" name="Imagem 1"/>
             <wp:cNvGraphicFramePr>
               <a:graphicFrameLocks xmlns:a="http://schemas.openxmlformats.org/drawingml/2006/main" noChangeAspect="1"/>
             </wp:cNvGraphicFramePr>
@@ -2225,11 +5139,11 @@
               <a:graphicData uri="http://schemas.openxmlformats.org/drawingml/2006/picture">
                 <pic:pic xmlns:pic="http://schemas.openxmlformats.org/drawingml/2006/picture">
                   <pic:nvPicPr>
-                    <pic:cNvPr id="1710790337" name=""/>
+                    <pic:cNvPr id="1861616804" name=""/>
                     <pic:cNvPicPr/>
                   </pic:nvPicPr>
                   <pic:blipFill>
-                    <a:blip r:embed="rId9">
+                    <a:blip r:embed="rId12">
                       <a:extLst>
                         <a:ext uri="{28A0092B-C50C-407E-A947-70E740481C1C}">
                           <a14:useLocalDpi xmlns:a14="http://schemas.microsoft.com/office/drawing/2010/main" val="0"/>
@@ -2243,7 +5157,7 @@
                   <pic:spPr>
                     <a:xfrm>
                       <a:off x="0" y="0"/>
-                      <a:ext cx="3048000" cy="1581150"/>
+                      <a:ext cx="2596478" cy="1361957"/>
                     </a:xfrm>
                     <a:prstGeom prst="rect">
                       <a:avLst/>
@@ -2255,16 +5169,140 @@
           </wp:inline>
         </w:drawing>
       </w:r>
-    </w:p>
-    <w:p>
-      <w:pPr>
-        <w:pStyle w:val="PargrafodaLista"/>
-        <w:jc w:val="center"/>
-        <w:rPr>
-          <w:sz w:val="24"/>
-          <w:szCs w:val="24"/>
-        </w:rPr>
-      </w:pPr>
+      <w:r>
+        <w:rPr>
+          <w:sz w:val="24"/>
+          <w:szCs w:val="24"/>
+        </w:rPr>
+        <w:t xml:space="preserve">   </w:t>
+      </w:r>
+      <w:r>
+        <w:rPr>
+          <w:noProof/>
+          <w14:ligatures w14:val="standardContextual"/>
+        </w:rPr>
+        <w:drawing>
+          <wp:inline distT="0" distB="0" distL="0" distR="0" wp14:anchorId="60E40FE9" wp14:editId="04D381ED">
+            <wp:extent cx="1943100" cy="1344763"/>
+            <wp:effectExtent l="0" t="0" r="0" b="8255"/>
+            <wp:docPr id="1032461107" name="Imagem 1"/>
+            <wp:cNvGraphicFramePr>
+              <a:graphicFrameLocks xmlns:a="http://schemas.openxmlformats.org/drawingml/2006/main" noChangeAspect="1"/>
+            </wp:cNvGraphicFramePr>
+            <a:graphic xmlns:a="http://schemas.openxmlformats.org/drawingml/2006/main">
+              <a:graphicData uri="http://schemas.openxmlformats.org/drawingml/2006/picture">
+                <pic:pic xmlns:pic="http://schemas.openxmlformats.org/drawingml/2006/picture">
+                  <pic:nvPicPr>
+                    <pic:cNvPr id="1032461107" name=""/>
+                    <pic:cNvPicPr/>
+                  </pic:nvPicPr>
+                  <pic:blipFill>
+                    <a:blip r:embed="rId13">
+                      <a:extLst>
+                        <a:ext uri="{28A0092B-C50C-407E-A947-70E740481C1C}">
+                          <a14:useLocalDpi xmlns:a14="http://schemas.microsoft.com/office/drawing/2010/main" val="0"/>
+                        </a:ext>
+                      </a:extLst>
+                    </a:blip>
+                    <a:stretch>
+                      <a:fillRect/>
+                    </a:stretch>
+                  </pic:blipFill>
+                  <pic:spPr>
+                    <a:xfrm>
+                      <a:off x="0" y="0"/>
+                      <a:ext cx="1959939" cy="1356417"/>
+                    </a:xfrm>
+                    <a:prstGeom prst="rect">
+                      <a:avLst/>
+                    </a:prstGeom>
+                  </pic:spPr>
+                </pic:pic>
+              </a:graphicData>
+            </a:graphic>
+          </wp:inline>
+        </w:drawing>
+      </w:r>
+    </w:p>
+    <w:p>
+      <w:pPr>
+        <w:pStyle w:val="PargrafodaLista"/>
+        <w:rPr>
+          <w:sz w:val="24"/>
+          <w:szCs w:val="24"/>
+        </w:rPr>
+      </w:pPr>
+    </w:p>
+    <w:p>
+      <w:pPr>
+        <w:pStyle w:val="PargrafodaLista"/>
+        <w:rPr>
+          <w:sz w:val="24"/>
+          <w:szCs w:val="24"/>
+        </w:rPr>
+      </w:pPr>
+      <w:r>
+        <w:rPr>
+          <w:sz w:val="24"/>
+          <w:szCs w:val="24"/>
+        </w:rPr>
+        <w:t xml:space="preserve">No caixa1 </w:t>
+      </w:r>
+      <w:r>
+        <w:rPr>
+          <w:sz w:val="24"/>
+          <w:szCs w:val="24"/>
+        </w:rPr>
+        <w:t xml:space="preserve">você está dizendo: “qualquer elemento position: </w:t>
+      </w:r>
+      <w:proofErr w:type="spellStart"/>
+      <w:r>
+        <w:rPr>
+          <w:sz w:val="24"/>
+          <w:szCs w:val="24"/>
+        </w:rPr>
+        <w:t>absolute</w:t>
+      </w:r>
+      <w:proofErr w:type="spellEnd"/>
+      <w:r>
+        <w:rPr>
+          <w:sz w:val="24"/>
+          <w:szCs w:val="24"/>
+        </w:rPr>
+        <w:t xml:space="preserve"> dentro de mim vai se posicionar em relação a mim, e não em relação ao body”.</w:t>
+      </w:r>
+    </w:p>
+    <w:p>
+      <w:pPr>
+        <w:pStyle w:val="PargrafodaLista"/>
+        <w:rPr>
+          <w:sz w:val="24"/>
+          <w:szCs w:val="24"/>
+        </w:rPr>
+      </w:pPr>
+      <w:r>
+        <w:rPr>
+          <w:sz w:val="24"/>
+          <w:szCs w:val="24"/>
+        </w:rPr>
+        <w:t xml:space="preserve">Sem isso, .caixa2 e .caixa3 vão se alinhar em relação ao body (ou ao </w:t>
+      </w:r>
+      <w:proofErr w:type="spellStart"/>
+      <w:r>
+        <w:rPr>
+          <w:sz w:val="24"/>
+          <w:szCs w:val="24"/>
+        </w:rPr>
+        <w:t>html</w:t>
+      </w:r>
+      <w:proofErr w:type="spellEnd"/>
+      <w:r>
+        <w:rPr>
+          <w:sz w:val="24"/>
+          <w:szCs w:val="24"/>
+        </w:rPr>
+        <w:t>), e não dentro da .caixa1.</w:t>
+      </w:r>
     </w:p>
     <w:p>
       <w:pPr>
@@ -2278,131 +5316,37 @@
           <w:szCs w:val="24"/>
         </w:rPr>
       </w:pPr>
-      <w:r>
-        <w:rPr>
-          <w:b/>
-          <w:bCs/>
-          <w:color w:val="004E9A"/>
-          <w:sz w:val="24"/>
-          <w:szCs w:val="24"/>
-        </w:rPr>
-        <w:t xml:space="preserve">display: </w:t>
-      </w:r>
       <w:proofErr w:type="spellStart"/>
       <w:r>
         <w:rPr>
-          <w:b/>
-          <w:bCs/>
-          <w:color w:val="004E9A"/>
-          <w:sz w:val="24"/>
-          <w:szCs w:val="24"/>
-        </w:rPr>
-        <w:t>flex</w:t>
+          <w:sz w:val="24"/>
+          <w:szCs w:val="24"/>
+        </w:rPr>
+        <w:t>relative</w:t>
       </w:r>
       <w:proofErr w:type="spellEnd"/>
       <w:r>
         <w:rPr>
-          <w:b/>
-          <w:bCs/>
-          <w:color w:val="004E9A"/>
-          <w:sz w:val="24"/>
-          <w:szCs w:val="24"/>
-        </w:rPr>
-        <w:t xml:space="preserve"> -</w:t>
-      </w:r>
-      <w:r>
-        <w:rPr>
-          <w:color w:val="004E9A"/>
-          <w:sz w:val="24"/>
-          <w:szCs w:val="24"/>
-        </w:rPr>
-        <w:t xml:space="preserve"> </w:t>
-      </w:r>
-      <w:r>
-        <w:rPr>
-          <w:sz w:val="24"/>
-          <w:szCs w:val="24"/>
-        </w:rPr>
-        <w:t xml:space="preserve">Ativa o modo </w:t>
-      </w:r>
-      <w:proofErr w:type="spellStart"/>
-      <w:r>
-        <w:rPr>
-          <w:sz w:val="24"/>
-          <w:szCs w:val="24"/>
-        </w:rPr>
-        <w:t>flex</w:t>
-      </w:r>
-      <w:proofErr w:type="spellEnd"/>
-      <w:r>
-        <w:rPr>
-          <w:sz w:val="24"/>
-          <w:szCs w:val="24"/>
-        </w:rPr>
-        <w:t xml:space="preserve"> container no </w:t>
-      </w:r>
-      <w:r>
-        <w:rPr>
-          <w:color w:val="004E9A"/>
-          <w:sz w:val="24"/>
-          <w:szCs w:val="24"/>
-        </w:rPr>
-        <w:t xml:space="preserve">&lt;body&gt;. </w:t>
-      </w:r>
-      <w:r>
-        <w:rPr>
-          <w:sz w:val="24"/>
-          <w:szCs w:val="24"/>
-        </w:rPr>
-        <w:t xml:space="preserve">Ou seja: todos os filhos diretos do </w:t>
-      </w:r>
-      <w:r>
-        <w:rPr>
-          <w:color w:val="004E9A"/>
-          <w:sz w:val="24"/>
-          <w:szCs w:val="24"/>
-        </w:rPr>
-        <w:t xml:space="preserve">&lt;body&gt; </w:t>
-      </w:r>
-      <w:r>
-        <w:rPr>
-          <w:sz w:val="24"/>
-          <w:szCs w:val="24"/>
-        </w:rPr>
-        <w:t xml:space="preserve">(como a </w:t>
-      </w:r>
-      <w:r>
-        <w:rPr>
-          <w:color w:val="004E9A"/>
-          <w:sz w:val="24"/>
-          <w:szCs w:val="24"/>
-        </w:rPr>
-        <w:t>&lt;</w:t>
-      </w:r>
-      <w:proofErr w:type="spellStart"/>
-      <w:r>
-        <w:rPr>
-          <w:color w:val="004E9A"/>
-          <w:sz w:val="24"/>
-          <w:szCs w:val="24"/>
-        </w:rPr>
-        <w:t>img</w:t>
-      </w:r>
-      <w:proofErr w:type="spellEnd"/>
-      <w:r>
-        <w:rPr>
-          <w:color w:val="004E9A"/>
-          <w:sz w:val="24"/>
-          <w:szCs w:val="24"/>
-        </w:rPr>
-        <w:t>&gt;</w:t>
-      </w:r>
-      <w:r>
-        <w:rPr>
-          <w:sz w:val="24"/>
-          <w:szCs w:val="24"/>
-        </w:rPr>
-        <w:t>) agora são tratados como itens flexíveis. Sem essa linha, o resto não funciona. É ela que muda a lógica de posicionamento interna.</w:t>
+          <w:sz w:val="24"/>
+          <w:szCs w:val="24"/>
+        </w:rPr>
+        <w:t xml:space="preserve"> no pai → vira o </w:t>
+      </w:r>
+      <w:r>
+        <w:rPr>
+          <w:b/>
+          <w:bCs/>
+          <w:sz w:val="24"/>
+          <w:szCs w:val="24"/>
+        </w:rPr>
+        <w:t>referencial</w:t>
+      </w:r>
+      <w:r>
+        <w:rPr>
+          <w:sz w:val="24"/>
+          <w:szCs w:val="24"/>
+        </w:rPr>
+        <w:t>.</w:t>
       </w:r>
     </w:p>
     <w:p>
@@ -2420,299 +5364,417 @@
       <w:proofErr w:type="spellStart"/>
       <w:r>
         <w:rPr>
-          <w:b/>
-          <w:bCs/>
-          <w:color w:val="004E9A"/>
-          <w:sz w:val="24"/>
-          <w:szCs w:val="24"/>
-        </w:rPr>
-        <w:t>justify-content</w:t>
+          <w:sz w:val="24"/>
+          <w:szCs w:val="24"/>
+        </w:rPr>
+        <w:t>absolute</w:t>
       </w:r>
       <w:proofErr w:type="spellEnd"/>
       <w:r>
         <w:rPr>
-          <w:b/>
-          <w:bCs/>
-          <w:color w:val="004E9A"/>
-          <w:sz w:val="24"/>
-          <w:szCs w:val="24"/>
-        </w:rPr>
-        <w:t xml:space="preserve">: center </w:t>
-      </w:r>
-      <w:r>
-        <w:rPr>
-          <w:b/>
-          <w:bCs/>
-          <w:color w:val="004E9A"/>
-          <w:sz w:val="24"/>
-          <w:szCs w:val="24"/>
-        </w:rPr>
-        <w:t>-</w:t>
-      </w:r>
-      <w:r>
-        <w:rPr>
-          <w:color w:val="004E9A"/>
-          <w:sz w:val="24"/>
-          <w:szCs w:val="24"/>
-        </w:rPr>
-        <w:t xml:space="preserve"> </w:t>
-      </w:r>
-      <w:r>
-        <w:rPr>
-          <w:sz w:val="24"/>
-          <w:szCs w:val="24"/>
-        </w:rPr>
-        <w:t xml:space="preserve">Alinha horizontalmente os elementos dentro do </w:t>
-      </w:r>
-      <w:proofErr w:type="spellStart"/>
-      <w:r>
-        <w:rPr>
-          <w:sz w:val="24"/>
-          <w:szCs w:val="24"/>
-        </w:rPr>
-        <w:t>flex</w:t>
-      </w:r>
-      <w:proofErr w:type="spellEnd"/>
-      <w:r>
-        <w:rPr>
-          <w:sz w:val="24"/>
-          <w:szCs w:val="24"/>
-        </w:rPr>
-        <w:t xml:space="preserve"> container.</w:t>
-      </w:r>
-      <w:r>
-        <w:rPr>
-          <w:sz w:val="24"/>
-          <w:szCs w:val="24"/>
-        </w:rPr>
-        <w:br/>
-        <w:t xml:space="preserve">No caso, centraliza a imagem </w:t>
-      </w:r>
-      <w:r>
-        <w:rPr>
-          <w:sz w:val="24"/>
-          <w:szCs w:val="24"/>
-        </w:rPr>
-        <w:t>no eixo principal (</w:t>
-      </w:r>
-      <w:r>
-        <w:rPr>
-          <w:sz w:val="24"/>
-          <w:szCs w:val="24"/>
-        </w:rPr>
-        <w:t>horizontal, por padrão).</w:t>
-      </w:r>
-    </w:p>
-    <w:p>
-      <w:pPr>
-        <w:pStyle w:val="PargrafodaLista"/>
+          <w:sz w:val="24"/>
+          <w:szCs w:val="24"/>
+        </w:rPr>
+        <w:t xml:space="preserve"> nos filhos → você controla onde ficam </w:t>
+      </w:r>
+      <w:r>
+        <w:rPr>
+          <w:b/>
+          <w:bCs/>
+          <w:sz w:val="24"/>
+          <w:szCs w:val="24"/>
+        </w:rPr>
+        <w:t>dentro</w:t>
+      </w:r>
+      <w:r>
+        <w:rPr>
+          <w:sz w:val="24"/>
+          <w:szCs w:val="24"/>
+        </w:rPr>
+        <w:t xml:space="preserve"> desse referencial.</w:t>
+      </w:r>
+    </w:p>
+    <w:p>
+      <w:pPr>
+        <w:spacing w:before="100" w:beforeAutospacing="1" w:after="100" w:afterAutospacing="1" w:line="240" w:lineRule="auto"/>
+        <w:rPr>
+          <w:rFonts w:eastAsia="Times New Roman" w:cstheme="minorHAnsi"/>
+          <w:sz w:val="24"/>
+          <w:szCs w:val="24"/>
+          <w:lang w:eastAsia="pt-BR"/>
+        </w:rPr>
+      </w:pPr>
+      <w:r>
+        <w:rPr>
+          <w:rFonts w:eastAsia="Times New Roman" w:cstheme="minorHAnsi"/>
+          <w:sz w:val="24"/>
+          <w:szCs w:val="24"/>
+          <w:lang w:eastAsia="pt-BR"/>
+        </w:rPr>
+        <w:t>Ou seja:</w:t>
+      </w:r>
+    </w:p>
+    <w:p>
+      <w:pPr>
         <w:numPr>
           <w:ilvl w:val="0"/>
           <w:numId w:val="2"/>
         </w:numPr>
-        <w:rPr>
-          <w:b/>
-          <w:bCs/>
-          <w:color w:val="004E9A"/>
-        </w:rPr>
-      </w:pPr>
+        <w:spacing w:before="100" w:beforeAutospacing="1" w:after="100" w:afterAutospacing="1" w:line="240" w:lineRule="auto"/>
+        <w:rPr>
+          <w:rFonts w:eastAsia="Times New Roman" w:cstheme="minorHAnsi"/>
+          <w:sz w:val="24"/>
+          <w:szCs w:val="24"/>
+          <w:lang w:eastAsia="pt-BR"/>
+        </w:rPr>
+      </w:pPr>
+      <w:r>
+        <w:rPr>
+          <w:rFonts w:eastAsia="Times New Roman" w:cstheme="minorHAnsi"/>
+          <w:b/>
+          <w:bCs/>
+          <w:sz w:val="24"/>
+          <w:szCs w:val="24"/>
+          <w:lang w:eastAsia="pt-BR"/>
+        </w:rPr>
+        <w:t xml:space="preserve">Pai </w:t>
+      </w:r>
       <w:proofErr w:type="spellStart"/>
       <w:r>
         <w:rPr>
-          <w:b/>
-          <w:bCs/>
-          <w:color w:val="004E9A"/>
-          <w:sz w:val="24"/>
-          <w:szCs w:val="24"/>
-        </w:rPr>
-        <w:t>align-items</w:t>
+          <w:rFonts w:eastAsia="Times New Roman" w:cstheme="minorHAnsi"/>
+          <w:b/>
+          <w:bCs/>
+          <w:sz w:val="24"/>
+          <w:szCs w:val="24"/>
+          <w:lang w:eastAsia="pt-BR"/>
+        </w:rPr>
+        <w:t>relative</w:t>
       </w:r>
       <w:proofErr w:type="spellEnd"/>
       <w:r>
         <w:rPr>
-          <w:b/>
-          <w:bCs/>
-          <w:color w:val="004E9A"/>
-          <w:sz w:val="24"/>
-          <w:szCs w:val="24"/>
-        </w:rPr>
-        <w:t>: center</w:t>
-      </w:r>
-      <w:r>
-        <w:rPr>
-          <w:b/>
-          <w:bCs/>
-          <w:color w:val="004E9A"/>
-          <w:sz w:val="24"/>
-          <w:szCs w:val="24"/>
-        </w:rPr>
-        <w:t xml:space="preserve"> -</w:t>
-      </w:r>
-      <w:r>
-        <w:rPr>
-          <w:color w:val="004E9A"/>
-          <w:sz w:val="24"/>
-          <w:szCs w:val="24"/>
-        </w:rPr>
-        <w:t xml:space="preserve"> </w:t>
-      </w:r>
-      <w:r>
-        <w:rPr>
-          <w:sz w:val="24"/>
-          <w:szCs w:val="24"/>
-        </w:rPr>
-        <w:t xml:space="preserve">Alinha verticalmente os elementos dentro do </w:t>
+          <w:rFonts w:eastAsia="Times New Roman" w:cstheme="minorHAnsi"/>
+          <w:b/>
+          <w:bCs/>
+          <w:sz w:val="24"/>
+          <w:szCs w:val="24"/>
+          <w:lang w:eastAsia="pt-BR"/>
+        </w:rPr>
+        <w:t xml:space="preserve"> + filho </w:t>
       </w:r>
       <w:proofErr w:type="spellStart"/>
       <w:r>
         <w:rPr>
-          <w:sz w:val="24"/>
-          <w:szCs w:val="24"/>
-        </w:rPr>
-        <w:t>flex</w:t>
+          <w:rFonts w:eastAsia="Times New Roman" w:cstheme="minorHAnsi"/>
+          <w:b/>
+          <w:bCs/>
+          <w:sz w:val="24"/>
+          <w:szCs w:val="24"/>
+          <w:lang w:eastAsia="pt-BR"/>
+        </w:rPr>
+        <w:t>absolute</w:t>
       </w:r>
       <w:proofErr w:type="spellEnd"/>
       <w:r>
         <w:rPr>
-          <w:sz w:val="24"/>
-          <w:szCs w:val="24"/>
-        </w:rPr>
-        <w:t xml:space="preserve"> container.</w:t>
-      </w:r>
-    </w:p>
-    <w:p>
-      <w:pPr>
-        <w:pStyle w:val="PargrafodaLista"/>
+          <w:rFonts w:eastAsia="Times New Roman" w:cstheme="minorHAnsi"/>
+          <w:sz w:val="24"/>
+          <w:szCs w:val="24"/>
+          <w:lang w:eastAsia="pt-BR"/>
+        </w:rPr>
+        <w:t xml:space="preserve"> = filho posicionado dentro do pai.</w:t>
+      </w:r>
+    </w:p>
+    <w:p>
+      <w:pPr>
         <w:numPr>
           <w:ilvl w:val="0"/>
           <w:numId w:val="2"/>
         </w:numPr>
-        <w:rPr>
-          <w:b/>
-          <w:bCs/>
-          <w:color w:val="004E9A"/>
-        </w:rPr>
-      </w:pPr>
-      <w:r>
-        <w:rPr>
-          <w:b/>
-          <w:bCs/>
-          <w:color w:val="004E9A"/>
-          <w:sz w:val="24"/>
-          <w:szCs w:val="24"/>
-        </w:rPr>
-        <w:t>height</w:t>
-      </w:r>
-      <w:r>
-        <w:rPr>
-          <w:b/>
-          <w:bCs/>
-          <w:color w:val="004E9A"/>
-          <w:sz w:val="24"/>
-          <w:szCs w:val="24"/>
-        </w:rPr>
-        <w:t>:</w:t>
-      </w:r>
-      <w:r>
-        <w:rPr>
-          <w:rFonts w:ascii="Times New Roman" w:eastAsia="Times New Roman" w:hAnsi="Times New Roman" w:cs="Times New Roman"/>
+        <w:spacing w:before="100" w:beforeAutospacing="1" w:after="100" w:afterAutospacing="1" w:line="240" w:lineRule="auto"/>
+        <w:rPr>
+          <w:rFonts w:eastAsia="Times New Roman" w:cstheme="minorHAnsi"/>
           <w:sz w:val="24"/>
           <w:szCs w:val="24"/>
           <w:lang w:eastAsia="pt-BR"/>
         </w:rPr>
-        <w:t xml:space="preserve"> </w:t>
-      </w:r>
-      <w:r>
-        <w:rPr>
-          <w:b/>
-          <w:bCs/>
-          <w:color w:val="004E9A"/>
-        </w:rPr>
-        <w:t>100vh</w:t>
-      </w:r>
-      <w:r>
-        <w:rPr>
-          <w:color w:val="004E9A"/>
-          <w:sz w:val="24"/>
-          <w:szCs w:val="24"/>
-        </w:rPr>
-        <w:t xml:space="preserve"> - </w:t>
-      </w:r>
-      <w:r>
-        <w:rPr>
-          <w:sz w:val="24"/>
-          <w:szCs w:val="24"/>
-        </w:rPr>
-        <w:t xml:space="preserve">Define que o </w:t>
-      </w:r>
-      <w:r>
-        <w:rPr>
-          <w:color w:val="004E9A"/>
-          <w:sz w:val="24"/>
-          <w:szCs w:val="24"/>
-        </w:rPr>
-        <w:t>&lt;body&gt;</w:t>
-      </w:r>
-      <w:r>
-        <w:rPr>
-          <w:sz w:val="24"/>
-          <w:szCs w:val="24"/>
-        </w:rPr>
-        <w:t xml:space="preserve"> (o contêiner) vai ocupar 100% da altura da tela (</w:t>
+      </w:pPr>
+      <w:r>
+        <w:rPr>
+          <w:rFonts w:eastAsia="Times New Roman" w:cstheme="minorHAnsi"/>
+          <w:b/>
+          <w:bCs/>
+          <w:sz w:val="24"/>
+          <w:szCs w:val="24"/>
+          <w:lang w:eastAsia="pt-BR"/>
+        </w:rPr>
+        <w:t xml:space="preserve">Pai </w:t>
       </w:r>
       <w:proofErr w:type="spellStart"/>
       <w:r>
         <w:rPr>
-          <w:sz w:val="24"/>
-          <w:szCs w:val="24"/>
-        </w:rPr>
-        <w:t>viewport</w:t>
+          <w:rFonts w:eastAsia="Times New Roman" w:cstheme="minorHAnsi"/>
+          <w:b/>
+          <w:bCs/>
+          <w:sz w:val="24"/>
+          <w:szCs w:val="24"/>
+          <w:lang w:eastAsia="pt-BR"/>
+        </w:rPr>
+        <w:t>absolute</w:t>
       </w:r>
       <w:proofErr w:type="spellEnd"/>
       <w:r>
         <w:rPr>
-          <w:sz w:val="24"/>
-          <w:szCs w:val="24"/>
-        </w:rPr>
-        <w:t>).</w:t>
-      </w:r>
-      <w:r>
-        <w:rPr>
-          <w:sz w:val="24"/>
-          <w:szCs w:val="24"/>
-        </w:rPr>
-        <w:br/>
-        <w:t>Sem isso, ele só teria altura do conteúdo e não haveria espaço vertical suficiente pra centralizar</w:t>
-      </w:r>
-      <w:r>
-        <w:rPr>
-          <w:sz w:val="24"/>
-          <w:szCs w:val="24"/>
-        </w:rPr>
-        <w:t>.</w:t>
-      </w:r>
-    </w:p>
-    <w:p>
-      <w:pPr>
-        <w:pStyle w:val="PargrafodaLista"/>
-        <w:numPr>
-          <w:ilvl w:val="0"/>
-          <w:numId w:val="2"/>
-        </w:numPr>
-        <w:rPr>
-          <w:b/>
-          <w:bCs/>
-          <w:color w:val="004E9A"/>
-        </w:rPr>
-      </w:pPr>
+          <w:rFonts w:eastAsia="Times New Roman" w:cstheme="minorHAnsi"/>
+          <w:b/>
+          <w:bCs/>
+          <w:sz w:val="24"/>
+          <w:szCs w:val="24"/>
+          <w:lang w:eastAsia="pt-BR"/>
+        </w:rPr>
+        <w:t xml:space="preserve"> + filho </w:t>
+      </w:r>
       <w:proofErr w:type="spellStart"/>
       <w:r>
-        <w:t>Metodo</w:t>
+        <w:rPr>
+          <w:rFonts w:eastAsia="Times New Roman" w:cstheme="minorHAnsi"/>
+          <w:b/>
+          <w:bCs/>
+          <w:sz w:val="24"/>
+          <w:szCs w:val="24"/>
+          <w:lang w:eastAsia="pt-BR"/>
+        </w:rPr>
+        <w:t>relative</w:t>
       </w:r>
       <w:proofErr w:type="spellEnd"/>
       <w:r>
-        <w:t xml:space="preserve"> ideal para usar em containers</w:t>
-      </w:r>
+        <w:rPr>
+          <w:rFonts w:eastAsia="Times New Roman" w:cstheme="minorHAnsi"/>
+          <w:sz w:val="24"/>
+          <w:szCs w:val="24"/>
+          <w:lang w:eastAsia="pt-BR"/>
+        </w:rPr>
+        <w:t xml:space="preserve"> = filho continua no fluxo dentro do pai e só pode se deslocar um pouco, não “ancorar” em coordenadas absolutas dentro dele.</w:t>
+      </w:r>
+    </w:p>
+    <w:p>
+      <w:pPr>
+        <w:spacing w:before="100" w:beforeAutospacing="1" w:after="100" w:afterAutospacing="1" w:line="240" w:lineRule="auto"/>
+        <w:rPr>
+          <w:rFonts w:eastAsia="Times New Roman" w:cstheme="minorHAnsi"/>
+          <w:sz w:val="24"/>
+          <w:szCs w:val="24"/>
+          <w:lang w:eastAsia="pt-BR"/>
+        </w:rPr>
+      </w:pPr>
+      <w:r>
+        <w:rPr>
+          <w:rFonts w:eastAsia="Times New Roman" w:cstheme="minorHAnsi"/>
+          <w:sz w:val="24"/>
+          <w:szCs w:val="24"/>
+          <w:lang w:eastAsia="pt-BR"/>
+        </w:rPr>
+        <w:t xml:space="preserve">                                     </w:t>
+      </w:r>
+    </w:p>
+    <w:p>
+      <w:pPr>
+        <w:pStyle w:val="PargrafodaLista"/>
+        <w:rPr>
+          <w:sz w:val="24"/>
+          <w:szCs w:val="24"/>
+        </w:rPr>
+      </w:pPr>
+    </w:p>
+    <w:p>
+      <w:pPr>
+        <w:pStyle w:val="PargrafodaLista"/>
+        <w:rPr>
+          <w:sz w:val="24"/>
+          <w:szCs w:val="24"/>
+        </w:rPr>
+      </w:pPr>
+    </w:p>
+    <w:p>
+      <w:pPr>
+        <w:pStyle w:val="PargrafodaLista"/>
+        <w:rPr>
+          <w:sz w:val="24"/>
+          <w:szCs w:val="24"/>
+        </w:rPr>
+      </w:pPr>
+    </w:p>
+    <w:p>
+      <w:pPr>
+        <w:pStyle w:val="PargrafodaLista"/>
+        <w:rPr>
+          <w:sz w:val="24"/>
+          <w:szCs w:val="24"/>
+        </w:rPr>
+      </w:pPr>
+    </w:p>
+    <w:p>
+      <w:pPr>
+        <w:pStyle w:val="PargrafodaLista"/>
+        <w:rPr>
+          <w:sz w:val="24"/>
+          <w:szCs w:val="24"/>
+        </w:rPr>
+      </w:pPr>
+    </w:p>
+    <w:p>
+      <w:pPr>
+        <w:pStyle w:val="PargrafodaLista"/>
+        <w:rPr>
+          <w:sz w:val="24"/>
+          <w:szCs w:val="24"/>
+        </w:rPr>
+      </w:pPr>
+    </w:p>
+    <w:p>
+      <w:pPr>
+        <w:pStyle w:val="PargrafodaLista"/>
+        <w:rPr>
+          <w:sz w:val="24"/>
+          <w:szCs w:val="24"/>
+        </w:rPr>
+      </w:pPr>
+    </w:p>
+    <w:p>
+      <w:pPr>
+        <w:pStyle w:val="PargrafodaLista"/>
+        <w:rPr>
+          <w:sz w:val="24"/>
+          <w:szCs w:val="24"/>
+        </w:rPr>
+      </w:pPr>
+    </w:p>
+    <w:p>
+      <w:pPr>
+        <w:pStyle w:val="PargrafodaLista"/>
+        <w:rPr>
+          <w:sz w:val="24"/>
+          <w:szCs w:val="24"/>
+        </w:rPr>
+      </w:pPr>
+    </w:p>
+    <w:p>
+      <w:pPr>
+        <w:pStyle w:val="PargrafodaLista"/>
+        <w:rPr>
+          <w:sz w:val="24"/>
+          <w:szCs w:val="24"/>
+        </w:rPr>
+      </w:pPr>
+    </w:p>
+    <w:p>
+      <w:pPr>
+        <w:pStyle w:val="PargrafodaLista"/>
+        <w:rPr>
+          <w:sz w:val="24"/>
+          <w:szCs w:val="24"/>
+        </w:rPr>
+      </w:pPr>
+    </w:p>
+    <w:p>
+      <w:pPr>
+        <w:pStyle w:val="PargrafodaLista"/>
+        <w:rPr>
+          <w:sz w:val="24"/>
+          <w:szCs w:val="24"/>
+        </w:rPr>
+      </w:pPr>
+    </w:p>
+    <w:p>
+      <w:pPr>
+        <w:pStyle w:val="PargrafodaLista"/>
+        <w:rPr>
+          <w:sz w:val="24"/>
+          <w:szCs w:val="24"/>
+        </w:rPr>
+      </w:pPr>
+    </w:p>
+    <w:p>
+      <w:pPr>
+        <w:pStyle w:val="PargrafodaLista"/>
+        <w:rPr>
+          <w:sz w:val="24"/>
+          <w:szCs w:val="24"/>
+        </w:rPr>
+      </w:pPr>
+    </w:p>
+    <w:p>
+      <w:pPr>
+        <w:pStyle w:val="PargrafodaLista"/>
+        <w:rPr>
+          <w:sz w:val="24"/>
+          <w:szCs w:val="24"/>
+        </w:rPr>
+      </w:pPr>
+    </w:p>
+    <w:p>
+      <w:pPr>
+        <w:pStyle w:val="PargrafodaLista"/>
+        <w:rPr>
+          <w:sz w:val="24"/>
+          <w:szCs w:val="24"/>
+        </w:rPr>
+      </w:pPr>
+    </w:p>
+    <w:p>
+      <w:pPr>
+        <w:pStyle w:val="PargrafodaLista"/>
+        <w:rPr>
+          <w:sz w:val="24"/>
+          <w:szCs w:val="24"/>
+        </w:rPr>
+      </w:pPr>
+    </w:p>
+    <w:p>
+      <w:pPr>
+        <w:pStyle w:val="PargrafodaLista"/>
+        <w:rPr>
+          <w:sz w:val="24"/>
+          <w:szCs w:val="24"/>
+        </w:rPr>
+      </w:pPr>
+    </w:p>
+    <w:p>
+      <w:pPr>
+        <w:pStyle w:val="PargrafodaLista"/>
+        <w:rPr>
+          <w:sz w:val="24"/>
+          <w:szCs w:val="24"/>
+        </w:rPr>
+      </w:pPr>
+    </w:p>
+    <w:p>
+      <w:pPr>
+        <w:pStyle w:val="PargrafodaLista"/>
+        <w:rPr>
+          <w:sz w:val="24"/>
+          <w:szCs w:val="24"/>
+        </w:rPr>
+      </w:pPr>
+    </w:p>
+    <w:p>
+      <w:pPr>
+        <w:pStyle w:val="PargrafodaLista"/>
+        <w:rPr>
+          <w:sz w:val="24"/>
+          <w:szCs w:val="24"/>
+        </w:rPr>
+      </w:pPr>
+    </w:p>
+    <w:p>
+      <w:pPr>
+        <w:pStyle w:val="PargrafodaLista"/>
+        <w:rPr>
+          <w:sz w:val="24"/>
+          <w:szCs w:val="24"/>
+        </w:rPr>
+      </w:pPr>
     </w:p>
     <w:p>
       <w:pPr>
@@ -2736,6 +5798,119 @@
 <file path=word/numbering.xml><?xml version="1.0" encoding="utf-8"?>
 <w:numbering xmlns:wpc="http://schemas.microsoft.com/office/word/2010/wordprocessingCanvas" xmlns:cx="http://schemas.microsoft.com/office/drawing/2014/chartex" xmlns:cx1="http://schemas.microsoft.com/office/drawing/2015/9/8/chartex" xmlns:cx2="http://schemas.microsoft.com/office/drawing/2015/10/21/chartex" xmlns:cx3="http://schemas.microsoft.com/office/drawing/2016/5/9/chartex" xmlns:cx4="http://schemas.microsoft.com/office/drawing/2016/5/10/chartex" xmlns:cx5="http://schemas.microsoft.com/office/drawing/2016/5/11/chartex" xmlns:cx6="http://schemas.microsoft.com/office/drawing/2016/5/12/chartex" xmlns:cx7="http://schemas.microsoft.com/office/drawing/2016/5/13/chartex" xmlns:cx8="http://schemas.microsoft.com/office/drawing/2016/5/14/chartex" xmlns:mc="http://schemas.openxmlformats.org/markup-compatibility/2006" xmlns:aink="http://schemas.microsoft.com/office/drawing/2016/ink" xmlns:am3d="http://schemas.microsoft.com/office/drawing/2017/model3d" xmlns:o="urn:schemas-microsoft-com:office:office" xmlns:oel="http://schemas.microsoft.com/office/2019/extlst" xmlns:r="http://schemas.openxmlformats.org/officeDocument/2006/relationships" xmlns:m="http://schemas.openxmlformats.org/officeDocument/2006/math" xmlns:v="urn:schemas-microsoft-com:vml" xmlns:wp14="http://schemas.microsoft.com/office/word/2010/wordprocessingDrawing" xmlns:wp="http://schemas.openxmlformats.org/drawingml/2006/wordprocessingDrawing" xmlns:w10="urn:schemas-microsoft-com:office:word" xmlns:w="http://schemas.openxmlformats.org/wordprocessingml/2006/main" xmlns:w14="http://schemas.microsoft.com/office/word/2010/wordml" xmlns:w15="http://schemas.microsoft.com/office/word/2012/wordml" xmlns:w16cex="http://schemas.microsoft.com/office/word/2018/wordml/cex" xmlns:w16cid="http://schemas.microsoft.com/office/word/2016/wordml/cid" xmlns:w16="http://schemas.microsoft.com/office/word/2018/wordml" xmlns:w16du="http://schemas.microsoft.com/office/word/2023/wordml/word16du" xmlns:w16sdtdh="http://schemas.microsoft.com/office/word/2020/wordml/sdtdatahash" xmlns:w16sdtfl="http://schemas.microsoft.com/office/word/2024/wordml/sdtformatlock" xmlns:w16se="http://schemas.microsoft.com/office/word/2015/wordml/symex" xmlns:wpg="http://schemas.microsoft.com/office/word/2010/wordprocessingGroup" xmlns:wpi="http://schemas.microsoft.com/office/word/2010/wordprocessingInk" xmlns:wne="http://schemas.microsoft.com/office/word/2006/wordml" xmlns:wps="http://schemas.microsoft.com/office/word/2010/wordprocessingShape" mc:Ignorable="w14 w15 w16se w16cid w16 w16cex w16sdtdh w16sdtfl w16du wp14">
   <w:abstractNum w:abstractNumId="0" w15:restartNumberingAfterBreak="0">
+    <w:nsid w:val="0CE723CF"/>
+    <w:multiLevelType w:val="hybridMultilevel"/>
+    <w:tmpl w:val="D9A08884"/>
+    <w:lvl w:ilvl="0" w:tplc="04160001">
+      <w:start w:val="1"/>
+      <w:numFmt w:val="bullet"/>
+      <w:lvlText w:val=""/>
+      <w:lvlJc w:val="left"/>
+      <w:pPr>
+        <w:ind w:left="720" w:hanging="360"/>
+      </w:pPr>
+      <w:rPr>
+        <w:rFonts w:ascii="Symbol" w:hAnsi="Symbol" w:hint="default"/>
+      </w:rPr>
+    </w:lvl>
+    <w:lvl w:ilvl="1" w:tplc="04160003" w:tentative="1">
+      <w:start w:val="1"/>
+      <w:numFmt w:val="bullet"/>
+      <w:lvlText w:val="o"/>
+      <w:lvlJc w:val="left"/>
+      <w:pPr>
+        <w:ind w:left="1440" w:hanging="360"/>
+      </w:pPr>
+      <w:rPr>
+        <w:rFonts w:ascii="Courier New" w:hAnsi="Courier New" w:cs="Courier New" w:hint="default"/>
+      </w:rPr>
+    </w:lvl>
+    <w:lvl w:ilvl="2" w:tplc="04160005" w:tentative="1">
+      <w:start w:val="1"/>
+      <w:numFmt w:val="bullet"/>
+      <w:lvlText w:val=""/>
+      <w:lvlJc w:val="left"/>
+      <w:pPr>
+        <w:ind w:left="2160" w:hanging="360"/>
+      </w:pPr>
+      <w:rPr>
+        <w:rFonts w:ascii="Wingdings" w:hAnsi="Wingdings" w:hint="default"/>
+      </w:rPr>
+    </w:lvl>
+    <w:lvl w:ilvl="3" w:tplc="04160001" w:tentative="1">
+      <w:start w:val="1"/>
+      <w:numFmt w:val="bullet"/>
+      <w:lvlText w:val=""/>
+      <w:lvlJc w:val="left"/>
+      <w:pPr>
+        <w:ind w:left="2880" w:hanging="360"/>
+      </w:pPr>
+      <w:rPr>
+        <w:rFonts w:ascii="Symbol" w:hAnsi="Symbol" w:hint="default"/>
+      </w:rPr>
+    </w:lvl>
+    <w:lvl w:ilvl="4" w:tplc="04160003" w:tentative="1">
+      <w:start w:val="1"/>
+      <w:numFmt w:val="bullet"/>
+      <w:lvlText w:val="o"/>
+      <w:lvlJc w:val="left"/>
+      <w:pPr>
+        <w:ind w:left="3600" w:hanging="360"/>
+      </w:pPr>
+      <w:rPr>
+        <w:rFonts w:ascii="Courier New" w:hAnsi="Courier New" w:cs="Courier New" w:hint="default"/>
+      </w:rPr>
+    </w:lvl>
+    <w:lvl w:ilvl="5" w:tplc="04160005" w:tentative="1">
+      <w:start w:val="1"/>
+      <w:numFmt w:val="bullet"/>
+      <w:lvlText w:val=""/>
+      <w:lvlJc w:val="left"/>
+      <w:pPr>
+        <w:ind w:left="4320" w:hanging="360"/>
+      </w:pPr>
+      <w:rPr>
+        <w:rFonts w:ascii="Wingdings" w:hAnsi="Wingdings" w:hint="default"/>
+      </w:rPr>
+    </w:lvl>
+    <w:lvl w:ilvl="6" w:tplc="04160001" w:tentative="1">
+      <w:start w:val="1"/>
+      <w:numFmt w:val="bullet"/>
+      <w:lvlText w:val=""/>
+      <w:lvlJc w:val="left"/>
+      <w:pPr>
+        <w:ind w:left="5040" w:hanging="360"/>
+      </w:pPr>
+      <w:rPr>
+        <w:rFonts w:ascii="Symbol" w:hAnsi="Symbol" w:hint="default"/>
+      </w:rPr>
+    </w:lvl>
+    <w:lvl w:ilvl="7" w:tplc="04160003" w:tentative="1">
+      <w:start w:val="1"/>
+      <w:numFmt w:val="bullet"/>
+      <w:lvlText w:val="o"/>
+      <w:lvlJc w:val="left"/>
+      <w:pPr>
+        <w:ind w:left="5760" w:hanging="360"/>
+      </w:pPr>
+      <w:rPr>
+        <w:rFonts w:ascii="Courier New" w:hAnsi="Courier New" w:cs="Courier New" w:hint="default"/>
+      </w:rPr>
+    </w:lvl>
+    <w:lvl w:ilvl="8" w:tplc="04160005" w:tentative="1">
+      <w:start w:val="1"/>
+      <w:numFmt w:val="bullet"/>
+      <w:lvlText w:val=""/>
+      <w:lvlJc w:val="left"/>
+      <w:pPr>
+        <w:ind w:left="6480" w:hanging="360"/>
+      </w:pPr>
+      <w:rPr>
+        <w:rFonts w:ascii="Wingdings" w:hAnsi="Wingdings" w:hint="default"/>
+      </w:rPr>
+    </w:lvl>
+  </w:abstractNum>
+  <w:abstractNum w:abstractNumId="1" w15:restartNumberingAfterBreak="0">
     <w:nsid w:val="19D10E57"/>
     <w:multiLevelType w:val="hybridMultilevel"/>
     <w:tmpl w:val="BA0294BA"/>
@@ -2821,7 +5996,7 @@
       </w:pPr>
     </w:lvl>
   </w:abstractNum>
-  <w:abstractNum w:abstractNumId="1" w15:restartNumberingAfterBreak="0">
+  <w:abstractNum w:abstractNumId="2" w15:restartNumberingAfterBreak="0">
     <w:nsid w:val="20BD3606"/>
     <w:multiLevelType w:val="hybridMultilevel"/>
     <w:tmpl w:val="7C7C02F2"/>
@@ -2934,10 +6109,245 @@
       </w:rPr>
     </w:lvl>
   </w:abstractNum>
-  <w:abstractNum w:abstractNumId="2" w15:restartNumberingAfterBreak="0">
-    <w:nsid w:val="7D770D7F"/>
+  <w:abstractNum w:abstractNumId="3" w15:restartNumberingAfterBreak="0">
+    <w:nsid w:val="2185159E"/>
+    <w:multiLevelType w:val="multilevel"/>
+    <w:tmpl w:val="E8B059B8"/>
+    <w:lvl w:ilvl="0">
+      <w:start w:val="1"/>
+      <w:numFmt w:val="bullet"/>
+      <w:lvlText w:val=""/>
+      <w:lvlJc w:val="left"/>
+      <w:pPr>
+        <w:tabs>
+          <w:tab w:val="num" w:pos="720"/>
+        </w:tabs>
+        <w:ind w:left="720" w:hanging="360"/>
+      </w:pPr>
+      <w:rPr>
+        <w:rFonts w:ascii="Symbol" w:hAnsi="Symbol" w:hint="default"/>
+        <w:sz w:val="20"/>
+      </w:rPr>
+    </w:lvl>
+    <w:lvl w:ilvl="1" w:tentative="1">
+      <w:start w:val="1"/>
+      <w:numFmt w:val="bullet"/>
+      <w:lvlText w:val="o"/>
+      <w:lvlJc w:val="left"/>
+      <w:pPr>
+        <w:tabs>
+          <w:tab w:val="num" w:pos="1440"/>
+        </w:tabs>
+        <w:ind w:left="1440" w:hanging="360"/>
+      </w:pPr>
+      <w:rPr>
+        <w:rFonts w:ascii="Courier New" w:hAnsi="Courier New" w:hint="default"/>
+        <w:sz w:val="20"/>
+      </w:rPr>
+    </w:lvl>
+    <w:lvl w:ilvl="2" w:tentative="1">
+      <w:start w:val="1"/>
+      <w:numFmt w:val="bullet"/>
+      <w:lvlText w:val=""/>
+      <w:lvlJc w:val="left"/>
+      <w:pPr>
+        <w:tabs>
+          <w:tab w:val="num" w:pos="2160"/>
+        </w:tabs>
+        <w:ind w:left="2160" w:hanging="360"/>
+      </w:pPr>
+      <w:rPr>
+        <w:rFonts w:ascii="Wingdings" w:hAnsi="Wingdings" w:hint="default"/>
+        <w:sz w:val="20"/>
+      </w:rPr>
+    </w:lvl>
+    <w:lvl w:ilvl="3" w:tentative="1">
+      <w:start w:val="1"/>
+      <w:numFmt w:val="bullet"/>
+      <w:lvlText w:val=""/>
+      <w:lvlJc w:val="left"/>
+      <w:pPr>
+        <w:tabs>
+          <w:tab w:val="num" w:pos="2880"/>
+        </w:tabs>
+        <w:ind w:left="2880" w:hanging="360"/>
+      </w:pPr>
+      <w:rPr>
+        <w:rFonts w:ascii="Wingdings" w:hAnsi="Wingdings" w:hint="default"/>
+        <w:sz w:val="20"/>
+      </w:rPr>
+    </w:lvl>
+    <w:lvl w:ilvl="4" w:tentative="1">
+      <w:start w:val="1"/>
+      <w:numFmt w:val="bullet"/>
+      <w:lvlText w:val=""/>
+      <w:lvlJc w:val="left"/>
+      <w:pPr>
+        <w:tabs>
+          <w:tab w:val="num" w:pos="3600"/>
+        </w:tabs>
+        <w:ind w:left="3600" w:hanging="360"/>
+      </w:pPr>
+      <w:rPr>
+        <w:rFonts w:ascii="Wingdings" w:hAnsi="Wingdings" w:hint="default"/>
+        <w:sz w:val="20"/>
+      </w:rPr>
+    </w:lvl>
+    <w:lvl w:ilvl="5" w:tentative="1">
+      <w:start w:val="1"/>
+      <w:numFmt w:val="bullet"/>
+      <w:lvlText w:val=""/>
+      <w:lvlJc w:val="left"/>
+      <w:pPr>
+        <w:tabs>
+          <w:tab w:val="num" w:pos="4320"/>
+        </w:tabs>
+        <w:ind w:left="4320" w:hanging="360"/>
+      </w:pPr>
+      <w:rPr>
+        <w:rFonts w:ascii="Wingdings" w:hAnsi="Wingdings" w:hint="default"/>
+        <w:sz w:val="20"/>
+      </w:rPr>
+    </w:lvl>
+    <w:lvl w:ilvl="6" w:tentative="1">
+      <w:start w:val="1"/>
+      <w:numFmt w:val="bullet"/>
+      <w:lvlText w:val=""/>
+      <w:lvlJc w:val="left"/>
+      <w:pPr>
+        <w:tabs>
+          <w:tab w:val="num" w:pos="5040"/>
+        </w:tabs>
+        <w:ind w:left="5040" w:hanging="360"/>
+      </w:pPr>
+      <w:rPr>
+        <w:rFonts w:ascii="Wingdings" w:hAnsi="Wingdings" w:hint="default"/>
+        <w:sz w:val="20"/>
+      </w:rPr>
+    </w:lvl>
+    <w:lvl w:ilvl="7" w:tentative="1">
+      <w:start w:val="1"/>
+      <w:numFmt w:val="bullet"/>
+      <w:lvlText w:val=""/>
+      <w:lvlJc w:val="left"/>
+      <w:pPr>
+        <w:tabs>
+          <w:tab w:val="num" w:pos="5760"/>
+        </w:tabs>
+        <w:ind w:left="5760" w:hanging="360"/>
+      </w:pPr>
+      <w:rPr>
+        <w:rFonts w:ascii="Wingdings" w:hAnsi="Wingdings" w:hint="default"/>
+        <w:sz w:val="20"/>
+      </w:rPr>
+    </w:lvl>
+    <w:lvl w:ilvl="8" w:tentative="1">
+      <w:start w:val="1"/>
+      <w:numFmt w:val="bullet"/>
+      <w:lvlText w:val=""/>
+      <w:lvlJc w:val="left"/>
+      <w:pPr>
+        <w:tabs>
+          <w:tab w:val="num" w:pos="6480"/>
+        </w:tabs>
+        <w:ind w:left="6480" w:hanging="360"/>
+      </w:pPr>
+      <w:rPr>
+        <w:rFonts w:ascii="Wingdings" w:hAnsi="Wingdings" w:hint="default"/>
+        <w:sz w:val="20"/>
+      </w:rPr>
+    </w:lvl>
+  </w:abstractNum>
+  <w:abstractNum w:abstractNumId="4" w15:restartNumberingAfterBreak="0">
+    <w:nsid w:val="21957AD2"/>
     <w:multiLevelType w:val="hybridMultilevel"/>
-    <w:tmpl w:val="78B2C32C"/>
+    <w:tmpl w:val="CDA23C78"/>
+    <w:lvl w:ilvl="0" w:tplc="0416000F">
+      <w:start w:val="1"/>
+      <w:numFmt w:val="decimal"/>
+      <w:lvlText w:val="%1."/>
+      <w:lvlJc w:val="left"/>
+      <w:pPr>
+        <w:ind w:left="1440" w:hanging="360"/>
+      </w:pPr>
+    </w:lvl>
+    <w:lvl w:ilvl="1" w:tplc="04160019" w:tentative="1">
+      <w:start w:val="1"/>
+      <w:numFmt w:val="lowerLetter"/>
+      <w:lvlText w:val="%2."/>
+      <w:lvlJc w:val="left"/>
+      <w:pPr>
+        <w:ind w:left="2160" w:hanging="360"/>
+      </w:pPr>
+    </w:lvl>
+    <w:lvl w:ilvl="2" w:tplc="0416001B" w:tentative="1">
+      <w:start w:val="1"/>
+      <w:numFmt w:val="lowerRoman"/>
+      <w:lvlText w:val="%3."/>
+      <w:lvlJc w:val="right"/>
+      <w:pPr>
+        <w:ind w:left="2880" w:hanging="180"/>
+      </w:pPr>
+    </w:lvl>
+    <w:lvl w:ilvl="3" w:tplc="0416000F" w:tentative="1">
+      <w:start w:val="1"/>
+      <w:numFmt w:val="decimal"/>
+      <w:lvlText w:val="%4."/>
+      <w:lvlJc w:val="left"/>
+      <w:pPr>
+        <w:ind w:left="3600" w:hanging="360"/>
+      </w:pPr>
+    </w:lvl>
+    <w:lvl w:ilvl="4" w:tplc="04160019" w:tentative="1">
+      <w:start w:val="1"/>
+      <w:numFmt w:val="lowerLetter"/>
+      <w:lvlText w:val="%5."/>
+      <w:lvlJc w:val="left"/>
+      <w:pPr>
+        <w:ind w:left="4320" w:hanging="360"/>
+      </w:pPr>
+    </w:lvl>
+    <w:lvl w:ilvl="5" w:tplc="0416001B" w:tentative="1">
+      <w:start w:val="1"/>
+      <w:numFmt w:val="lowerRoman"/>
+      <w:lvlText w:val="%6."/>
+      <w:lvlJc w:val="right"/>
+      <w:pPr>
+        <w:ind w:left="5040" w:hanging="180"/>
+      </w:pPr>
+    </w:lvl>
+    <w:lvl w:ilvl="6" w:tplc="0416000F" w:tentative="1">
+      <w:start w:val="1"/>
+      <w:numFmt w:val="decimal"/>
+      <w:lvlText w:val="%7."/>
+      <w:lvlJc w:val="left"/>
+      <w:pPr>
+        <w:ind w:left="5760" w:hanging="360"/>
+      </w:pPr>
+    </w:lvl>
+    <w:lvl w:ilvl="7" w:tplc="04160019" w:tentative="1">
+      <w:start w:val="1"/>
+      <w:numFmt w:val="lowerLetter"/>
+      <w:lvlText w:val="%8."/>
+      <w:lvlJc w:val="left"/>
+      <w:pPr>
+        <w:ind w:left="6480" w:hanging="360"/>
+      </w:pPr>
+    </w:lvl>
+    <w:lvl w:ilvl="8" w:tplc="0416001B" w:tentative="1">
+      <w:start w:val="1"/>
+      <w:numFmt w:val="lowerRoman"/>
+      <w:lvlText w:val="%9."/>
+      <w:lvlJc w:val="right"/>
+      <w:pPr>
+        <w:ind w:left="7200" w:hanging="180"/>
+      </w:pPr>
+    </w:lvl>
+  </w:abstractNum>
+  <w:abstractNum w:abstractNumId="5" w15:restartNumberingAfterBreak="0">
+    <w:nsid w:val="3BBE1E4B"/>
+    <w:multiLevelType w:val="hybridMultilevel"/>
+    <w:tmpl w:val="4A88D6D6"/>
     <w:lvl w:ilvl="0" w:tplc="04160001">
       <w:start w:val="1"/>
       <w:numFmt w:val="bullet"/>
@@ -3047,14 +6457,728 @@
       </w:rPr>
     </w:lvl>
   </w:abstractNum>
+  <w:abstractNum w:abstractNumId="6" w15:restartNumberingAfterBreak="0">
+    <w:nsid w:val="517C4F3A"/>
+    <w:multiLevelType w:val="hybridMultilevel"/>
+    <w:tmpl w:val="6F56C252"/>
+    <w:lvl w:ilvl="0" w:tplc="04160001">
+      <w:start w:val="1"/>
+      <w:numFmt w:val="bullet"/>
+      <w:lvlText w:val=""/>
+      <w:lvlJc w:val="left"/>
+      <w:pPr>
+        <w:ind w:left="720" w:hanging="360"/>
+      </w:pPr>
+      <w:rPr>
+        <w:rFonts w:ascii="Symbol" w:hAnsi="Symbol" w:hint="default"/>
+      </w:rPr>
+    </w:lvl>
+    <w:lvl w:ilvl="1" w:tplc="04160003" w:tentative="1">
+      <w:start w:val="1"/>
+      <w:numFmt w:val="bullet"/>
+      <w:lvlText w:val="o"/>
+      <w:lvlJc w:val="left"/>
+      <w:pPr>
+        <w:ind w:left="1440" w:hanging="360"/>
+      </w:pPr>
+      <w:rPr>
+        <w:rFonts w:ascii="Courier New" w:hAnsi="Courier New" w:cs="Courier New" w:hint="default"/>
+      </w:rPr>
+    </w:lvl>
+    <w:lvl w:ilvl="2" w:tplc="04160005" w:tentative="1">
+      <w:start w:val="1"/>
+      <w:numFmt w:val="bullet"/>
+      <w:lvlText w:val=""/>
+      <w:lvlJc w:val="left"/>
+      <w:pPr>
+        <w:ind w:left="2160" w:hanging="360"/>
+      </w:pPr>
+      <w:rPr>
+        <w:rFonts w:ascii="Wingdings" w:hAnsi="Wingdings" w:hint="default"/>
+      </w:rPr>
+    </w:lvl>
+    <w:lvl w:ilvl="3" w:tplc="04160001" w:tentative="1">
+      <w:start w:val="1"/>
+      <w:numFmt w:val="bullet"/>
+      <w:lvlText w:val=""/>
+      <w:lvlJc w:val="left"/>
+      <w:pPr>
+        <w:ind w:left="2880" w:hanging="360"/>
+      </w:pPr>
+      <w:rPr>
+        <w:rFonts w:ascii="Symbol" w:hAnsi="Symbol" w:hint="default"/>
+      </w:rPr>
+    </w:lvl>
+    <w:lvl w:ilvl="4" w:tplc="04160003" w:tentative="1">
+      <w:start w:val="1"/>
+      <w:numFmt w:val="bullet"/>
+      <w:lvlText w:val="o"/>
+      <w:lvlJc w:val="left"/>
+      <w:pPr>
+        <w:ind w:left="3600" w:hanging="360"/>
+      </w:pPr>
+      <w:rPr>
+        <w:rFonts w:ascii="Courier New" w:hAnsi="Courier New" w:cs="Courier New" w:hint="default"/>
+      </w:rPr>
+    </w:lvl>
+    <w:lvl w:ilvl="5" w:tplc="04160005" w:tentative="1">
+      <w:start w:val="1"/>
+      <w:numFmt w:val="bullet"/>
+      <w:lvlText w:val=""/>
+      <w:lvlJc w:val="left"/>
+      <w:pPr>
+        <w:ind w:left="4320" w:hanging="360"/>
+      </w:pPr>
+      <w:rPr>
+        <w:rFonts w:ascii="Wingdings" w:hAnsi="Wingdings" w:hint="default"/>
+      </w:rPr>
+    </w:lvl>
+    <w:lvl w:ilvl="6" w:tplc="04160001" w:tentative="1">
+      <w:start w:val="1"/>
+      <w:numFmt w:val="bullet"/>
+      <w:lvlText w:val=""/>
+      <w:lvlJc w:val="left"/>
+      <w:pPr>
+        <w:ind w:left="5040" w:hanging="360"/>
+      </w:pPr>
+      <w:rPr>
+        <w:rFonts w:ascii="Symbol" w:hAnsi="Symbol" w:hint="default"/>
+      </w:rPr>
+    </w:lvl>
+    <w:lvl w:ilvl="7" w:tplc="04160003" w:tentative="1">
+      <w:start w:val="1"/>
+      <w:numFmt w:val="bullet"/>
+      <w:lvlText w:val="o"/>
+      <w:lvlJc w:val="left"/>
+      <w:pPr>
+        <w:ind w:left="5760" w:hanging="360"/>
+      </w:pPr>
+      <w:rPr>
+        <w:rFonts w:ascii="Courier New" w:hAnsi="Courier New" w:cs="Courier New" w:hint="default"/>
+      </w:rPr>
+    </w:lvl>
+    <w:lvl w:ilvl="8" w:tplc="04160005" w:tentative="1">
+      <w:start w:val="1"/>
+      <w:numFmt w:val="bullet"/>
+      <w:lvlText w:val=""/>
+      <w:lvlJc w:val="left"/>
+      <w:pPr>
+        <w:ind w:left="6480" w:hanging="360"/>
+      </w:pPr>
+      <w:rPr>
+        <w:rFonts w:ascii="Wingdings" w:hAnsi="Wingdings" w:hint="default"/>
+      </w:rPr>
+    </w:lvl>
+  </w:abstractNum>
+  <w:abstractNum w:abstractNumId="7" w15:restartNumberingAfterBreak="0">
+    <w:nsid w:val="5CE3424C"/>
+    <w:multiLevelType w:val="hybridMultilevel"/>
+    <w:tmpl w:val="44D288D6"/>
+    <w:lvl w:ilvl="0" w:tplc="0416000F">
+      <w:start w:val="1"/>
+      <w:numFmt w:val="decimal"/>
+      <w:lvlText w:val="%1."/>
+      <w:lvlJc w:val="left"/>
+      <w:pPr>
+        <w:ind w:left="1440" w:hanging="360"/>
+      </w:pPr>
+    </w:lvl>
+    <w:lvl w:ilvl="1" w:tplc="04160019" w:tentative="1">
+      <w:start w:val="1"/>
+      <w:numFmt w:val="lowerLetter"/>
+      <w:lvlText w:val="%2."/>
+      <w:lvlJc w:val="left"/>
+      <w:pPr>
+        <w:ind w:left="2160" w:hanging="360"/>
+      </w:pPr>
+    </w:lvl>
+    <w:lvl w:ilvl="2" w:tplc="0416001B" w:tentative="1">
+      <w:start w:val="1"/>
+      <w:numFmt w:val="lowerRoman"/>
+      <w:lvlText w:val="%3."/>
+      <w:lvlJc w:val="right"/>
+      <w:pPr>
+        <w:ind w:left="2880" w:hanging="180"/>
+      </w:pPr>
+    </w:lvl>
+    <w:lvl w:ilvl="3" w:tplc="0416000F" w:tentative="1">
+      <w:start w:val="1"/>
+      <w:numFmt w:val="decimal"/>
+      <w:lvlText w:val="%4."/>
+      <w:lvlJc w:val="left"/>
+      <w:pPr>
+        <w:ind w:left="3600" w:hanging="360"/>
+      </w:pPr>
+    </w:lvl>
+    <w:lvl w:ilvl="4" w:tplc="04160019" w:tentative="1">
+      <w:start w:val="1"/>
+      <w:numFmt w:val="lowerLetter"/>
+      <w:lvlText w:val="%5."/>
+      <w:lvlJc w:val="left"/>
+      <w:pPr>
+        <w:ind w:left="4320" w:hanging="360"/>
+      </w:pPr>
+    </w:lvl>
+    <w:lvl w:ilvl="5" w:tplc="0416001B" w:tentative="1">
+      <w:start w:val="1"/>
+      <w:numFmt w:val="lowerRoman"/>
+      <w:lvlText w:val="%6."/>
+      <w:lvlJc w:val="right"/>
+      <w:pPr>
+        <w:ind w:left="5040" w:hanging="180"/>
+      </w:pPr>
+    </w:lvl>
+    <w:lvl w:ilvl="6" w:tplc="0416000F" w:tentative="1">
+      <w:start w:val="1"/>
+      <w:numFmt w:val="decimal"/>
+      <w:lvlText w:val="%7."/>
+      <w:lvlJc w:val="left"/>
+      <w:pPr>
+        <w:ind w:left="5760" w:hanging="360"/>
+      </w:pPr>
+    </w:lvl>
+    <w:lvl w:ilvl="7" w:tplc="04160019" w:tentative="1">
+      <w:start w:val="1"/>
+      <w:numFmt w:val="lowerLetter"/>
+      <w:lvlText w:val="%8."/>
+      <w:lvlJc w:val="left"/>
+      <w:pPr>
+        <w:ind w:left="6480" w:hanging="360"/>
+      </w:pPr>
+    </w:lvl>
+    <w:lvl w:ilvl="8" w:tplc="0416001B" w:tentative="1">
+      <w:start w:val="1"/>
+      <w:numFmt w:val="lowerRoman"/>
+      <w:lvlText w:val="%9."/>
+      <w:lvlJc w:val="right"/>
+      <w:pPr>
+        <w:ind w:left="7200" w:hanging="180"/>
+      </w:pPr>
+    </w:lvl>
+  </w:abstractNum>
+  <w:abstractNum w:abstractNumId="8" w15:restartNumberingAfterBreak="0">
+    <w:nsid w:val="6E2F4DE0"/>
+    <w:multiLevelType w:val="multilevel"/>
+    <w:tmpl w:val="A904AEC6"/>
+    <w:lvl w:ilvl="0">
+      <w:start w:val="1"/>
+      <w:numFmt w:val="bullet"/>
+      <w:lvlText w:val=""/>
+      <w:lvlJc w:val="left"/>
+      <w:pPr>
+        <w:tabs>
+          <w:tab w:val="num" w:pos="720"/>
+        </w:tabs>
+        <w:ind w:left="720" w:hanging="360"/>
+      </w:pPr>
+      <w:rPr>
+        <w:rFonts w:ascii="Symbol" w:hAnsi="Symbol" w:hint="default"/>
+        <w:sz w:val="20"/>
+      </w:rPr>
+    </w:lvl>
+    <w:lvl w:ilvl="1" w:tentative="1">
+      <w:start w:val="1"/>
+      <w:numFmt w:val="bullet"/>
+      <w:lvlText w:val="o"/>
+      <w:lvlJc w:val="left"/>
+      <w:pPr>
+        <w:tabs>
+          <w:tab w:val="num" w:pos="1440"/>
+        </w:tabs>
+        <w:ind w:left="1440" w:hanging="360"/>
+      </w:pPr>
+      <w:rPr>
+        <w:rFonts w:ascii="Courier New" w:hAnsi="Courier New" w:hint="default"/>
+        <w:sz w:val="20"/>
+      </w:rPr>
+    </w:lvl>
+    <w:lvl w:ilvl="2" w:tentative="1">
+      <w:start w:val="1"/>
+      <w:numFmt w:val="bullet"/>
+      <w:lvlText w:val=""/>
+      <w:lvlJc w:val="left"/>
+      <w:pPr>
+        <w:tabs>
+          <w:tab w:val="num" w:pos="2160"/>
+        </w:tabs>
+        <w:ind w:left="2160" w:hanging="360"/>
+      </w:pPr>
+      <w:rPr>
+        <w:rFonts w:ascii="Wingdings" w:hAnsi="Wingdings" w:hint="default"/>
+        <w:sz w:val="20"/>
+      </w:rPr>
+    </w:lvl>
+    <w:lvl w:ilvl="3" w:tentative="1">
+      <w:start w:val="1"/>
+      <w:numFmt w:val="bullet"/>
+      <w:lvlText w:val=""/>
+      <w:lvlJc w:val="left"/>
+      <w:pPr>
+        <w:tabs>
+          <w:tab w:val="num" w:pos="2880"/>
+        </w:tabs>
+        <w:ind w:left="2880" w:hanging="360"/>
+      </w:pPr>
+      <w:rPr>
+        <w:rFonts w:ascii="Wingdings" w:hAnsi="Wingdings" w:hint="default"/>
+        <w:sz w:val="20"/>
+      </w:rPr>
+    </w:lvl>
+    <w:lvl w:ilvl="4" w:tentative="1">
+      <w:start w:val="1"/>
+      <w:numFmt w:val="bullet"/>
+      <w:lvlText w:val=""/>
+      <w:lvlJc w:val="left"/>
+      <w:pPr>
+        <w:tabs>
+          <w:tab w:val="num" w:pos="3600"/>
+        </w:tabs>
+        <w:ind w:left="3600" w:hanging="360"/>
+      </w:pPr>
+      <w:rPr>
+        <w:rFonts w:ascii="Wingdings" w:hAnsi="Wingdings" w:hint="default"/>
+        <w:sz w:val="20"/>
+      </w:rPr>
+    </w:lvl>
+    <w:lvl w:ilvl="5" w:tentative="1">
+      <w:start w:val="1"/>
+      <w:numFmt w:val="bullet"/>
+      <w:lvlText w:val=""/>
+      <w:lvlJc w:val="left"/>
+      <w:pPr>
+        <w:tabs>
+          <w:tab w:val="num" w:pos="4320"/>
+        </w:tabs>
+        <w:ind w:left="4320" w:hanging="360"/>
+      </w:pPr>
+      <w:rPr>
+        <w:rFonts w:ascii="Wingdings" w:hAnsi="Wingdings" w:hint="default"/>
+        <w:sz w:val="20"/>
+      </w:rPr>
+    </w:lvl>
+    <w:lvl w:ilvl="6" w:tentative="1">
+      <w:start w:val="1"/>
+      <w:numFmt w:val="bullet"/>
+      <w:lvlText w:val=""/>
+      <w:lvlJc w:val="left"/>
+      <w:pPr>
+        <w:tabs>
+          <w:tab w:val="num" w:pos="5040"/>
+        </w:tabs>
+        <w:ind w:left="5040" w:hanging="360"/>
+      </w:pPr>
+      <w:rPr>
+        <w:rFonts w:ascii="Wingdings" w:hAnsi="Wingdings" w:hint="default"/>
+        <w:sz w:val="20"/>
+      </w:rPr>
+    </w:lvl>
+    <w:lvl w:ilvl="7" w:tentative="1">
+      <w:start w:val="1"/>
+      <w:numFmt w:val="bullet"/>
+      <w:lvlText w:val=""/>
+      <w:lvlJc w:val="left"/>
+      <w:pPr>
+        <w:tabs>
+          <w:tab w:val="num" w:pos="5760"/>
+        </w:tabs>
+        <w:ind w:left="5760" w:hanging="360"/>
+      </w:pPr>
+      <w:rPr>
+        <w:rFonts w:ascii="Wingdings" w:hAnsi="Wingdings" w:hint="default"/>
+        <w:sz w:val="20"/>
+      </w:rPr>
+    </w:lvl>
+    <w:lvl w:ilvl="8" w:tentative="1">
+      <w:start w:val="1"/>
+      <w:numFmt w:val="bullet"/>
+      <w:lvlText w:val=""/>
+      <w:lvlJc w:val="left"/>
+      <w:pPr>
+        <w:tabs>
+          <w:tab w:val="num" w:pos="6480"/>
+        </w:tabs>
+        <w:ind w:left="6480" w:hanging="360"/>
+      </w:pPr>
+      <w:rPr>
+        <w:rFonts w:ascii="Wingdings" w:hAnsi="Wingdings" w:hint="default"/>
+        <w:sz w:val="20"/>
+      </w:rPr>
+    </w:lvl>
+  </w:abstractNum>
+  <w:abstractNum w:abstractNumId="9" w15:restartNumberingAfterBreak="0">
+    <w:nsid w:val="7A240E2E"/>
+    <w:multiLevelType w:val="hybridMultilevel"/>
+    <w:tmpl w:val="67CEB24A"/>
+    <w:lvl w:ilvl="0" w:tplc="04160001">
+      <w:start w:val="1"/>
+      <w:numFmt w:val="bullet"/>
+      <w:lvlText w:val=""/>
+      <w:lvlJc w:val="left"/>
+      <w:pPr>
+        <w:ind w:left="1440" w:hanging="360"/>
+      </w:pPr>
+      <w:rPr>
+        <w:rFonts w:ascii="Symbol" w:hAnsi="Symbol" w:hint="default"/>
+      </w:rPr>
+    </w:lvl>
+    <w:lvl w:ilvl="1" w:tplc="04160003" w:tentative="1">
+      <w:start w:val="1"/>
+      <w:numFmt w:val="bullet"/>
+      <w:lvlText w:val="o"/>
+      <w:lvlJc w:val="left"/>
+      <w:pPr>
+        <w:ind w:left="2160" w:hanging="360"/>
+      </w:pPr>
+      <w:rPr>
+        <w:rFonts w:ascii="Courier New" w:hAnsi="Courier New" w:cs="Courier New" w:hint="default"/>
+      </w:rPr>
+    </w:lvl>
+    <w:lvl w:ilvl="2" w:tplc="04160005" w:tentative="1">
+      <w:start w:val="1"/>
+      <w:numFmt w:val="bullet"/>
+      <w:lvlText w:val=""/>
+      <w:lvlJc w:val="left"/>
+      <w:pPr>
+        <w:ind w:left="2880" w:hanging="360"/>
+      </w:pPr>
+      <w:rPr>
+        <w:rFonts w:ascii="Wingdings" w:hAnsi="Wingdings" w:hint="default"/>
+      </w:rPr>
+    </w:lvl>
+    <w:lvl w:ilvl="3" w:tplc="04160001" w:tentative="1">
+      <w:start w:val="1"/>
+      <w:numFmt w:val="bullet"/>
+      <w:lvlText w:val=""/>
+      <w:lvlJc w:val="left"/>
+      <w:pPr>
+        <w:ind w:left="3600" w:hanging="360"/>
+      </w:pPr>
+      <w:rPr>
+        <w:rFonts w:ascii="Symbol" w:hAnsi="Symbol" w:hint="default"/>
+      </w:rPr>
+    </w:lvl>
+    <w:lvl w:ilvl="4" w:tplc="04160003" w:tentative="1">
+      <w:start w:val="1"/>
+      <w:numFmt w:val="bullet"/>
+      <w:lvlText w:val="o"/>
+      <w:lvlJc w:val="left"/>
+      <w:pPr>
+        <w:ind w:left="4320" w:hanging="360"/>
+      </w:pPr>
+      <w:rPr>
+        <w:rFonts w:ascii="Courier New" w:hAnsi="Courier New" w:cs="Courier New" w:hint="default"/>
+      </w:rPr>
+    </w:lvl>
+    <w:lvl w:ilvl="5" w:tplc="04160005" w:tentative="1">
+      <w:start w:val="1"/>
+      <w:numFmt w:val="bullet"/>
+      <w:lvlText w:val=""/>
+      <w:lvlJc w:val="left"/>
+      <w:pPr>
+        <w:ind w:left="5040" w:hanging="360"/>
+      </w:pPr>
+      <w:rPr>
+        <w:rFonts w:ascii="Wingdings" w:hAnsi="Wingdings" w:hint="default"/>
+      </w:rPr>
+    </w:lvl>
+    <w:lvl w:ilvl="6" w:tplc="04160001" w:tentative="1">
+      <w:start w:val="1"/>
+      <w:numFmt w:val="bullet"/>
+      <w:lvlText w:val=""/>
+      <w:lvlJc w:val="left"/>
+      <w:pPr>
+        <w:ind w:left="5760" w:hanging="360"/>
+      </w:pPr>
+      <w:rPr>
+        <w:rFonts w:ascii="Symbol" w:hAnsi="Symbol" w:hint="default"/>
+      </w:rPr>
+    </w:lvl>
+    <w:lvl w:ilvl="7" w:tplc="04160003" w:tentative="1">
+      <w:start w:val="1"/>
+      <w:numFmt w:val="bullet"/>
+      <w:lvlText w:val="o"/>
+      <w:lvlJc w:val="left"/>
+      <w:pPr>
+        <w:ind w:left="6480" w:hanging="360"/>
+      </w:pPr>
+      <w:rPr>
+        <w:rFonts w:ascii="Courier New" w:hAnsi="Courier New" w:cs="Courier New" w:hint="default"/>
+      </w:rPr>
+    </w:lvl>
+    <w:lvl w:ilvl="8" w:tplc="04160005" w:tentative="1">
+      <w:start w:val="1"/>
+      <w:numFmt w:val="bullet"/>
+      <w:lvlText w:val=""/>
+      <w:lvlJc w:val="left"/>
+      <w:pPr>
+        <w:ind w:left="7200" w:hanging="360"/>
+      </w:pPr>
+      <w:rPr>
+        <w:rFonts w:ascii="Wingdings" w:hAnsi="Wingdings" w:hint="default"/>
+      </w:rPr>
+    </w:lvl>
+  </w:abstractNum>
+  <w:abstractNum w:abstractNumId="10" w15:restartNumberingAfterBreak="0">
+    <w:nsid w:val="7D770D7F"/>
+    <w:multiLevelType w:val="hybridMultilevel"/>
+    <w:tmpl w:val="A238EDF4"/>
+    <w:lvl w:ilvl="0" w:tplc="04160001">
+      <w:start w:val="1"/>
+      <w:numFmt w:val="bullet"/>
+      <w:lvlText w:val=""/>
+      <w:lvlJc w:val="left"/>
+      <w:pPr>
+        <w:ind w:left="720" w:hanging="360"/>
+      </w:pPr>
+      <w:rPr>
+        <w:rFonts w:ascii="Symbol" w:hAnsi="Symbol" w:hint="default"/>
+      </w:rPr>
+    </w:lvl>
+    <w:lvl w:ilvl="1" w:tplc="04160003" w:tentative="1">
+      <w:start w:val="1"/>
+      <w:numFmt w:val="bullet"/>
+      <w:lvlText w:val="o"/>
+      <w:lvlJc w:val="left"/>
+      <w:pPr>
+        <w:ind w:left="1440" w:hanging="360"/>
+      </w:pPr>
+      <w:rPr>
+        <w:rFonts w:ascii="Courier New" w:hAnsi="Courier New" w:cs="Courier New" w:hint="default"/>
+      </w:rPr>
+    </w:lvl>
+    <w:lvl w:ilvl="2" w:tplc="04160005" w:tentative="1">
+      <w:start w:val="1"/>
+      <w:numFmt w:val="bullet"/>
+      <w:lvlText w:val=""/>
+      <w:lvlJc w:val="left"/>
+      <w:pPr>
+        <w:ind w:left="2160" w:hanging="360"/>
+      </w:pPr>
+      <w:rPr>
+        <w:rFonts w:ascii="Wingdings" w:hAnsi="Wingdings" w:hint="default"/>
+      </w:rPr>
+    </w:lvl>
+    <w:lvl w:ilvl="3" w:tplc="04160001" w:tentative="1">
+      <w:start w:val="1"/>
+      <w:numFmt w:val="bullet"/>
+      <w:lvlText w:val=""/>
+      <w:lvlJc w:val="left"/>
+      <w:pPr>
+        <w:ind w:left="2880" w:hanging="360"/>
+      </w:pPr>
+      <w:rPr>
+        <w:rFonts w:ascii="Symbol" w:hAnsi="Symbol" w:hint="default"/>
+      </w:rPr>
+    </w:lvl>
+    <w:lvl w:ilvl="4" w:tplc="04160003" w:tentative="1">
+      <w:start w:val="1"/>
+      <w:numFmt w:val="bullet"/>
+      <w:lvlText w:val="o"/>
+      <w:lvlJc w:val="left"/>
+      <w:pPr>
+        <w:ind w:left="3600" w:hanging="360"/>
+      </w:pPr>
+      <w:rPr>
+        <w:rFonts w:ascii="Courier New" w:hAnsi="Courier New" w:cs="Courier New" w:hint="default"/>
+      </w:rPr>
+    </w:lvl>
+    <w:lvl w:ilvl="5" w:tplc="04160005" w:tentative="1">
+      <w:start w:val="1"/>
+      <w:numFmt w:val="bullet"/>
+      <w:lvlText w:val=""/>
+      <w:lvlJc w:val="left"/>
+      <w:pPr>
+        <w:ind w:left="4320" w:hanging="360"/>
+      </w:pPr>
+      <w:rPr>
+        <w:rFonts w:ascii="Wingdings" w:hAnsi="Wingdings" w:hint="default"/>
+      </w:rPr>
+    </w:lvl>
+    <w:lvl w:ilvl="6" w:tplc="04160001" w:tentative="1">
+      <w:start w:val="1"/>
+      <w:numFmt w:val="bullet"/>
+      <w:lvlText w:val=""/>
+      <w:lvlJc w:val="left"/>
+      <w:pPr>
+        <w:ind w:left="5040" w:hanging="360"/>
+      </w:pPr>
+      <w:rPr>
+        <w:rFonts w:ascii="Symbol" w:hAnsi="Symbol" w:hint="default"/>
+      </w:rPr>
+    </w:lvl>
+    <w:lvl w:ilvl="7" w:tplc="04160003" w:tentative="1">
+      <w:start w:val="1"/>
+      <w:numFmt w:val="bullet"/>
+      <w:lvlText w:val="o"/>
+      <w:lvlJc w:val="left"/>
+      <w:pPr>
+        <w:ind w:left="5760" w:hanging="360"/>
+      </w:pPr>
+      <w:rPr>
+        <w:rFonts w:ascii="Courier New" w:hAnsi="Courier New" w:cs="Courier New" w:hint="default"/>
+      </w:rPr>
+    </w:lvl>
+    <w:lvl w:ilvl="8" w:tplc="04160005" w:tentative="1">
+      <w:start w:val="1"/>
+      <w:numFmt w:val="bullet"/>
+      <w:lvlText w:val=""/>
+      <w:lvlJc w:val="left"/>
+      <w:pPr>
+        <w:ind w:left="6480" w:hanging="360"/>
+      </w:pPr>
+      <w:rPr>
+        <w:rFonts w:ascii="Wingdings" w:hAnsi="Wingdings" w:hint="default"/>
+      </w:rPr>
+    </w:lvl>
+  </w:abstractNum>
+  <w:abstractNum w:abstractNumId="11" w15:restartNumberingAfterBreak="0">
+    <w:nsid w:val="7DEF0CC0"/>
+    <w:multiLevelType w:val="hybridMultilevel"/>
+    <w:tmpl w:val="BB8ECC00"/>
+    <w:lvl w:ilvl="0" w:tplc="0416000D">
+      <w:start w:val="1"/>
+      <w:numFmt w:val="bullet"/>
+      <w:lvlText w:val=""/>
+      <w:lvlJc w:val="left"/>
+      <w:pPr>
+        <w:ind w:left="1440" w:hanging="360"/>
+      </w:pPr>
+      <w:rPr>
+        <w:rFonts w:ascii="Wingdings" w:hAnsi="Wingdings" w:hint="default"/>
+      </w:rPr>
+    </w:lvl>
+    <w:lvl w:ilvl="1" w:tplc="04160003" w:tentative="1">
+      <w:start w:val="1"/>
+      <w:numFmt w:val="bullet"/>
+      <w:lvlText w:val="o"/>
+      <w:lvlJc w:val="left"/>
+      <w:pPr>
+        <w:ind w:left="2160" w:hanging="360"/>
+      </w:pPr>
+      <w:rPr>
+        <w:rFonts w:ascii="Courier New" w:hAnsi="Courier New" w:cs="Courier New" w:hint="default"/>
+      </w:rPr>
+    </w:lvl>
+    <w:lvl w:ilvl="2" w:tplc="04160005" w:tentative="1">
+      <w:start w:val="1"/>
+      <w:numFmt w:val="bullet"/>
+      <w:lvlText w:val=""/>
+      <w:lvlJc w:val="left"/>
+      <w:pPr>
+        <w:ind w:left="2880" w:hanging="360"/>
+      </w:pPr>
+      <w:rPr>
+        <w:rFonts w:ascii="Wingdings" w:hAnsi="Wingdings" w:hint="default"/>
+      </w:rPr>
+    </w:lvl>
+    <w:lvl w:ilvl="3" w:tplc="04160001" w:tentative="1">
+      <w:start w:val="1"/>
+      <w:numFmt w:val="bullet"/>
+      <w:lvlText w:val=""/>
+      <w:lvlJc w:val="left"/>
+      <w:pPr>
+        <w:ind w:left="3600" w:hanging="360"/>
+      </w:pPr>
+      <w:rPr>
+        <w:rFonts w:ascii="Symbol" w:hAnsi="Symbol" w:hint="default"/>
+      </w:rPr>
+    </w:lvl>
+    <w:lvl w:ilvl="4" w:tplc="04160003" w:tentative="1">
+      <w:start w:val="1"/>
+      <w:numFmt w:val="bullet"/>
+      <w:lvlText w:val="o"/>
+      <w:lvlJc w:val="left"/>
+      <w:pPr>
+        <w:ind w:left="4320" w:hanging="360"/>
+      </w:pPr>
+      <w:rPr>
+        <w:rFonts w:ascii="Courier New" w:hAnsi="Courier New" w:cs="Courier New" w:hint="default"/>
+      </w:rPr>
+    </w:lvl>
+    <w:lvl w:ilvl="5" w:tplc="04160005" w:tentative="1">
+      <w:start w:val="1"/>
+      <w:numFmt w:val="bullet"/>
+      <w:lvlText w:val=""/>
+      <w:lvlJc w:val="left"/>
+      <w:pPr>
+        <w:ind w:left="5040" w:hanging="360"/>
+      </w:pPr>
+      <w:rPr>
+        <w:rFonts w:ascii="Wingdings" w:hAnsi="Wingdings" w:hint="default"/>
+      </w:rPr>
+    </w:lvl>
+    <w:lvl w:ilvl="6" w:tplc="04160001" w:tentative="1">
+      <w:start w:val="1"/>
+      <w:numFmt w:val="bullet"/>
+      <w:lvlText w:val=""/>
+      <w:lvlJc w:val="left"/>
+      <w:pPr>
+        <w:ind w:left="5760" w:hanging="360"/>
+      </w:pPr>
+      <w:rPr>
+        <w:rFonts w:ascii="Symbol" w:hAnsi="Symbol" w:hint="default"/>
+      </w:rPr>
+    </w:lvl>
+    <w:lvl w:ilvl="7" w:tplc="04160003" w:tentative="1">
+      <w:start w:val="1"/>
+      <w:numFmt w:val="bullet"/>
+      <w:lvlText w:val="o"/>
+      <w:lvlJc w:val="left"/>
+      <w:pPr>
+        <w:ind w:left="6480" w:hanging="360"/>
+      </w:pPr>
+      <w:rPr>
+        <w:rFonts w:ascii="Courier New" w:hAnsi="Courier New" w:cs="Courier New" w:hint="default"/>
+      </w:rPr>
+    </w:lvl>
+    <w:lvl w:ilvl="8" w:tplc="04160005" w:tentative="1">
+      <w:start w:val="1"/>
+      <w:numFmt w:val="bullet"/>
+      <w:lvlText w:val=""/>
+      <w:lvlJc w:val="left"/>
+      <w:pPr>
+        <w:ind w:left="7200" w:hanging="360"/>
+      </w:pPr>
+      <w:rPr>
+        <w:rFonts w:ascii="Wingdings" w:hAnsi="Wingdings" w:hint="default"/>
+      </w:rPr>
+    </w:lvl>
+  </w:abstractNum>
   <w:num w:numId="1" w16cid:durableId="1709717167">
+    <w:abstractNumId w:val="1"/>
+  </w:num>
+  <w:num w:numId="2" w16cid:durableId="411852065">
+    <w:abstractNumId w:val="10"/>
+  </w:num>
+  <w:num w:numId="3" w16cid:durableId="1118644954">
+    <w:abstractNumId w:val="2"/>
+  </w:num>
+  <w:num w:numId="4" w16cid:durableId="378168618">
+    <w:abstractNumId w:val="5"/>
+  </w:num>
+  <w:num w:numId="5" w16cid:durableId="31351484">
     <w:abstractNumId w:val="0"/>
   </w:num>
-  <w:num w:numId="2" w16cid:durableId="411852065">
-    <w:abstractNumId w:val="2"/>
+  <w:num w:numId="6" w16cid:durableId="828253014">
+    <w:abstractNumId w:val="6"/>
   </w:num>
-  <w:num w:numId="3" w16cid:durableId="1118644954">
-    <w:abstractNumId w:val="1"/>
+  <w:num w:numId="7" w16cid:durableId="954021160">
+    <w:abstractNumId w:val="3"/>
+  </w:num>
+  <w:num w:numId="8" w16cid:durableId="1112749445">
+    <w:abstractNumId w:val="11"/>
+  </w:num>
+  <w:num w:numId="9" w16cid:durableId="145821148">
+    <w:abstractNumId w:val="7"/>
+  </w:num>
+  <w:num w:numId="10" w16cid:durableId="807743258">
+    <w:abstractNumId w:val="8"/>
+  </w:num>
+  <w:num w:numId="11" w16cid:durableId="483162454">
+    <w:abstractNumId w:val="4"/>
+  </w:num>
+  <w:num w:numId="12" w16cid:durableId="2098210854">
+    <w:abstractNumId w:val="9"/>
   </w:num>
 </w:numbering>
 </file>
@@ -3672,6 +7796,7 @@
   <w:style w:type="character" w:default="1" w:styleId="Fontepargpadro">
     <w:name w:val="Default Paragraph Font"/>
     <w:uiPriority w:val="1"/>
+    <w:semiHidden/>
     <w:unhideWhenUsed/>
   </w:style>
   <w:style w:type="table" w:default="1" w:styleId="Tabelanormal">
@@ -4033,7 +8158,7 @@
         <a:sysClr val="windowText" lastClr="000000"/>
       </a:dk1>
       <a:lt1>
-        <a:sysClr val="window" lastClr="FFFFFF"/>
+        <a:sysClr val="window" lastClr="C8C8C8"/>
       </a:lt1>
       <a:dk2>
         <a:srgbClr val="44546A"/>
